--- a/shinmok1/pack/2509/H1MOGO25-09_31_SET.docx
+++ b/shinmok1/pack/2509/H1MOGO25-09_31_SET.docx
@@ -58,7 +58,7 @@
           <w:sz w:val="16"/>
           <w:u w:val="none"/>
         </w:rPr>
-        <w:t>(   )반 (   )번 이름(            )  CHECK ___/35  전용 ___/44.3점</w:t>
+        <w:t>(   )반 (   )번 이름(            )  CHECK ___/35  전용 ___/30.0점</w:t>
       </w:r>
     </w:p>
     <w:p>
@@ -1449,7 +1449,7 @@
           <w:sz w:val="18"/>
           <w:u w:val="none"/>
         </w:rPr>
-        <w:t>PART 2 · 전용문제  (선택형 13 · 서답형 1 · 44.3점)</w:t>
+        <w:t>PART 2 · 전용문제  (선택형 8 · 서답형 2 · 30.0점)</w:t>
       </w:r>
     </w:p>
     <w:p>
@@ -1474,25 +1474,25 @@
           <w:sz w:val="17"/>
           <w:u w:val="none"/>
         </w:rPr>
-        <w:t xml:space="preserve"> 윗글의 내용과 일치하지 </w:t>
-      </w:r>
-      <w:r>
-        <w:rPr>
-          <w:rFonts w:ascii="맑은 고딕" w:hAnsi="맑은 고딕" w:eastAsia="맑은 고딕"/>
-          <w:b/>
-          <w:sz w:val="17"/>
-          <w:u w:val="none"/>
-        </w:rPr>
-        <w:t>않는</w:t>
+        <w:t xml:space="preserve"> 다음 글에 대한 &lt;보기&gt;의 설명 중 </w:t>
       </w:r>
       <w:r>
         <w:rPr>
           <w:rFonts w:ascii="맑은 고딕" w:hAnsi="맑은 고딕" w:eastAsia="맑은 고딕"/>
           <w:b w:val="0"/>
           <w:sz w:val="17"/>
-          <w:u w:val="none"/>
-        </w:rPr>
-        <w:t xml:space="preserve"> 것은? [2.7점]</w:t>
+          <w:u w:val="single"/>
+        </w:rPr>
+        <w:t>틀린</w:t>
+      </w:r>
+      <w:r>
+        <w:rPr>
+          <w:rFonts w:ascii="맑은 고딕" w:hAnsi="맑은 고딕" w:eastAsia="맑은 고딕"/>
+          <w:b w:val="0"/>
+          <w:sz w:val="17"/>
+          <w:u w:val="none"/>
+        </w:rPr>
+        <w:t xml:space="preserve"> 것만을 있는 대로 고른 것은? [3.3점]</w:t>
       </w:r>
     </w:p>
     <w:p>
@@ -1515,7 +1515,197 @@
           <w:sz w:val="17"/>
           <w:u w:val="none"/>
         </w:rPr>
-        <w:t>How we feel over the long run is not simply a running total of pleasant and unpleasant moments. A good event lifts the mood and a bad one lowers it, yet neither pushes us onto a permanently new course. Human beings absorb news of both kinds and then drift back to the level of contentment that is normally theirs. Peaks and dips come and go, but time, like water settling to its own surface, pulls us toward that level: upward after a loss, downward after a gain. The glow of a first romance fades, and so does the misery of a break-up. Small children show the pattern most clearly: the toy they have been begging for convinces them of lifelong happiness, and the conviction lasts a few minutes before they, like the grown-ups around them, get used to it.</w:t>
+        <w:t>Whether we feel happy or sad, content or discontent, is not determined merely by each individual successive moment of life experience — a good thing happens and I'm happy, a bad thing happens and I'm sad. (A) ________ our experiences affect our mood, we are not ⓐ</w:t>
+      </w:r>
+      <w:r>
+        <w:rPr>
+          <w:rFonts w:ascii="맑은 고딕" w:hAnsi="맑은 고딕" w:eastAsia="맑은 고딕"/>
+          <w:b w:val="0"/>
+          <w:sz w:val="17"/>
+          <w:u w:val="single"/>
+        </w:rPr>
+        <w:t>blown</w:t>
+      </w:r>
+      <w:r>
+        <w:rPr>
+          <w:rFonts w:ascii="맑은 고딕" w:hAnsi="맑은 고딕" w:eastAsia="맑은 고딕"/>
+          <w:b w:val="0"/>
+          <w:sz w:val="17"/>
+          <w:u w:val="none"/>
+        </w:rPr>
+        <w:t xml:space="preserve"> in a completely new direction by each gust of wind. As humans, we adjust — to new information and events both good and bad — and return to our personal default level of well-being. There will be highs and lows, but over time, like water seeking its own level, we are pulled toward our baseline — back up after bad news and back down after good. The euphoria of first love ⓑ</w:t>
+      </w:r>
+      <w:r>
+        <w:rPr>
+          <w:rFonts w:ascii="맑은 고딕" w:hAnsi="맑은 고딕" w:eastAsia="맑은 고딕"/>
+          <w:b w:val="0"/>
+          <w:sz w:val="17"/>
+          <w:u w:val="single"/>
+        </w:rPr>
+        <w:t>fades</w:t>
+      </w:r>
+      <w:r>
+        <w:rPr>
+          <w:rFonts w:ascii="맑은 고딕" w:hAnsi="맑은 고딕" w:eastAsia="맑은 고딕"/>
+          <w:b w:val="0"/>
+          <w:sz w:val="17"/>
+          <w:u w:val="none"/>
+        </w:rPr>
+        <w:t>, and so does the despair of a break-up. This tendency is best seen with little kids and their toy joy: When they get what they've longed for, they believe they will be happy for the rest of their lives. And for the first few minutes of the rest of their lives, they are. But then the kids — like adults — adapt.</w:t>
+      </w:r>
+    </w:p>
+    <w:p>
+      <w:pPr>
+        <w:spacing w:before="0" w:after="0" w:line="288" w:lineRule="auto"/>
+        <w:ind w:left="40"/>
+        <w:snapToGrid w:val="0"/>
+        <w:pBdr>
+          <w:top w:val="single" w:sz="4" w:space="2" w:color="9B6BD0"/>
+          <w:left w:val="single" w:sz="4" w:space="2" w:color="9B6BD0"/>
+          <w:bottom w:val="single" w:sz="4" w:space="2" w:color="9B6BD0"/>
+          <w:right w:val="single" w:sz="4" w:space="2" w:color="9B6BD0"/>
+        </w:pBdr>
+        <w:shd w:val="clear" w:color="auto" w:fill="FAF5FF"/>
+      </w:pPr>
+      <w:r>
+        <w:rPr>
+          <w:rFonts w:ascii="맑은 고딕" w:hAnsi="맑은 고딕" w:eastAsia="맑은 고딕"/>
+          <w:b/>
+          <w:sz w:val="17"/>
+          <w:u w:val="none"/>
+        </w:rPr>
+        <w:t>&lt;보 기&gt;</w:t>
+      </w:r>
+    </w:p>
+    <w:p>
+      <w:pPr>
+        <w:spacing w:before="0" w:after="0" w:line="288" w:lineRule="auto"/>
+        <w:ind w:left="40"/>
+        <w:snapToGrid w:val="0"/>
+        <w:pBdr>
+          <w:top w:val="single" w:sz="4" w:space="2" w:color="9B6BD0"/>
+          <w:left w:val="single" w:sz="4" w:space="2" w:color="9B6BD0"/>
+          <w:bottom w:val="single" w:sz="4" w:space="2" w:color="9B6BD0"/>
+          <w:right w:val="single" w:sz="4" w:space="2" w:color="9B6BD0"/>
+        </w:pBdr>
+        <w:shd w:val="clear" w:color="auto" w:fill="FAF5FF"/>
+      </w:pPr>
+      <w:r>
+        <w:rPr>
+          <w:rFonts w:ascii="맑은 고딕" w:hAnsi="맑은 고딕" w:eastAsia="맑은 고딕"/>
+          <w:b w:val="0"/>
+          <w:sz w:val="17"/>
+          <w:u w:val="none"/>
+        </w:rPr>
+        <w:t>(a) The writer says that our mood is determined only by each moment of experience.</w:t>
+      </w:r>
+    </w:p>
+    <w:p>
+      <w:pPr>
+        <w:spacing w:before="0" w:after="0" w:line="288" w:lineRule="auto"/>
+        <w:ind w:left="40"/>
+        <w:snapToGrid w:val="0"/>
+        <w:pBdr>
+          <w:top w:val="single" w:sz="4" w:space="2" w:color="9B6BD0"/>
+          <w:left w:val="single" w:sz="4" w:space="2" w:color="9B6BD0"/>
+          <w:bottom w:val="single" w:sz="4" w:space="2" w:color="9B6BD0"/>
+          <w:right w:val="single" w:sz="4" w:space="2" w:color="9B6BD0"/>
+        </w:pBdr>
+        <w:shd w:val="clear" w:color="auto" w:fill="FAF5FF"/>
+      </w:pPr>
+      <w:r>
+        <w:rPr>
+          <w:rFonts w:ascii="맑은 고딕" w:hAnsi="맑은 고딕" w:eastAsia="맑은 고딕"/>
+          <w:b w:val="0"/>
+          <w:sz w:val="17"/>
+          <w:u w:val="none"/>
+        </w:rPr>
+        <w:t>(b) ‘Because’ is an appropriate expression for (A).</w:t>
+      </w:r>
+    </w:p>
+    <w:p>
+      <w:pPr>
+        <w:spacing w:before="0" w:after="0" w:line="288" w:lineRule="auto"/>
+        <w:ind w:left="40"/>
+        <w:snapToGrid w:val="0"/>
+        <w:pBdr>
+          <w:top w:val="single" w:sz="4" w:space="2" w:color="9B6BD0"/>
+          <w:left w:val="single" w:sz="4" w:space="2" w:color="9B6BD0"/>
+          <w:bottom w:val="single" w:sz="4" w:space="2" w:color="9B6BD0"/>
+          <w:right w:val="single" w:sz="4" w:space="2" w:color="9B6BD0"/>
+        </w:pBdr>
+        <w:shd w:val="clear" w:color="auto" w:fill="FAF5FF"/>
+      </w:pPr>
+      <w:r>
+        <w:rPr>
+          <w:rFonts w:ascii="맑은 고딕" w:hAnsi="맑은 고딕" w:eastAsia="맑은 고딕"/>
+          <w:b w:val="0"/>
+          <w:sz w:val="17"/>
+          <w:u w:val="none"/>
+        </w:rPr>
+        <w:t>(c) In ⓐ, the passive ‘are not blown’ is correct because ‘we’ are moved by the wind.</w:t>
+      </w:r>
+    </w:p>
+    <w:p>
+      <w:pPr>
+        <w:spacing w:before="0" w:after="0" w:line="288" w:lineRule="auto"/>
+        <w:ind w:left="40"/>
+        <w:snapToGrid w:val="0"/>
+        <w:pBdr>
+          <w:top w:val="single" w:sz="4" w:space="2" w:color="9B6BD0"/>
+          <w:left w:val="single" w:sz="4" w:space="2" w:color="9B6BD0"/>
+          <w:bottom w:val="single" w:sz="4" w:space="2" w:color="9B6BD0"/>
+          <w:right w:val="single" w:sz="4" w:space="2" w:color="9B6BD0"/>
+        </w:pBdr>
+        <w:shd w:val="clear" w:color="auto" w:fill="FAF5FF"/>
+      </w:pPr>
+      <w:r>
+        <w:rPr>
+          <w:rFonts w:ascii="맑은 고딕" w:hAnsi="맑은 고딕" w:eastAsia="맑은 고딕"/>
+          <w:b w:val="0"/>
+          <w:sz w:val="17"/>
+          <w:u w:val="none"/>
+        </w:rPr>
+        <w:t>(d) In the context, ⓑ ‘fades’ can be replaced by ‘gradually disappears’.</w:t>
+      </w:r>
+    </w:p>
+    <w:p>
+      <w:pPr>
+        <w:spacing w:before="0" w:after="60" w:line="288" w:lineRule="auto"/>
+        <w:ind w:left="40"/>
+        <w:snapToGrid w:val="0"/>
+        <w:pBdr>
+          <w:top w:val="single" w:sz="4" w:space="2" w:color="9B6BD0"/>
+          <w:left w:val="single" w:sz="4" w:space="2" w:color="9B6BD0"/>
+          <w:bottom w:val="single" w:sz="4" w:space="2" w:color="9B6BD0"/>
+          <w:right w:val="single" w:sz="4" w:space="2" w:color="9B6BD0"/>
+        </w:pBdr>
+        <w:shd w:val="clear" w:color="auto" w:fill="FAF5FF"/>
+      </w:pPr>
+      <w:r>
+        <w:rPr>
+          <w:rFonts w:ascii="맑은 고딕" w:hAnsi="맑은 고딕" w:eastAsia="맑은 고딕"/>
+          <w:b w:val="0"/>
+          <w:sz w:val="17"/>
+          <w:u w:val="none"/>
+        </w:rPr>
+        <w:t>(e) According to the writer, children’s joy over a new toy does not last long.</w:t>
+      </w:r>
+    </w:p>
+    <w:p>
+      <w:pPr>
+        <w:spacing w:before="0" w:after="20" w:line="276" w:lineRule="auto"/>
+        <w:ind w:left="80"/>
+        <w:snapToGrid w:val="0"/>
+      </w:pPr>
+      <w:r>
+        <w:rPr>
+          <w:rFonts w:ascii="맑은 고딕" w:hAnsi="맑은 고딕" w:eastAsia="맑은 고딕"/>
+          <w:b w:val="0"/>
+          <w:sz w:val="17"/>
+          <w:u w:val="none"/>
+        </w:rPr>
+        <w:t>① (b), (c)    ② (a), (b)    ③ (a), (b), (d)    ④ (c), (e)    ⑤ (a), (d), (e)</w:t>
       </w:r>
     </w:p>
     <w:p>
@@ -1540,25 +1730,25 @@
           <w:sz w:val="17"/>
           <w:u w:val="none"/>
         </w:rPr>
-        <w:t xml:space="preserve"> 윗글의 내용과 일치하지 </w:t>
-      </w:r>
-      <w:r>
-        <w:rPr>
-          <w:rFonts w:ascii="맑은 고딕" w:hAnsi="맑은 고딕" w:eastAsia="맑은 고딕"/>
-          <w:b/>
-          <w:sz w:val="17"/>
-          <w:u w:val="none"/>
-        </w:rPr>
-        <w:t>않는</w:t>
+        <w:t xml:space="preserve"> 다음 글의 밑줄 친 ⓐ ~ ⓕ 중, 어법상 </w:t>
       </w:r>
       <w:r>
         <w:rPr>
           <w:rFonts w:ascii="맑은 고딕" w:hAnsi="맑은 고딕" w:eastAsia="맑은 고딕"/>
           <w:b w:val="0"/>
           <w:sz w:val="17"/>
-          <w:u w:val="none"/>
-        </w:rPr>
-        <w:t xml:space="preserve"> 것은? [2.6점]</w:t>
+          <w:u w:val="single"/>
+        </w:rPr>
+        <w:t>틀린</w:t>
+      </w:r>
+      <w:r>
+        <w:rPr>
+          <w:rFonts w:ascii="맑은 고딕" w:hAnsi="맑은 고딕" w:eastAsia="맑은 고딕"/>
+          <w:b w:val="0"/>
+          <w:sz w:val="17"/>
+          <w:u w:val="none"/>
+        </w:rPr>
+        <w:t xml:space="preserve"> 것을 모두 고른 것은? [3.1점]</w:t>
       </w:r>
     </w:p>
     <w:p>
@@ -1581,7 +1771,131 @@
           <w:sz w:val="17"/>
           <w:u w:val="none"/>
         </w:rPr>
-        <w:t>Our sense of well-being is shaped by what happens to us, but it is not decided by it moment by moment. People take in good and bad news alike and settle back to a personal baseline, so that the swings of feeling, though real, are temporary. The excitement of a new love cools; the despair of losing it cools as well. Even a child's certainty that a long-wanted toy will keep him happy forever survives only for the first few minutes, after which the child adapts exactly as adults do.</w:t>
+        <w:t>Whether we feel happy or sad, content or discontent, ⓐ</w:t>
+      </w:r>
+      <w:r>
+        <w:rPr>
+          <w:rFonts w:ascii="맑은 고딕" w:hAnsi="맑은 고딕" w:eastAsia="맑은 고딕"/>
+          <w:b w:val="0"/>
+          <w:sz w:val="17"/>
+          <w:u w:val="single"/>
+        </w:rPr>
+        <w:t>is not determined</w:t>
+      </w:r>
+      <w:r>
+        <w:rPr>
+          <w:rFonts w:ascii="맑은 고딕" w:hAnsi="맑은 고딕" w:eastAsia="맑은 고딕"/>
+          <w:b w:val="0"/>
+          <w:sz w:val="17"/>
+          <w:u w:val="none"/>
+        </w:rPr>
+        <w:t xml:space="preserve"> merely by each individual successive moment of life experience — a good thing happens and I'm happy, a bad thing happens and I'm sad. While our experiences affect our mood, we are not blown in a completely new direction by each gust of wind. As humans, we adjust — to new information and events both good and bad — and ⓑ</w:t>
+      </w:r>
+      <w:r>
+        <w:rPr>
+          <w:rFonts w:ascii="맑은 고딕" w:hAnsi="맑은 고딕" w:eastAsia="맑은 고딕"/>
+          <w:b w:val="0"/>
+          <w:sz w:val="17"/>
+          <w:u w:val="single"/>
+        </w:rPr>
+        <w:t>returning</w:t>
+      </w:r>
+      <w:r>
+        <w:rPr>
+          <w:rFonts w:ascii="맑은 고딕" w:hAnsi="맑은 고딕" w:eastAsia="맑은 고딕"/>
+          <w:b w:val="0"/>
+          <w:sz w:val="17"/>
+          <w:u w:val="none"/>
+        </w:rPr>
+        <w:t xml:space="preserve"> to our personal default level of well-being. There will be highs and lows, but over time, like water ⓒ</w:t>
+      </w:r>
+      <w:r>
+        <w:rPr>
+          <w:rFonts w:ascii="맑은 고딕" w:hAnsi="맑은 고딕" w:eastAsia="맑은 고딕"/>
+          <w:b w:val="0"/>
+          <w:sz w:val="17"/>
+          <w:u w:val="single"/>
+        </w:rPr>
+        <w:t>seeking</w:t>
+      </w:r>
+      <w:r>
+        <w:rPr>
+          <w:rFonts w:ascii="맑은 고딕" w:hAnsi="맑은 고딕" w:eastAsia="맑은 고딕"/>
+          <w:b w:val="0"/>
+          <w:sz w:val="17"/>
+          <w:u w:val="none"/>
+        </w:rPr>
+        <w:t xml:space="preserve"> its own level, we are pulled toward our baseline — back up after bad news and back down after good. The euphoria of first love fades, and ⓓ</w:t>
+      </w:r>
+      <w:r>
+        <w:rPr>
+          <w:rFonts w:ascii="맑은 고딕" w:hAnsi="맑은 고딕" w:eastAsia="맑은 고딕"/>
+          <w:b w:val="0"/>
+          <w:sz w:val="17"/>
+          <w:u w:val="single"/>
+        </w:rPr>
+        <w:t>so is</w:t>
+      </w:r>
+      <w:r>
+        <w:rPr>
+          <w:rFonts w:ascii="맑은 고딕" w:hAnsi="맑은 고딕" w:eastAsia="맑은 고딕"/>
+          <w:b w:val="0"/>
+          <w:sz w:val="17"/>
+          <w:u w:val="none"/>
+        </w:rPr>
+        <w:t xml:space="preserve"> the despair of a break-up. This tendency ⓔ</w:t>
+      </w:r>
+      <w:r>
+        <w:rPr>
+          <w:rFonts w:ascii="맑은 고딕" w:hAnsi="맑은 고딕" w:eastAsia="맑은 고딕"/>
+          <w:b w:val="0"/>
+          <w:sz w:val="17"/>
+          <w:u w:val="single"/>
+        </w:rPr>
+        <w:t>is best seen</w:t>
+      </w:r>
+      <w:r>
+        <w:rPr>
+          <w:rFonts w:ascii="맑은 고딕" w:hAnsi="맑은 고딕" w:eastAsia="맑은 고딕"/>
+          <w:b w:val="0"/>
+          <w:sz w:val="17"/>
+          <w:u w:val="none"/>
+        </w:rPr>
+        <w:t xml:space="preserve"> with little kids and their toy joy: When they get ⓕ</w:t>
+      </w:r>
+      <w:r>
+        <w:rPr>
+          <w:rFonts w:ascii="맑은 고딕" w:hAnsi="맑은 고딕" w:eastAsia="맑은 고딕"/>
+          <w:b w:val="0"/>
+          <w:sz w:val="17"/>
+          <w:u w:val="single"/>
+        </w:rPr>
+        <w:t>which</w:t>
+      </w:r>
+      <w:r>
+        <w:rPr>
+          <w:rFonts w:ascii="맑은 고딕" w:hAnsi="맑은 고딕" w:eastAsia="맑은 고딕"/>
+          <w:b w:val="0"/>
+          <w:sz w:val="17"/>
+          <w:u w:val="none"/>
+        </w:rPr>
+        <w:t xml:space="preserve"> they've longed for, they believe they will be happy for the rest of their lives. And for the first few minutes of the rest of their lives, they are. But then the kids — like adults — adapt.</w:t>
+      </w:r>
+    </w:p>
+    <w:p>
+      <w:pPr>
+        <w:spacing w:before="0" w:after="20" w:line="276" w:lineRule="auto"/>
+        <w:ind w:left="80"/>
+        <w:snapToGrid w:val="0"/>
+      </w:pPr>
+      <w:r>
+        <w:rPr>
+          <w:rFonts w:ascii="맑은 고딕" w:hAnsi="맑은 고딕" w:eastAsia="맑은 고딕"/>
+          <w:b w:val="0"/>
+          <w:sz w:val="17"/>
+          <w:u w:val="none"/>
+        </w:rPr>
+        <w:t>① ⓐ, ⓑ    ② ⓑ, ⓒ, ⓔ    ③ ⓐ, ⓓ, ⓕ    ④ ⓑ, ⓓ, ⓕ    ⑤ ⓒ, ⓕ</w:t>
       </w:r>
     </w:p>
     <w:p>
@@ -1606,25 +1920,7 @@
           <w:sz w:val="17"/>
           <w:u w:val="none"/>
         </w:rPr>
-        <w:t xml:space="preserve"> 윗글의 밑줄 친 ①~⑤ 중, 문맥상 낱말의 쓰임이 적절하지 </w:t>
-      </w:r>
-      <w:r>
-        <w:rPr>
-          <w:rFonts w:ascii="맑은 고딕" w:hAnsi="맑은 고딕" w:eastAsia="맑은 고딕"/>
-          <w:b/>
-          <w:sz w:val="17"/>
-          <w:u w:val="none"/>
-        </w:rPr>
-        <w:t>않은</w:t>
-      </w:r>
-      <w:r>
-        <w:rPr>
-          <w:rFonts w:ascii="맑은 고딕" w:hAnsi="맑은 고딕" w:eastAsia="맑은 고딕"/>
-          <w:b w:val="0"/>
-          <w:sz w:val="17"/>
-          <w:u w:val="none"/>
-        </w:rPr>
-        <w:t xml:space="preserve"> 것은? [2.8점]</w:t>
+        <w:t xml:space="preserve"> 다음 글의 (A), (B), (C)의 각 괄호 안에서 문맥과 어법에 맞는 표현으로 가장 적절한 것은? [3.0점]</w:t>
       </w:r>
     </w:p>
     <w:p>
@@ -1647,7 +1943,87 @@
           <w:sz w:val="17"/>
           <w:u w:val="none"/>
         </w:rPr>
-        <w:t>Whether we feel cheerful or gloomy is not fixed by each ①separate moment of experience. Events do color our mood, but no single gust of wind carries us onto a ②permanent new course. As humans we adjust to fresh news, welcome or unwelcome, and return to a personal default level of well-being. Highs and lows occur, yet over time we are pulled toward our baseline — back up after bad news and back down after good. The euphoria of first love fades, and so does the despair of a break-up. The pattern is ③clearest in small children: given the toy they have longed for, they are sure they will be happy for the rest of their lives, and for the first few minutes they are. Then they ④resist, just as adults do, and the ⑤ordinary level of feeling returns.</w:t>
+        <w:t>Whether we feel happy or sad, content or discontent, is not determined merely by each individual successive moment of life experience — a good thing happens and I'm happy, a bad thing happens and I'm sad. While our experiences affect our mood, we are not blown in a completely new direction by each gust of wind. As humans, we adjust — to new information and events both good and bad — and (A) [return / escape] to our personal default level of well-being. There will be highs and lows, but over time, like water seeking its own level, we are (C) [pulled / pulling] toward our baseline — back up after bad news and back down after good. The euphoria of first love (B) [fades / grows], and so does the despair of a break-up. This tendency is best seen with little kids and their toy joy: When they get what they've longed for, they believe they will be happy for the rest of their lives. And for the first few minutes of the rest of their lives, they are. But then the kids — like adults — adapt.</w:t>
+      </w:r>
+    </w:p>
+    <w:p>
+      <w:pPr>
+        <w:spacing w:before="0" w:after="0" w:line="269" w:lineRule="auto"/>
+        <w:ind w:left="180" w:hanging="180"/>
+        <w:snapToGrid w:val="0"/>
+      </w:pPr>
+      <w:r>
+        <w:rPr>
+          <w:rFonts w:ascii="맑은 고딕" w:hAnsi="맑은 고딕" w:eastAsia="맑은 고딕"/>
+          <w:b w:val="0"/>
+          <w:sz w:val="17"/>
+          <w:u w:val="none"/>
+        </w:rPr>
+        <w:t>① (A) return  (B) fades  (C) pulled</w:t>
+      </w:r>
+    </w:p>
+    <w:p>
+      <w:pPr>
+        <w:spacing w:before="0" w:after="0" w:line="269" w:lineRule="auto"/>
+        <w:ind w:left="180" w:hanging="180"/>
+        <w:snapToGrid w:val="0"/>
+      </w:pPr>
+      <w:r>
+        <w:rPr>
+          <w:rFonts w:ascii="맑은 고딕" w:hAnsi="맑은 고딕" w:eastAsia="맑은 고딕"/>
+          <w:b w:val="0"/>
+          <w:sz w:val="17"/>
+          <w:u w:val="none"/>
+        </w:rPr>
+        <w:t>② (A) escape  (B) fades  (C) pulling</w:t>
+      </w:r>
+    </w:p>
+    <w:p>
+      <w:pPr>
+        <w:spacing w:before="0" w:after="0" w:line="269" w:lineRule="auto"/>
+        <w:ind w:left="180" w:hanging="180"/>
+        <w:snapToGrid w:val="0"/>
+      </w:pPr>
+      <w:r>
+        <w:rPr>
+          <w:rFonts w:ascii="맑은 고딕" w:hAnsi="맑은 고딕" w:eastAsia="맑은 고딕"/>
+          <w:b w:val="0"/>
+          <w:sz w:val="17"/>
+          <w:u w:val="none"/>
+        </w:rPr>
+        <w:t>③ (A) return  (B) grows  (C) pulled</w:t>
+      </w:r>
+    </w:p>
+    <w:p>
+      <w:pPr>
+        <w:spacing w:before="0" w:after="0" w:line="269" w:lineRule="auto"/>
+        <w:ind w:left="180" w:hanging="180"/>
+        <w:snapToGrid w:val="0"/>
+      </w:pPr>
+      <w:r>
+        <w:rPr>
+          <w:rFonts w:ascii="맑은 고딕" w:hAnsi="맑은 고딕" w:eastAsia="맑은 고딕"/>
+          <w:b w:val="0"/>
+          <w:sz w:val="17"/>
+          <w:u w:val="none"/>
+        </w:rPr>
+        <w:t>④ (A) escape  (B) grows  (C) pulled</w:t>
+      </w:r>
+    </w:p>
+    <w:p>
+      <w:pPr>
+        <w:spacing w:before="0" w:after="0" w:line="269" w:lineRule="auto"/>
+        <w:ind w:left="180" w:hanging="180"/>
+        <w:snapToGrid w:val="0"/>
+      </w:pPr>
+      <w:r>
+        <w:rPr>
+          <w:rFonts w:ascii="맑은 고딕" w:hAnsi="맑은 고딕" w:eastAsia="맑은 고딕"/>
+          <w:b w:val="0"/>
+          <w:sz w:val="17"/>
+          <w:u w:val="none"/>
+        </w:rPr>
+        <w:t>⑤ (A) return  (B) fades  (C) pulling</w:t>
       </w:r>
     </w:p>
     <w:p>
@@ -1672,16 +2048,16 @@
           <w:sz w:val="17"/>
           <w:u w:val="none"/>
         </w:rPr>
-        <w:t xml:space="preserve"> 윗글의 밑줄 친 ①~⑤ 중, 어법상 </w:t>
-      </w:r>
-      <w:r>
-        <w:rPr>
-          <w:rFonts w:ascii="맑은 고딕" w:hAnsi="맑은 고딕" w:eastAsia="맑은 고딕"/>
-          <w:b/>
+        <w:t xml:space="preserve"> 윗글의 내용과 일치하지 </w:t>
+      </w:r>
+      <w:r>
+        <w:rPr>
+          <w:rFonts w:ascii="맑은 고딕" w:hAnsi="맑은 고딕" w:eastAsia="맑은 고딕"/>
+          <w:b w:val="0"/>
           <w:sz w:val="17"/>
-          <w:u w:val="none"/>
-        </w:rPr>
-        <w:t>틀린</w:t>
+          <w:u w:val="single"/>
+        </w:rPr>
+        <w:t>않는</w:t>
       </w:r>
       <w:r>
         <w:rPr>
@@ -1713,7 +2089,87 @@
           <w:sz w:val="17"/>
           <w:u w:val="none"/>
         </w:rPr>
-        <w:t>Whether we feel happy or sad, content or discontent, ①is not determined merely by each individual successive moment of life experience — a good thing happens and I'm happy, a bad thing happens and I'm sad. ②While our experiences affect our mood, we are not ③blown in a ④complete new direction by each gust of wind. As humans, we adjust — to new information and events both good and bad — and return to our personal default level of ⑤well-being.</w:t>
+        <w:t>Whether we feel happy or sad, content or discontent, is not determined merely by each individual successive moment of life experience — a good thing happens and I'm happy, a bad thing happens and I'm sad. While our experiences affect our mood, we are not blown in a completely new direction by each gust of wind. As humans, we adjust — to new information and events both good and bad — and return to our personal default level of well-being. There will be highs and lows, but over time, like water seeking its own level, we are pulled toward our baseline — back up after bad news and back down after good. The euphoria of first love fades, and so does the despair of a break-up. This tendency is best seen with little kids and their toy joy: When they get what they've longed for, they believe they will be happy for the rest of their lives. And for the first few minutes of the rest of their lives, they are. But then the kids — like adults — adapt.</w:t>
+      </w:r>
+    </w:p>
+    <w:p>
+      <w:pPr>
+        <w:spacing w:before="0" w:after="0" w:line="269" w:lineRule="auto"/>
+        <w:ind w:left="180" w:hanging="180"/>
+        <w:snapToGrid w:val="0"/>
+      </w:pPr>
+      <w:r>
+        <w:rPr>
+          <w:rFonts w:ascii="맑은 고딕" w:hAnsi="맑은 고딕" w:eastAsia="맑은 고딕"/>
+          <w:b w:val="0"/>
+          <w:sz w:val="17"/>
+          <w:u w:val="none"/>
+        </w:rPr>
+        <w:t>① 경험은 우리의 기분에 영향을 준다.</w:t>
+      </w:r>
+    </w:p>
+    <w:p>
+      <w:pPr>
+        <w:spacing w:before="0" w:after="0" w:line="269" w:lineRule="auto"/>
+        <w:ind w:left="180" w:hanging="180"/>
+        <w:snapToGrid w:val="0"/>
+      </w:pPr>
+      <w:r>
+        <w:rPr>
+          <w:rFonts w:ascii="맑은 고딕" w:hAnsi="맑은 고딕" w:eastAsia="맑은 고딕"/>
+          <w:b w:val="0"/>
+          <w:sz w:val="17"/>
+          <w:u w:val="none"/>
+        </w:rPr>
+        <w:t>② 우리는 개인적인 기본 행복 수준으로 돌아가는 경향이 있다.</w:t>
+      </w:r>
+    </w:p>
+    <w:p>
+      <w:pPr>
+        <w:spacing w:before="0" w:after="0" w:line="269" w:lineRule="auto"/>
+        <w:ind w:left="180" w:hanging="180"/>
+        <w:snapToGrid w:val="0"/>
+      </w:pPr>
+      <w:r>
+        <w:rPr>
+          <w:rFonts w:ascii="맑은 고딕" w:hAnsi="맑은 고딕" w:eastAsia="맑은 고딕"/>
+          <w:b w:val="0"/>
+          <w:sz w:val="17"/>
+          <w:u w:val="none"/>
+        </w:rPr>
+        <w:t>③ 첫사랑의 행복감도 이별의 절망도 시간이 지나면 사라진다.</w:t>
+      </w:r>
+    </w:p>
+    <w:p>
+      <w:pPr>
+        <w:spacing w:before="0" w:after="0" w:line="269" w:lineRule="auto"/>
+        <w:ind w:left="180" w:hanging="180"/>
+        <w:snapToGrid w:val="0"/>
+      </w:pPr>
+      <w:r>
+        <w:rPr>
+          <w:rFonts w:ascii="맑은 고딕" w:hAnsi="맑은 고딕" w:eastAsia="맑은 고딕"/>
+          <w:b w:val="0"/>
+          <w:sz w:val="17"/>
+          <w:u w:val="none"/>
+        </w:rPr>
+        <w:t>④ 아이들은 원하던 장난감을 얻은 직후 몇 분간은 실제로 행복하다.</w:t>
+      </w:r>
+    </w:p>
+    <w:p>
+      <w:pPr>
+        <w:spacing w:before="0" w:after="0" w:line="269" w:lineRule="auto"/>
+        <w:ind w:left="180" w:hanging="180"/>
+        <w:snapToGrid w:val="0"/>
+      </w:pPr>
+      <w:r>
+        <w:rPr>
+          <w:rFonts w:ascii="맑은 고딕" w:hAnsi="맑은 고딕" w:eastAsia="맑은 고딕"/>
+          <w:b w:val="0"/>
+          <w:sz w:val="17"/>
+          <w:u w:val="none"/>
+        </w:rPr>
+        <w:t>⑤ 나쁜 소식 뒤에는 기분이 기준선보다 계속 낮게 유지된다.</w:t>
       </w:r>
     </w:p>
     <w:p>
@@ -1738,43 +2194,7 @@
           <w:sz w:val="17"/>
           <w:u w:val="none"/>
         </w:rPr>
-        <w:t xml:space="preserve"> 윗글의 빈칸 (A)~(D) 중 </w:t>
-      </w:r>
-      <w:r>
-        <w:rPr>
-          <w:rFonts w:ascii="맑은 고딕" w:hAnsi="맑은 고딕" w:eastAsia="맑은 고딕"/>
-          <w:b/>
-          <w:sz w:val="17"/>
-          <w:u w:val="none"/>
-        </w:rPr>
-        <w:t>어느 곳에도</w:t>
-      </w:r>
-      <w:r>
-        <w:rPr>
-          <w:rFonts w:ascii="맑은 고딕" w:hAnsi="맑은 고딕" w:eastAsia="맑은 고딕"/>
-          <w:b w:val="0"/>
-          <w:sz w:val="17"/>
-          <w:u w:val="none"/>
-        </w:rPr>
-        <w:t xml:space="preserve"> 들어갈 수 </w:t>
-      </w:r>
-      <w:r>
-        <w:rPr>
-          <w:rFonts w:ascii="맑은 고딕" w:hAnsi="맑은 고딕" w:eastAsia="맑은 고딕"/>
-          <w:b/>
-          <w:sz w:val="17"/>
-          <w:u w:val="none"/>
-        </w:rPr>
-        <w:t>없는</w:t>
-      </w:r>
-      <w:r>
-        <w:rPr>
-          <w:rFonts w:ascii="맑은 고딕" w:hAnsi="맑은 고딕" w:eastAsia="맑은 고딕"/>
-          <w:b w:val="0"/>
-          <w:sz w:val="17"/>
-          <w:u w:val="none"/>
-        </w:rPr>
-        <w:t xml:space="preserve"> 것은? [2.9점]</w:t>
+        <w:t xml:space="preserve"> [A]와 [B]를 읽고 이해한 것으로 가장 적절한 것은? [3.2점]</w:t>
       </w:r>
     </w:p>
     <w:p>
@@ -1797,7 +2217,110 @@
           <w:sz w:val="17"/>
           <w:u w:val="none"/>
         </w:rPr>
-        <w:t>Feelings rise and fall with events, but they do not stay where an event leaves them. (A)__________, a person who receives bad news sinks for a while and then climbs back toward his usual level. (B)__________, good news lifts him only to let him settle back down again. (C)__________, the thrill of a first romance and the pain of its ending both lose their edge with time. Children show the process most vividly: a long-wanted toy promises lifelong joy, and the promise holds for a few minutes. (D)__________, they adapt, exactly as adults do.</w:t>
+        <w:t>[A] As humans, we adjust — to new information and events both good and bad — and return to our personal default level of well-being. There will be highs and lows, but over time, like water seeking its own level, we are pulled toward our baseline — back up after bad news and back down after good.</w:t>
+      </w:r>
+    </w:p>
+    <w:p>
+      <w:pPr>
+        <w:spacing w:before="0" w:after="60" w:line="288" w:lineRule="auto"/>
+        <w:ind w:left="40"/>
+        <w:snapToGrid w:val="0"/>
+        <w:pBdr>
+          <w:top w:val="single" w:sz="4" w:space="2" w:color="6B7FB8"/>
+          <w:left w:val="single" w:sz="4" w:space="2" w:color="6B7FB8"/>
+          <w:bottom w:val="single" w:sz="4" w:space="2" w:color="6B7FB8"/>
+          <w:right w:val="single" w:sz="4" w:space="2" w:color="6B7FB8"/>
+        </w:pBdr>
+        <w:shd w:val="clear" w:color="auto" w:fill="EEF2FF"/>
+      </w:pPr>
+      <w:r>
+        <w:rPr>
+          <w:rFonts w:ascii="맑은 고딕" w:hAnsi="맑은 고딕" w:eastAsia="맑은 고딕"/>
+          <w:b w:val="0"/>
+          <w:sz w:val="17"/>
+          <w:u w:val="none"/>
+        </w:rPr>
+        <w:t>[B] Imagine one person who wins a big lottery prize and another who is badly hurt in an accident. Most of us would expect the first to be happy forever and the second to be sad forever. Yet after a year or so, both people usually describe their everyday mood in much the same way as they did before the event.</w:t>
+      </w:r>
+    </w:p>
+    <w:p>
+      <w:pPr>
+        <w:spacing w:before="0" w:after="0" w:line="269" w:lineRule="auto"/>
+        <w:ind w:left="180" w:hanging="180"/>
+        <w:snapToGrid w:val="0"/>
+      </w:pPr>
+      <w:r>
+        <w:rPr>
+          <w:rFonts w:ascii="맑은 고딕" w:hAnsi="맑은 고딕" w:eastAsia="맑은 고딕"/>
+          <w:b w:val="0"/>
+          <w:sz w:val="17"/>
+          <w:u w:val="none"/>
+        </w:rPr>
+        <w:t>① [A] says good events affect us more strongly than bad events.</w:t>
+      </w:r>
+    </w:p>
+    <w:p>
+      <w:pPr>
+        <w:spacing w:before="0" w:after="0" w:line="269" w:lineRule="auto"/>
+        <w:ind w:left="180" w:hanging="180"/>
+        <w:snapToGrid w:val="0"/>
+      </w:pPr>
+      <w:r>
+        <w:rPr>
+          <w:rFonts w:ascii="맑은 고딕" w:hAnsi="맑은 고딕" w:eastAsia="맑은 고딕"/>
+          <w:b w:val="0"/>
+          <w:sz w:val="17"/>
+          <w:u w:val="none"/>
+        </w:rPr>
+        <w:t>② [B] proves that money is the key to lasting happiness.</w:t>
+      </w:r>
+    </w:p>
+    <w:p>
+      <w:pPr>
+        <w:spacing w:before="0" w:after="0" w:line="269" w:lineRule="auto"/>
+        <w:ind w:left="180" w:hanging="180"/>
+        <w:snapToGrid w:val="0"/>
+      </w:pPr>
+      <w:r>
+        <w:rPr>
+          <w:rFonts w:ascii="맑은 고딕" w:hAnsi="맑은 고딕" w:eastAsia="맑은 고딕"/>
+          <w:b w:val="0"/>
+          <w:sz w:val="17"/>
+          <w:u w:val="none"/>
+        </w:rPr>
+        <w:t>③ Both texts suggest that people tend to return to a stable level of happiness after big events.</w:t>
+      </w:r>
+    </w:p>
+    <w:p>
+      <w:pPr>
+        <w:spacing w:before="0" w:after="0" w:line="269" w:lineRule="auto"/>
+        <w:ind w:left="180" w:hanging="180"/>
+        <w:snapToGrid w:val="0"/>
+      </w:pPr>
+      <w:r>
+        <w:rPr>
+          <w:rFonts w:ascii="맑은 고딕" w:hAnsi="맑은 고딕" w:eastAsia="맑은 고딕"/>
+          <w:b w:val="0"/>
+          <w:sz w:val="17"/>
+          <w:u w:val="none"/>
+        </w:rPr>
+        <w:t>④ Both texts argue that bad events change our mood permanently.</w:t>
+      </w:r>
+    </w:p>
+    <w:p>
+      <w:pPr>
+        <w:spacing w:before="0" w:after="0" w:line="269" w:lineRule="auto"/>
+        <w:ind w:left="180" w:hanging="180"/>
+        <w:snapToGrid w:val="0"/>
+      </w:pPr>
+      <w:r>
+        <w:rPr>
+          <w:rFonts w:ascii="맑은 고딕" w:hAnsi="맑은 고딕" w:eastAsia="맑은 고딕"/>
+          <w:b w:val="0"/>
+          <w:sz w:val="17"/>
+          <w:u w:val="none"/>
+        </w:rPr>
+        <w:t>⑤ [A] focuses on children, while [B] focuses on doctors.</w:t>
       </w:r>
     </w:p>
     <w:p>
@@ -1822,7 +2345,7 @@
           <w:sz w:val="17"/>
           <w:u w:val="none"/>
         </w:rPr>
-        <w:t xml:space="preserve"> 윗글의 내용을 한 문장으로 요약하고자 한다. 빈칸 (A), (B)에 들어갈 말로 가장 적절한 것은? [2.8점]</w:t>
+        <w:t xml:space="preserve"> 다음 빈칸에 들어갈 말로 가장 적절한 것은? [2.9점]</w:t>
       </w:r>
     </w:p>
     <w:p>
@@ -1845,44 +2368,30 @@
           <w:sz w:val="17"/>
           <w:u w:val="none"/>
         </w:rPr>
-        <w:t>A single event can move our mood, but it cannot fix it. After good news or bad, people quietly return to the level of contentment that is theirs by default — rising again after a loss, sinking again after a gain. First love's glow fades; so does a break-up's misery. And a child who is sure a new toy has made him happy forever is, within minutes, an ordinary child once more.</w:t>
+        <w:t>Whether we feel happy or sad, content or discontent, is not determined merely by each individual successive moment of life experience — a good thing happens and I'm happy, a bad thing happens and I'm sad. While our experiences affect our mood, we are not ____________________. As humans, we adjust — to new information and events both good and bad — and return to our personal default level of well-being. There will be highs and lows, but over time, like water seeking its own level, we are pulled toward our baseline — back up after bad news and back down after good. The euphoria of first love fades, and so does the despair of a break-up. This tendency is best seen with little kids and their toy joy: When they get what they've longed for, they believe they will be happy for the rest of their lives. And for the first few minutes of the rest of their lives, they are. But then the kids — like adults — adapt.</w:t>
       </w:r>
     </w:p>
     <w:p>
       <w:pPr>
-        <w:spacing w:before="0" w:after="0" w:line="336" w:lineRule="auto"/>
-        <w:ind w:left="40"/>
+        <w:spacing w:before="0" w:after="0" w:line="269" w:lineRule="auto"/>
+        <w:ind w:left="180" w:hanging="180"/>
         <w:snapToGrid w:val="0"/>
-        <w:pBdr>
-          <w:top w:val="single" w:sz="4" w:space="2" w:color="555555"/>
-          <w:left w:val="single" w:sz="4" w:space="2" w:color="555555"/>
-          <w:bottom w:val="single" w:sz="4" w:space="2" w:color="555555"/>
-          <w:right w:val="single" w:sz="4" w:space="2" w:color="555555"/>
-        </w:pBdr>
-        <w:shd w:val="clear" w:color="auto" w:fill="FFFFFF"/>
-      </w:pPr>
-      <w:r>
-        <w:rPr>
-          <w:rFonts w:ascii="맑은 고딕" w:hAnsi="맑은 고딕" w:eastAsia="맑은 고딕"/>
-          <w:b/>
+      </w:pPr>
+      <w:r>
+        <w:rPr>
+          <w:rFonts w:ascii="맑은 고딕" w:hAnsi="맑은 고딕" w:eastAsia="맑은 고딕"/>
+          <w:b w:val="0"/>
           <w:sz w:val="17"/>
           <w:u w:val="none"/>
         </w:rPr>
-        <w:t>조건 · 보기</w:t>
+        <w:t>① controlled by our genes alone</w:t>
       </w:r>
     </w:p>
     <w:p>
       <w:pPr>
-        <w:spacing w:before="0" w:after="60" w:line="336" w:lineRule="auto"/>
-        <w:ind w:left="40"/>
+        <w:spacing w:before="0" w:after="0" w:line="269" w:lineRule="auto"/>
+        <w:ind w:left="180" w:hanging="180"/>
         <w:snapToGrid w:val="0"/>
-        <w:pBdr>
-          <w:top w:val="single" w:sz="4" w:space="2" w:color="555555"/>
-          <w:left w:val="single" w:sz="4" w:space="2" w:color="555555"/>
-          <w:bottom w:val="single" w:sz="4" w:space="2" w:color="555555"/>
-          <w:right w:val="single" w:sz="4" w:space="2" w:color="555555"/>
-        </w:pBdr>
-        <w:shd w:val="clear" w:color="auto" w:fill="FFFFFF"/>
       </w:pPr>
       <w:r>
         <w:rPr>
@@ -1891,7 +2400,55 @@
           <w:sz w:val="17"/>
           <w:u w:val="none"/>
         </w:rPr>
-        <w:t>Although events (A)__________ shift our mood, we keep returning to a personal baseline, so that even intense feelings prove (B)__________ rather than lasting.</w:t>
+        <w:t>② changed permanently by every single event</w:t>
+      </w:r>
+    </w:p>
+    <w:p>
+      <w:pPr>
+        <w:spacing w:before="0" w:after="0" w:line="269" w:lineRule="auto"/>
+        <w:ind w:left="180" w:hanging="180"/>
+        <w:snapToGrid w:val="0"/>
+      </w:pPr>
+      <w:r>
+        <w:rPr>
+          <w:rFonts w:ascii="맑은 고딕" w:hAnsi="맑은 고딕" w:eastAsia="맑은 고딕"/>
+          <w:b w:val="0"/>
+          <w:sz w:val="17"/>
+          <w:u w:val="none"/>
+        </w:rPr>
+        <w:t>③ affected by our experiences at all</w:t>
+      </w:r>
+    </w:p>
+    <w:p>
+      <w:pPr>
+        <w:spacing w:before="0" w:after="0" w:line="269" w:lineRule="auto"/>
+        <w:ind w:left="180" w:hanging="180"/>
+        <w:snapToGrid w:val="0"/>
+      </w:pPr>
+      <w:r>
+        <w:rPr>
+          <w:rFonts w:ascii="맑은 고딕" w:hAnsi="맑은 고딕" w:eastAsia="맑은 고딕"/>
+          <w:b w:val="0"/>
+          <w:sz w:val="17"/>
+          <w:u w:val="none"/>
+        </w:rPr>
+        <w:t>④ able to adjust to new information</w:t>
+      </w:r>
+    </w:p>
+    <w:p>
+      <w:pPr>
+        <w:spacing w:before="0" w:after="0" w:line="269" w:lineRule="auto"/>
+        <w:ind w:left="180" w:hanging="180"/>
+        <w:snapToGrid w:val="0"/>
+      </w:pPr>
+      <w:r>
+        <w:rPr>
+          <w:rFonts w:ascii="맑은 고딕" w:hAnsi="맑은 고딕" w:eastAsia="맑은 고딕"/>
+          <w:b w:val="0"/>
+          <w:sz w:val="17"/>
+          <w:u w:val="none"/>
+        </w:rPr>
+        <w:t>⑤ pulled toward our baseline</w:t>
       </w:r>
     </w:p>
     <w:p>
@@ -1916,25 +2473,25 @@
           <w:sz w:val="17"/>
           <w:u w:val="none"/>
         </w:rPr>
-        <w:t xml:space="preserve"> 윗글의 내용과 일치하는 것을 &lt;보기&gt;에서 </w:t>
-      </w:r>
-      <w:r>
-        <w:rPr>
-          <w:rFonts w:ascii="맑은 고딕" w:hAnsi="맑은 고딕" w:eastAsia="맑은 고딕"/>
-          <w:b/>
-          <w:sz w:val="17"/>
-          <w:u w:val="none"/>
-        </w:rPr>
-        <w:t>있는 대로</w:t>
+        <w:t xml:space="preserve"> 다음 글에서 전체 흐름과 관계 </w:t>
       </w:r>
       <w:r>
         <w:rPr>
           <w:rFonts w:ascii="맑은 고딕" w:hAnsi="맑은 고딕" w:eastAsia="맑은 고딕"/>
           <w:b w:val="0"/>
           <w:sz w:val="17"/>
-          <w:u w:val="none"/>
-        </w:rPr>
-        <w:t xml:space="preserve"> 고른 것은? (부분 점수 없음) [3.0점]</w:t>
+          <w:u w:val="single"/>
+        </w:rPr>
+        <w:t>없는</w:t>
+      </w:r>
+      <w:r>
+        <w:rPr>
+          <w:rFonts w:ascii="맑은 고딕" w:hAnsi="맑은 고딕" w:eastAsia="맑은 고딕"/>
+          <w:b w:val="0"/>
+          <w:sz w:val="17"/>
+          <w:u w:val="none"/>
+        </w:rPr>
+        <w:t xml:space="preserve"> 문장은? [3.0점]</w:t>
       </w:r>
     </w:p>
     <w:p>
@@ -1957,12 +2514,13 @@
           <w:sz w:val="17"/>
           <w:u w:val="none"/>
         </w:rPr>
-        <w:t>Our mood responds to events, yet it is not determined moment by moment. We adjust to both good and bad news and return to a personal default level of well-being. Over time, like water finding its own level, we are pulled back toward that baseline. Strong feelings such as the euphoria of a first love or the despair of a break-up tend to fade. Small children, convinced that a long-wanted toy will keep them happy for the rest of their lives, stay convinced for the first few minutes — and then adapt, just as adults do.</w:t>
+        <w:t>There will be highs and lows, but over time, like water seeking its own level, we are pulled toward our baseline. ① The euphoria of first love fades, and so does the despair of a break-up. ② This tendency is best seen with little kids and their toy joy. ③ When they get what they've longed for, they believe they will be happy for the rest of their lives. ④ Toy companies spend huge amounts of money on TV advertisements aimed at children. ⑤ And for the first few minutes of the rest of their lives, they are. But then the kids — like adults — adapt.</w:t>
       </w:r>
     </w:p>
     <w:p>
       <w:pPr>
-        <w:spacing w:before="0" w:after="40" w:line="360" w:lineRule="auto"/>
+        <w:spacing w:before="0" w:after="20" w:line="276" w:lineRule="auto"/>
+        <w:ind w:left="80"/>
         <w:snapToGrid w:val="0"/>
       </w:pPr>
       <w:r>
@@ -1972,67 +2530,25 @@
           <w:sz w:val="17"/>
           <w:u w:val="none"/>
         </w:rPr>
-        <w:t>ⓐ Our mood is completely determined by every event that happens to us.</w:t>
+        <w:t>① ①    ② ②    ③ ③    ④ ④    ⑤ ⑤</w:t>
       </w:r>
     </w:p>
     <w:p>
       <w:pPr>
-        <w:spacing w:before="0" w:after="40" w:line="360" w:lineRule="auto"/>
+        <w:keepNext/>
+        <w:spacing w:before="80" w:after="40" w:line="276" w:lineRule="auto"/>
         <w:snapToGrid w:val="0"/>
-      </w:pPr>
-      <w:r>
-        <w:rPr>
-          <w:rFonts w:ascii="맑은 고딕" w:hAnsi="맑은 고딕" w:eastAsia="맑은 고딕"/>
-          <w:b w:val="0"/>
+        <w:shd w:val="clear" w:color="auto" w:fill="8A3A12"/>
+      </w:pPr>
+      <w:r>
+        <w:rPr>
+          <w:rFonts w:ascii="맑은 고딕" w:hAnsi="맑은 고딕" w:eastAsia="맑은 고딕"/>
+          <w:b/>
+          <w:color w:val="FFFFFF"/>
           <w:sz w:val="17"/>
           <w:u w:val="none"/>
         </w:rPr>
-        <w:t>ⓑ People tend to return to a personal baseline after good or bad events.</w:t>
-      </w:r>
-    </w:p>
-    <w:p>
-      <w:pPr>
-        <w:spacing w:before="0" w:after="40" w:line="360" w:lineRule="auto"/>
-        <w:snapToGrid w:val="0"/>
-      </w:pPr>
-      <w:r>
-        <w:rPr>
-          <w:rFonts w:ascii="맑은 고딕" w:hAnsi="맑은 고딕" w:eastAsia="맑은 고딕"/>
-          <w:b w:val="0"/>
-          <w:sz w:val="17"/>
-          <w:u w:val="none"/>
-        </w:rPr>
-        <w:t>ⓒ The euphoria of a first love never fades.</w:t>
-      </w:r>
-    </w:p>
-    <w:p>
-      <w:pPr>
-        <w:spacing w:before="0" w:after="40" w:line="360" w:lineRule="auto"/>
-        <w:snapToGrid w:val="0"/>
-      </w:pPr>
-      <w:r>
-        <w:rPr>
-          <w:rFonts w:ascii="맑은 고딕" w:hAnsi="맑은 고딕" w:eastAsia="맑은 고딕"/>
-          <w:b w:val="0"/>
-          <w:sz w:val="17"/>
-          <w:u w:val="none"/>
-        </w:rPr>
-        <w:t>ⓓ Children may become less excited about a new toy after a short while.</w:t>
-      </w:r>
-    </w:p>
-    <w:p>
-      <w:pPr>
-        <w:spacing w:before="0" w:after="40" w:line="360" w:lineRule="auto"/>
-        <w:snapToGrid w:val="0"/>
-      </w:pPr>
-      <w:r>
-        <w:rPr>
-          <w:rFonts w:ascii="맑은 고딕" w:hAnsi="맑은 고딕" w:eastAsia="맑은 고딕"/>
-          <w:b w:val="0"/>
-          <w:sz w:val="17"/>
-          <w:u w:val="none"/>
-        </w:rPr>
-        <w:t>ⓔ Adults, unlike children, do not adapt to new circumstances.</w:t>
+        <w:t>서답형  31-서1 ~ 31-서2</w:t>
       </w:r>
     </w:p>
     <w:p>
@@ -2048,7 +2564,7 @@
           <w:sz w:val="17"/>
           <w:u w:val="none"/>
         </w:rPr>
-        <w:t>31-8.</w:t>
+        <w:t>31-서1.</w:t>
       </w:r>
       <w:r>
         <w:rPr>
@@ -2057,25 +2573,25 @@
           <w:sz w:val="17"/>
           <w:u w:val="none"/>
         </w:rPr>
-        <w:t xml:space="preserve"> 다음 대화의 내용을 표로 정리한 것으로 일치하지 </w:t>
-      </w:r>
-      <w:r>
-        <w:rPr>
-          <w:rFonts w:ascii="맑은 고딕" w:hAnsi="맑은 고딕" w:eastAsia="맑은 고딕"/>
-          <w:b/>
-          <w:sz w:val="17"/>
-          <w:u w:val="none"/>
-        </w:rPr>
-        <w:t>않는</w:t>
+        <w:t xml:space="preserve"> 다음 글의 내용을 요약하고자 한다. 빈칸 (1)~(3)에 들어갈 말을 본문에서 찾아 </w:t>
       </w:r>
       <w:r>
         <w:rPr>
           <w:rFonts w:ascii="맑은 고딕" w:hAnsi="맑은 고딕" w:eastAsia="맑은 고딕"/>
           <w:b w:val="0"/>
           <w:sz w:val="17"/>
-          <w:u w:val="none"/>
-        </w:rPr>
-        <w:t xml:space="preserve"> 것은? [3.0점]</w:t>
+          <w:u w:val="single"/>
+        </w:rPr>
+        <w:t>반드시 변형하여</w:t>
+      </w:r>
+      <w:r>
+        <w:rPr>
+          <w:rFonts w:ascii="맑은 고딕" w:hAnsi="맑은 고딕" w:eastAsia="맑은 고딕"/>
+          <w:b w:val="0"/>
+          <w:sz w:val="17"/>
+          <w:u w:val="none"/>
+        </w:rPr>
+        <w:t xml:space="preserve"> 쓰시오. (한 칸에 한 단어) [각 1점, 총 3점] [3.0점]</w:t>
       </w:r>
     </w:p>
     <w:p>
@@ -2098,7 +2614,139 @@
           <w:sz w:val="17"/>
           <w:u w:val="none"/>
         </w:rPr>
-        <w:t>A: I finally got the concert tickets I'd wanted for months. I thought I'd be on cloud nine for weeks.</w:t>
+        <w:t>Whether we feel happy or sad, content or discontent, is not determined merely by each individual successive moment of life experience — a good thing happens and I'm happy, a bad thing happens and I'm sad. While our experiences affect our mood, we are not blown in a completely new direction by each gust of wind. As humans, we adjust — to new information and events both good and bad — and return to our personal default level of well-being. There will be highs and lows, but over time, like water seeking its own level, we are pulled toward our baseline — back up after bad news and back down after good. The euphoria of first love fades, and so does the despair of a break-up. This tendency is best seen with little kids and their toy joy: When they get what they've longed for, they believe they will be happy for the rest of their lives. And for the first few minutes of the rest of their lives, they are. But then the kids — like adults — adapt.</w:t>
+      </w:r>
+    </w:p>
+    <w:p>
+      <w:pPr>
+        <w:spacing w:before="0" w:after="60" w:line="288" w:lineRule="auto"/>
+        <w:ind w:left="40"/>
+        <w:snapToGrid w:val="0"/>
+        <w:pBdr>
+          <w:top w:val="single" w:sz="4" w:space="2" w:color="C99B4E"/>
+          <w:left w:val="single" w:sz="4" w:space="2" w:color="C99B4E"/>
+          <w:bottom w:val="single" w:sz="4" w:space="2" w:color="C99B4E"/>
+          <w:right w:val="single" w:sz="4" w:space="2" w:color="C99B4E"/>
+        </w:pBdr>
+        <w:shd w:val="clear" w:color="auto" w:fill="FFF8E1"/>
+      </w:pPr>
+      <w:r>
+        <w:rPr>
+          <w:rFonts w:ascii="맑은 고딕" w:hAnsi="맑은 고딕" w:eastAsia="맑은 고딕"/>
+          <w:b w:val="0"/>
+          <w:sz w:val="17"/>
+          <w:u w:val="none"/>
+        </w:rPr>
+        <w:t>Our (1) ________ is shaped not by each event but by our constant (2) ________ to new events; like children with new toys, adults go through the same process of (3) ________.</w:t>
+      </w:r>
+    </w:p>
+    <w:p>
+      <w:pPr>
+        <w:spacing w:before="0" w:after="0" w:line="288" w:lineRule="auto"/>
+        <w:ind w:left="40"/>
+        <w:snapToGrid w:val="0"/>
+        <w:pBdr>
+          <w:top w:val="single" w:sz="4" w:space="2" w:color="9B6BD0"/>
+          <w:left w:val="single" w:sz="4" w:space="2" w:color="9B6BD0"/>
+          <w:bottom w:val="single" w:sz="4" w:space="2" w:color="9B6BD0"/>
+          <w:right w:val="single" w:sz="4" w:space="2" w:color="9B6BD0"/>
+        </w:pBdr>
+        <w:shd w:val="clear" w:color="auto" w:fill="FAF5FF"/>
+      </w:pPr>
+      <w:r>
+        <w:rPr>
+          <w:rFonts w:ascii="맑은 고딕" w:hAnsi="맑은 고딕" w:eastAsia="맑은 고딕"/>
+          <w:b/>
+          <w:sz w:val="17"/>
+          <w:u w:val="none"/>
+        </w:rPr>
+        <w:t>&lt;조 건&gt;</w:t>
+      </w:r>
+    </w:p>
+    <w:p>
+      <w:pPr>
+        <w:spacing w:before="0" w:after="0" w:line="288" w:lineRule="auto"/>
+        <w:ind w:left="40"/>
+        <w:snapToGrid w:val="0"/>
+        <w:pBdr>
+          <w:top w:val="single" w:sz="4" w:space="2" w:color="9B6BD0"/>
+          <w:left w:val="single" w:sz="4" w:space="2" w:color="9B6BD0"/>
+          <w:bottom w:val="single" w:sz="4" w:space="2" w:color="9B6BD0"/>
+          <w:right w:val="single" w:sz="4" w:space="2" w:color="9B6BD0"/>
+        </w:pBdr>
+        <w:shd w:val="clear" w:color="auto" w:fill="FAF5FF"/>
+      </w:pPr>
+      <w:r>
+        <w:rPr>
+          <w:rFonts w:ascii="맑은 고딕" w:hAnsi="맑은 고딕" w:eastAsia="맑은 고딕"/>
+          <w:b w:val="0"/>
+          <w:sz w:val="17"/>
+          <w:u w:val="none"/>
+        </w:rPr>
+        <w:t>1. 본문의 단어를 반드시 변형(품사·어형)하여 쓸 것 — 본문 형태 그대로 쓰면 0점</w:t>
+      </w:r>
+    </w:p>
+    <w:p>
+      <w:pPr>
+        <w:spacing w:before="0" w:after="60" w:line="288" w:lineRule="auto"/>
+        <w:ind w:left="40"/>
+        <w:snapToGrid w:val="0"/>
+        <w:pBdr>
+          <w:top w:val="single" w:sz="4" w:space="2" w:color="9B6BD0"/>
+          <w:left w:val="single" w:sz="4" w:space="2" w:color="9B6BD0"/>
+          <w:bottom w:val="single" w:sz="4" w:space="2" w:color="9B6BD0"/>
+          <w:right w:val="single" w:sz="4" w:space="2" w:color="9B6BD0"/>
+        </w:pBdr>
+        <w:shd w:val="clear" w:color="auto" w:fill="FAF5FF"/>
+      </w:pPr>
+      <w:r>
+        <w:rPr>
+          <w:rFonts w:ascii="맑은 고딕" w:hAnsi="맑은 고딕" w:eastAsia="맑은 고딕"/>
+          <w:b w:val="0"/>
+          <w:sz w:val="17"/>
+          <w:u w:val="none"/>
+        </w:rPr>
+        <w:t>2. 답안지에 소문항 번호를 정확하게 기입할 것  예) 1-(1) 1-(2) 1-(3)</w:t>
+      </w:r>
+    </w:p>
+    <w:p>
+      <w:pPr>
+        <w:spacing w:before="0" w:after="40" w:line="360" w:lineRule="auto"/>
+        <w:snapToGrid w:val="0"/>
+      </w:pPr>
+      <w:r>
+        <w:rPr>
+          <w:rFonts w:ascii="맑은 고딕" w:hAnsi="맑은 고딕" w:eastAsia="맑은 고딕"/>
+          <w:b w:val="0"/>
+          <w:sz w:val="17"/>
+          <w:u w:val="none"/>
+        </w:rPr>
+        <w:t>(1) ______________   (2) ______________   (3) ______________</w:t>
+      </w:r>
+    </w:p>
+    <w:p>
+      <w:pPr>
+        <w:keepNext/>
+        <w:spacing w:before="80" w:after="20" w:line="276" w:lineRule="auto"/>
+        <w:snapToGrid w:val="0"/>
+      </w:pPr>
+      <w:r>
+        <w:rPr>
+          <w:rFonts w:ascii="맑은 고딕" w:hAnsi="맑은 고딕" w:eastAsia="맑은 고딕"/>
+          <w:b/>
+          <w:sz w:val="17"/>
+          <w:u w:val="none"/>
+        </w:rPr>
+        <w:t>31-서2.</w:t>
+      </w:r>
+      <w:r>
+        <w:rPr>
+          <w:rFonts w:ascii="맑은 고딕" w:hAnsi="맑은 고딕" w:eastAsia="맑은 고딕"/>
+          <w:b w:val="0"/>
+          <w:sz w:val="17"/>
+          <w:u w:val="none"/>
+        </w:rPr>
+        <w:t xml:space="preserve"> 다음 글의 밑줄 친 문장과 같은 뜻이 되도록 &lt;보기&gt;의 표현을 모두 사용하여 &lt;조건&gt;에 맞게 영작하시오. [3점] [3.0점]</w:t>
       </w:r>
     </w:p>
     <w:p>
@@ -2121,7 +2769,313 @@
           <w:sz w:val="17"/>
           <w:u w:val="none"/>
         </w:rPr>
-        <w:t>B: And how long did it actually last?</w:t>
+        <w:t xml:space="preserve">There will be highs and lows. </w:t>
+      </w:r>
+      <w:r>
+        <w:rPr>
+          <w:rFonts w:ascii="맑은 고딕" w:hAnsi="맑은 고딕" w:eastAsia="맑은 고딕"/>
+          <w:b w:val="0"/>
+          <w:sz w:val="17"/>
+          <w:u w:val="single"/>
+        </w:rPr>
+        <w:t>The euphoria of first love fades over time, and so does the despair of a break-up.</w:t>
+      </w:r>
+    </w:p>
+    <w:p>
+      <w:pPr>
+        <w:spacing w:before="0" w:after="60" w:line="288" w:lineRule="auto"/>
+        <w:ind w:left="40"/>
+        <w:snapToGrid w:val="0"/>
+        <w:pBdr>
+          <w:top w:val="single" w:sz="4" w:space="2" w:color="9B6BD0"/>
+          <w:left w:val="single" w:sz="4" w:space="2" w:color="9B6BD0"/>
+          <w:bottom w:val="single" w:sz="4" w:space="2" w:color="9B6BD0"/>
+          <w:right w:val="single" w:sz="4" w:space="2" w:color="9B6BD0"/>
+        </w:pBdr>
+        <w:shd w:val="clear" w:color="auto" w:fill="FAF5FF"/>
+      </w:pPr>
+      <w:r>
+        <w:rPr>
+          <w:rFonts w:ascii="맑은 고딕" w:hAnsi="맑은 고딕" w:eastAsia="맑은 고딕"/>
+          <w:b/>
+          <w:sz w:val="17"/>
+          <w:u w:val="none"/>
+        </w:rPr>
+        <w:t>&lt;보 기&gt;</w:t>
+      </w:r>
+      <w:r>
+        <w:rPr>
+          <w:rFonts w:ascii="맑은 고딕" w:hAnsi="맑은 고딕" w:eastAsia="맑은 고딕"/>
+          <w:b w:val="0"/>
+          <w:sz w:val="17"/>
+          <w:u w:val="none"/>
+        </w:rPr>
+        <w:t xml:space="preserve"> both / the euphoria / of first love / and / the despair / of a break-up / fade / over time</w:t>
+      </w:r>
+    </w:p>
+    <w:p>
+      <w:pPr>
+        <w:spacing w:before="0" w:after="0" w:line="288" w:lineRule="auto"/>
+        <w:ind w:left="40"/>
+        <w:snapToGrid w:val="0"/>
+        <w:pBdr>
+          <w:top w:val="single" w:sz="4" w:space="2" w:color="9B6BD0"/>
+          <w:left w:val="single" w:sz="4" w:space="2" w:color="9B6BD0"/>
+          <w:bottom w:val="single" w:sz="4" w:space="2" w:color="9B6BD0"/>
+          <w:right w:val="single" w:sz="4" w:space="2" w:color="9B6BD0"/>
+        </w:pBdr>
+        <w:shd w:val="clear" w:color="auto" w:fill="FAF5FF"/>
+      </w:pPr>
+      <w:r>
+        <w:rPr>
+          <w:rFonts w:ascii="맑은 고딕" w:hAnsi="맑은 고딕" w:eastAsia="맑은 고딕"/>
+          <w:b/>
+          <w:sz w:val="17"/>
+          <w:u w:val="none"/>
+        </w:rPr>
+        <w:t>&lt;조 건&gt;</w:t>
+      </w:r>
+    </w:p>
+    <w:p>
+      <w:pPr>
+        <w:spacing w:before="0" w:after="0" w:line="288" w:lineRule="auto"/>
+        <w:ind w:left="40"/>
+        <w:snapToGrid w:val="0"/>
+        <w:pBdr>
+          <w:top w:val="single" w:sz="4" w:space="2" w:color="9B6BD0"/>
+          <w:left w:val="single" w:sz="4" w:space="2" w:color="9B6BD0"/>
+          <w:bottom w:val="single" w:sz="4" w:space="2" w:color="9B6BD0"/>
+          <w:right w:val="single" w:sz="4" w:space="2" w:color="9B6BD0"/>
+        </w:pBdr>
+        <w:shd w:val="clear" w:color="auto" w:fill="FAF5FF"/>
+      </w:pPr>
+      <w:r>
+        <w:rPr>
+          <w:rFonts w:ascii="맑은 고딕" w:hAnsi="맑은 고딕" w:eastAsia="맑은 고딕"/>
+          <w:b w:val="0"/>
+          <w:sz w:val="17"/>
+          <w:u w:val="none"/>
+        </w:rPr>
+        <w:t>1. &lt;보기&gt;의 표현을 모두 한 번씩만 사용할 것</w:t>
+      </w:r>
+    </w:p>
+    <w:p>
+      <w:pPr>
+        <w:spacing w:before="0" w:after="0" w:line="288" w:lineRule="auto"/>
+        <w:ind w:left="40"/>
+        <w:snapToGrid w:val="0"/>
+        <w:pBdr>
+          <w:top w:val="single" w:sz="4" w:space="2" w:color="9B6BD0"/>
+          <w:left w:val="single" w:sz="4" w:space="2" w:color="9B6BD0"/>
+          <w:bottom w:val="single" w:sz="4" w:space="2" w:color="9B6BD0"/>
+          <w:right w:val="single" w:sz="4" w:space="2" w:color="9B6BD0"/>
+        </w:pBdr>
+        <w:shd w:val="clear" w:color="auto" w:fill="FAF5FF"/>
+      </w:pPr>
+      <w:r>
+        <w:rPr>
+          <w:rFonts w:ascii="맑은 고딕" w:hAnsi="맑은 고딕" w:eastAsia="맑은 고딕"/>
+          <w:b w:val="0"/>
+          <w:sz w:val="17"/>
+          <w:u w:val="none"/>
+        </w:rPr>
+        <w:t>2. 어형을 바꾸지 말고 다른 단어를 추가하지 말 것</w:t>
+      </w:r>
+    </w:p>
+    <w:p>
+      <w:pPr>
+        <w:spacing w:before="0" w:after="0" w:line="288" w:lineRule="auto"/>
+        <w:ind w:left="40"/>
+        <w:snapToGrid w:val="0"/>
+        <w:pBdr>
+          <w:top w:val="single" w:sz="4" w:space="2" w:color="9B6BD0"/>
+          <w:left w:val="single" w:sz="4" w:space="2" w:color="9B6BD0"/>
+          <w:bottom w:val="single" w:sz="4" w:space="2" w:color="9B6BD0"/>
+          <w:right w:val="single" w:sz="4" w:space="2" w:color="9B6BD0"/>
+        </w:pBdr>
+        <w:shd w:val="clear" w:color="auto" w:fill="FAF5FF"/>
+      </w:pPr>
+      <w:r>
+        <w:rPr>
+          <w:rFonts w:ascii="맑은 고딕" w:hAnsi="맑은 고딕" w:eastAsia="맑은 고딕"/>
+          <w:b w:val="0"/>
+          <w:sz w:val="17"/>
+          <w:u w:val="none"/>
+        </w:rPr>
+        <w:t>3. ‘Both A and B’를 주어로 하는 한 문장으로 쓸 것</w:t>
+      </w:r>
+    </w:p>
+    <w:p>
+      <w:pPr>
+        <w:spacing w:before="0" w:after="0" w:line="288" w:lineRule="auto"/>
+        <w:ind w:left="40"/>
+        <w:snapToGrid w:val="0"/>
+        <w:pBdr>
+          <w:top w:val="single" w:sz="4" w:space="2" w:color="9B6BD0"/>
+          <w:left w:val="single" w:sz="4" w:space="2" w:color="9B6BD0"/>
+          <w:bottom w:val="single" w:sz="4" w:space="2" w:color="9B6BD0"/>
+          <w:right w:val="single" w:sz="4" w:space="2" w:color="9B6BD0"/>
+        </w:pBdr>
+        <w:shd w:val="clear" w:color="auto" w:fill="FAF5FF"/>
+      </w:pPr>
+      <w:r>
+        <w:rPr>
+          <w:rFonts w:ascii="맑은 고딕" w:hAnsi="맑은 고딕" w:eastAsia="맑은 고딕"/>
+          <w:b w:val="0"/>
+          <w:sz w:val="17"/>
+          <w:u w:val="none"/>
+        </w:rPr>
+        <w:t>4. 총 15단어로 쓸 것</w:t>
+      </w:r>
+    </w:p>
+    <w:p>
+      <w:pPr>
+        <w:spacing w:before="0" w:after="60" w:line="288" w:lineRule="auto"/>
+        <w:ind w:left="40"/>
+        <w:snapToGrid w:val="0"/>
+        <w:pBdr>
+          <w:top w:val="single" w:sz="4" w:space="2" w:color="9B6BD0"/>
+          <w:left w:val="single" w:sz="4" w:space="2" w:color="9B6BD0"/>
+          <w:bottom w:val="single" w:sz="4" w:space="2" w:color="9B6BD0"/>
+          <w:right w:val="single" w:sz="4" w:space="2" w:color="9B6BD0"/>
+        </w:pBdr>
+        <w:shd w:val="clear" w:color="auto" w:fill="FAF5FF"/>
+      </w:pPr>
+      <w:r>
+        <w:rPr>
+          <w:rFonts w:ascii="맑은 고딕" w:hAnsi="맑은 고딕" w:eastAsia="맑은 고딕"/>
+          <w:b w:val="0"/>
+          <w:sz w:val="17"/>
+          <w:u w:val="none"/>
+        </w:rPr>
+        <w:t>5. 답안지에 소문항 번호를 정확하게 기입할 것</w:t>
+      </w:r>
+    </w:p>
+    <w:p>
+      <w:pPr>
+        <w:spacing w:before="0" w:after="40" w:line="360" w:lineRule="auto"/>
+        <w:snapToGrid w:val="0"/>
+      </w:pPr>
+      <w:r>
+        <w:rPr>
+          <w:rFonts w:ascii="맑은 고딕" w:hAnsi="맑은 고딕" w:eastAsia="맑은 고딕"/>
+          <w:b w:val="0"/>
+          <w:sz w:val="17"/>
+          <w:u w:val="none"/>
+        </w:rPr>
+        <w:t>⇒ Both ______________________________________________________________ .</w:t>
+      </w:r>
+    </w:p>
+    <w:p>
+      <w:pPr>
+        <w:keepNext/>
+        <w:spacing w:before="80" w:after="40" w:line="276" w:lineRule="auto"/>
+        <w:snapToGrid w:val="0"/>
+        <w:shd w:val="clear" w:color="auto" w:fill="6B21A8"/>
+      </w:pPr>
+      <w:r>
+        <w:rPr>
+          <w:rFonts w:ascii="맑은 고딕" w:hAnsi="맑은 고딕" w:eastAsia="맑은 고딕"/>
+          <w:b/>
+          <w:color w:val="FFFFFF"/>
+          <w:sz w:val="17"/>
+          <w:u w:val="none"/>
+        </w:rPr>
+        <w:t>[지문 구조]  ※ 앞 문항을 모두 푼 뒤에 풀 것</w:t>
+      </w:r>
+    </w:p>
+    <w:p>
+      <w:pPr>
+        <w:keepNext/>
+        <w:spacing w:before="80" w:after="20" w:line="276" w:lineRule="auto"/>
+        <w:snapToGrid w:val="0"/>
+      </w:pPr>
+      <w:r>
+        <w:rPr>
+          <w:rFonts w:ascii="맑은 고딕" w:hAnsi="맑은 고딕" w:eastAsia="맑은 고딕"/>
+          <w:b/>
+          <w:sz w:val="17"/>
+          <w:u w:val="none"/>
+        </w:rPr>
+        <w:t>31-8.</w:t>
+      </w:r>
+      <w:r>
+        <w:rPr>
+          <w:rFonts w:ascii="맑은 고딕" w:hAnsi="맑은 고딕" w:eastAsia="맑은 고딕"/>
+          <w:b w:val="0"/>
+          <w:sz w:val="17"/>
+          <w:u w:val="none"/>
+        </w:rPr>
+        <w:t xml:space="preserve"> 주어진 글 다음에 이어질 글의 순서로 가장 적절한 것은? [2.7점]</w:t>
+      </w:r>
+    </w:p>
+    <w:p>
+      <w:pPr>
+        <w:spacing w:before="0" w:after="60" w:line="288" w:lineRule="auto"/>
+        <w:ind w:left="40"/>
+        <w:snapToGrid w:val="0"/>
+        <w:pBdr>
+          <w:top w:val="single" w:sz="4" w:space="2" w:color="C99B4E"/>
+          <w:left w:val="single" w:sz="4" w:space="2" w:color="C99B4E"/>
+          <w:bottom w:val="single" w:sz="4" w:space="2" w:color="C99B4E"/>
+          <w:right w:val="single" w:sz="4" w:space="2" w:color="C99B4E"/>
+        </w:pBdr>
+        <w:shd w:val="clear" w:color="auto" w:fill="FFF8E1"/>
+      </w:pPr>
+      <w:r>
+        <w:rPr>
+          <w:rFonts w:ascii="맑은 고딕" w:hAnsi="맑은 고딕" w:eastAsia="맑은 고딕"/>
+          <w:b w:val="0"/>
+          <w:sz w:val="17"/>
+          <w:u w:val="none"/>
+        </w:rPr>
+        <w:t>Whether we feel happy or sad, content or discontent, is not determined merely by each individual successive moment of life experience — a good thing happens and I'm happy, a bad thing happens and I'm sad.</w:t>
+      </w:r>
+    </w:p>
+    <w:p>
+      <w:pPr>
+        <w:spacing w:before="0" w:after="0" w:line="288" w:lineRule="auto"/>
+        <w:ind w:left="40"/>
+        <w:snapToGrid w:val="0"/>
+        <w:pBdr>
+          <w:top w:val="single" w:sz="4" w:space="2" w:color="999999"/>
+          <w:left w:val="single" w:sz="4" w:space="2" w:color="999999"/>
+          <w:bottom w:val="single" w:sz="4" w:space="2" w:color="999999"/>
+          <w:right w:val="single" w:sz="4" w:space="2" w:color="999999"/>
+        </w:pBdr>
+        <w:shd w:val="clear" w:color="auto" w:fill="F6F3EA"/>
+      </w:pPr>
+      <w:r>
+        <w:rPr>
+          <w:rFonts w:ascii="맑은 고딕" w:hAnsi="맑은 고딕" w:eastAsia="맑은 고딕"/>
+          <w:b w:val="0"/>
+          <w:sz w:val="17"/>
+          <w:u w:val="none"/>
+        </w:rPr>
+        <w:t>(A) There will be highs and lows, but over time, like water seeking its own level, we are pulled toward our baseline — back up after bad news and back down after good.</w:t>
+      </w:r>
+    </w:p>
+    <w:p>
+      <w:pPr>
+        <w:spacing w:before="0" w:after="0" w:line="288" w:lineRule="auto"/>
+        <w:ind w:left="40"/>
+        <w:snapToGrid w:val="0"/>
+        <w:pBdr>
+          <w:top w:val="single" w:sz="4" w:space="2" w:color="999999"/>
+          <w:left w:val="single" w:sz="4" w:space="2" w:color="999999"/>
+          <w:bottom w:val="single" w:sz="4" w:space="2" w:color="999999"/>
+          <w:right w:val="single" w:sz="4" w:space="2" w:color="999999"/>
+        </w:pBdr>
+        <w:shd w:val="clear" w:color="auto" w:fill="F6F3EA"/>
+      </w:pPr>
+      <w:r>
+        <w:rPr>
+          <w:rFonts w:ascii="맑은 고딕" w:hAnsi="맑은 고딕" w:eastAsia="맑은 고딕"/>
+          <w:b w:val="0"/>
+          <w:sz w:val="17"/>
+          <w:u w:val="none"/>
+        </w:rPr>
+        <w:t>(B) While our experiences affect our mood, we are not blown in a completely new direction by each gust of wind. As humans, we adjust — to new information and events both good and bad — and return to our personal default level of well-being.</w:t>
       </w:r>
     </w:p>
     <w:p>
@@ -2144,21 +3098,14 @@
           <w:sz w:val="17"/>
           <w:u w:val="none"/>
         </w:rPr>
-        <w:t>A: Honestly? A couple of days. Then it just felt normal.</w:t>
+        <w:t>(C) The euphoria of first love fades, and so does the despair of a break-up. This tendency is best seen with little kids and their toy joy: When they get what they've longed for, they believe they will be happy for the rest of their lives.</w:t>
       </w:r>
     </w:p>
     <w:p>
       <w:pPr>
-        <w:spacing w:before="0" w:after="60" w:line="288" w:lineRule="auto"/>
-        <w:ind w:left="40"/>
+        <w:spacing w:before="0" w:after="0" w:line="269" w:lineRule="auto"/>
+        <w:ind w:left="180" w:hanging="180"/>
         <w:snapToGrid w:val="0"/>
-        <w:pBdr>
-          <w:top w:val="single" w:sz="4" w:space="2" w:color="999999"/>
-          <w:left w:val="single" w:sz="4" w:space="2" w:color="999999"/>
-          <w:bottom w:val="single" w:sz="4" w:space="2" w:color="999999"/>
-          <w:right w:val="single" w:sz="4" w:space="2" w:color="999999"/>
-        </w:pBdr>
-        <w:shd w:val="clear" w:color="auto" w:fill="F6F3EA"/>
       </w:pPr>
       <w:r>
         <w:rPr>
@@ -2167,21 +3114,14 @@
           <w:sz w:val="17"/>
           <w:u w:val="none"/>
         </w:rPr>
-        <w:t>B: That's what happens. Good news lifts you, and then you settle back down to your usual level.</w:t>
+        <w:t>① (A) - (C) - (B)</w:t>
       </w:r>
     </w:p>
     <w:p>
       <w:pPr>
-        <w:spacing w:before="0" w:after="60" w:line="288" w:lineRule="auto"/>
-        <w:ind w:left="40"/>
+        <w:spacing w:before="0" w:after="0" w:line="269" w:lineRule="auto"/>
+        <w:ind w:left="180" w:hanging="180"/>
         <w:snapToGrid w:val="0"/>
-        <w:pBdr>
-          <w:top w:val="single" w:sz="4" w:space="2" w:color="999999"/>
-          <w:left w:val="single" w:sz="4" w:space="2" w:color="999999"/>
-          <w:bottom w:val="single" w:sz="4" w:space="2" w:color="999999"/>
-          <w:right w:val="single" w:sz="4" w:space="2" w:color="999999"/>
-        </w:pBdr>
-        <w:shd w:val="clear" w:color="auto" w:fill="F6F3EA"/>
       </w:pPr>
       <w:r>
         <w:rPr>
@@ -2190,21 +3130,14 @@
           <w:sz w:val="17"/>
           <w:u w:val="none"/>
         </w:rPr>
-        <w:t>A: Does bad news work the same way?</w:t>
+        <w:t>② (C) - (A) - (B)</w:t>
       </w:r>
     </w:p>
     <w:p>
       <w:pPr>
-        <w:spacing w:before="0" w:after="60" w:line="288" w:lineRule="auto"/>
-        <w:ind w:left="40"/>
+        <w:spacing w:before="0" w:after="0" w:line="269" w:lineRule="auto"/>
+        <w:ind w:left="180" w:hanging="180"/>
         <w:snapToGrid w:val="0"/>
-        <w:pBdr>
-          <w:top w:val="single" w:sz="4" w:space="2" w:color="999999"/>
-          <w:left w:val="single" w:sz="4" w:space="2" w:color="999999"/>
-          <w:bottom w:val="single" w:sz="4" w:space="2" w:color="999999"/>
-          <w:right w:val="single" w:sz="4" w:space="2" w:color="999999"/>
-        </w:pBdr>
-        <w:shd w:val="clear" w:color="auto" w:fill="F6F3EA"/>
       </w:pPr>
       <w:r>
         <w:rPr>
@@ -2213,21 +3146,14 @@
           <w:sz w:val="17"/>
           <w:u w:val="none"/>
         </w:rPr>
-        <w:t>B: The same, in reverse. You sink for a while and then climb back up. The pain of a break-up fades just like the thrill of a first love does.</w:t>
+        <w:t>③ (B) - (A) - (C)</w:t>
       </w:r>
     </w:p>
     <w:p>
       <w:pPr>
-        <w:spacing w:before="0" w:after="60" w:line="288" w:lineRule="auto"/>
-        <w:ind w:left="40"/>
+        <w:spacing w:before="0" w:after="0" w:line="269" w:lineRule="auto"/>
+        <w:ind w:left="180" w:hanging="180"/>
         <w:snapToGrid w:val="0"/>
-        <w:pBdr>
-          <w:top w:val="single" w:sz="4" w:space="2" w:color="999999"/>
-          <w:left w:val="single" w:sz="4" w:space="2" w:color="999999"/>
-          <w:bottom w:val="single" w:sz="4" w:space="2" w:color="999999"/>
-          <w:right w:val="single" w:sz="4" w:space="2" w:color="999999"/>
-        </w:pBdr>
-        <w:shd w:val="clear" w:color="auto" w:fill="F6F3EA"/>
       </w:pPr>
       <w:r>
         <w:rPr>
@@ -2236,21 +3162,14 @@
           <w:sz w:val="17"/>
           <w:u w:val="none"/>
         </w:rPr>
-        <w:t>A: So the swings are real but temporary.</w:t>
+        <w:t>④ (B) - (C) - (A)</w:t>
       </w:r>
     </w:p>
     <w:p>
       <w:pPr>
-        <w:spacing w:before="0" w:after="60" w:line="288" w:lineRule="auto"/>
-        <w:ind w:left="40"/>
+        <w:spacing w:before="0" w:after="0" w:line="269" w:lineRule="auto"/>
+        <w:ind w:left="180" w:hanging="180"/>
         <w:snapToGrid w:val="0"/>
-        <w:pBdr>
-          <w:top w:val="single" w:sz="4" w:space="2" w:color="999999"/>
-          <w:left w:val="single" w:sz="4" w:space="2" w:color="999999"/>
-          <w:bottom w:val="single" w:sz="4" w:space="2" w:color="999999"/>
-          <w:right w:val="single" w:sz="4" w:space="2" w:color="999999"/>
-        </w:pBdr>
-        <w:shd w:val="clear" w:color="auto" w:fill="F6F3EA"/>
       </w:pPr>
       <w:r>
         <w:rPr>
@@ -2259,1019 +3178,7 @@
           <w:sz w:val="17"/>
           <w:u w:val="none"/>
         </w:rPr>
-        <w:t>B: Exactly. Kids are the best example — a new toy means lifelong joy for about five minutes.</w:t>
-      </w:r>
-    </w:p>
-    <w:p>
-      <w:pPr>
-        <w:spacing w:before="0" w:after="40" w:line="360" w:lineRule="auto"/>
-        <w:snapToGrid w:val="0"/>
-      </w:pPr>
-      <w:r>
-        <w:rPr>
-          <w:rFonts w:ascii="맑은 고딕" w:hAnsi="맑은 고딕" w:eastAsia="맑은 고딕"/>
-          <w:b w:val="0"/>
-          <w:sz w:val="17"/>
-          <w:u w:val="none"/>
-        </w:rPr>
-        <w:t>① A의 예상 — 콘서트 표를 얻은 기쁨이 몇 주는 갈 것</w:t>
-      </w:r>
-    </w:p>
-    <w:p>
-      <w:pPr>
-        <w:spacing w:before="0" w:after="40" w:line="360" w:lineRule="auto"/>
-        <w:snapToGrid w:val="0"/>
-      </w:pPr>
-      <w:r>
-        <w:rPr>
-          <w:rFonts w:ascii="맑은 고딕" w:hAnsi="맑은 고딕" w:eastAsia="맑은 고딕"/>
-          <w:b w:val="0"/>
-          <w:sz w:val="17"/>
-          <w:u w:val="none"/>
-        </w:rPr>
-        <w:t>② 실제 지속 기간 — 며칠</w:t>
-      </w:r>
-    </w:p>
-    <w:p>
-      <w:pPr>
-        <w:spacing w:before="0" w:after="40" w:line="360" w:lineRule="auto"/>
-        <w:snapToGrid w:val="0"/>
-      </w:pPr>
-      <w:r>
-        <w:rPr>
-          <w:rFonts w:ascii="맑은 고딕" w:hAnsi="맑은 고딕" w:eastAsia="맑은 고딕"/>
-          <w:b w:val="0"/>
-          <w:sz w:val="17"/>
-          <w:u w:val="none"/>
-        </w:rPr>
-        <w:t>③ 좋은 소식의 작동 방식 — 기분을 올렸다가 평소 수준으로 되돌림</w:t>
-      </w:r>
-    </w:p>
-    <w:p>
-      <w:pPr>
-        <w:spacing w:before="0" w:after="40" w:line="360" w:lineRule="auto"/>
-        <w:snapToGrid w:val="0"/>
-      </w:pPr>
-      <w:r>
-        <w:rPr>
-          <w:rFonts w:ascii="맑은 고딕" w:hAnsi="맑은 고딕" w:eastAsia="맑은 고딕"/>
-          <w:b w:val="0"/>
-          <w:sz w:val="17"/>
-          <w:u w:val="none"/>
-        </w:rPr>
-        <w:t>④ 나쁜 소식의 경우 — 한번 가라앉으면 평소 수준까지 회복되지 않음</w:t>
-      </w:r>
-    </w:p>
-    <w:p>
-      <w:pPr>
-        <w:spacing w:before="0" w:after="40" w:line="360" w:lineRule="auto"/>
-        <w:snapToGrid w:val="0"/>
-      </w:pPr>
-      <w:r>
-        <w:rPr>
-          <w:rFonts w:ascii="맑은 고딕" w:hAnsi="맑은 고딕" w:eastAsia="맑은 고딕"/>
-          <w:b w:val="0"/>
-          <w:sz w:val="17"/>
-          <w:u w:val="none"/>
-        </w:rPr>
-        <w:t>⑤ B가 든 사례 — 새 장난감이 주는 기쁨은 약 5분간의 '평생 행복'</w:t>
-      </w:r>
-    </w:p>
-    <w:p>
-      <w:pPr>
-        <w:keepNext/>
-        <w:spacing w:before="80" w:after="20" w:line="276" w:lineRule="auto"/>
-        <w:snapToGrid w:val="0"/>
-      </w:pPr>
-      <w:r>
-        <w:rPr>
-          <w:rFonts w:ascii="맑은 고딕" w:hAnsi="맑은 고딕" w:eastAsia="맑은 고딕"/>
-          <w:b/>
-          <w:sz w:val="17"/>
-          <w:u w:val="none"/>
-        </w:rPr>
-        <w:t>31-추1.</w:t>
-      </w:r>
-      <w:r>
-        <w:rPr>
-          <w:rFonts w:ascii="맑은 고딕" w:hAnsi="맑은 고딕" w:eastAsia="맑은 고딕"/>
-          <w:b w:val="0"/>
-          <w:sz w:val="17"/>
-          <w:u w:val="none"/>
-        </w:rPr>
-        <w:t xml:space="preserve"> 윗글의 요약문을 완성하시오. &lt;보기&gt;에서 알맞은 단어를 골라 </w:t>
-      </w:r>
-      <w:r>
-        <w:rPr>
-          <w:rFonts w:ascii="맑은 고딕" w:hAnsi="맑은 고딕" w:eastAsia="맑은 고딕"/>
-          <w:b/>
-          <w:sz w:val="17"/>
-          <w:u w:val="none"/>
-        </w:rPr>
-        <w:t>필요시 어형을 바꾸어</w:t>
-      </w:r>
-      <w:r>
-        <w:rPr>
-          <w:rFonts w:ascii="맑은 고딕" w:hAnsi="맑은 고딕" w:eastAsia="맑은 고딕"/>
-          <w:b w:val="0"/>
-          <w:sz w:val="17"/>
-          <w:u w:val="none"/>
-        </w:rPr>
-        <w:t xml:space="preserve"> 쓸 것. (각 한 단어 · 중복 사용 불가) [4.0점]</w:t>
-      </w:r>
-    </w:p>
-    <w:p>
-      <w:pPr>
-        <w:spacing w:before="0" w:after="0" w:line="336" w:lineRule="auto"/>
-        <w:ind w:left="40"/>
-        <w:snapToGrid w:val="0"/>
-        <w:pBdr>
-          <w:top w:val="single" w:sz="4" w:space="2" w:color="555555"/>
-          <w:left w:val="single" w:sz="4" w:space="2" w:color="555555"/>
-          <w:bottom w:val="single" w:sz="4" w:space="2" w:color="555555"/>
-          <w:right w:val="single" w:sz="4" w:space="2" w:color="555555"/>
-        </w:pBdr>
-        <w:shd w:val="clear" w:color="auto" w:fill="FFFFFF"/>
-      </w:pPr>
-      <w:r>
-        <w:rPr>
-          <w:rFonts w:ascii="맑은 고딕" w:hAnsi="맑은 고딕" w:eastAsia="맑은 고딕"/>
-          <w:b/>
-          <w:sz w:val="17"/>
-          <w:u w:val="none"/>
-        </w:rPr>
-        <w:t>조건 · 보기</w:t>
-      </w:r>
-    </w:p>
-    <w:p>
-      <w:pPr>
-        <w:spacing w:before="0" w:after="60" w:line="336" w:lineRule="auto"/>
-        <w:ind w:left="40"/>
-        <w:snapToGrid w:val="0"/>
-        <w:pBdr>
-          <w:top w:val="single" w:sz="4" w:space="2" w:color="555555"/>
-          <w:left w:val="single" w:sz="4" w:space="2" w:color="555555"/>
-          <w:bottom w:val="single" w:sz="4" w:space="2" w:color="555555"/>
-          <w:right w:val="single" w:sz="4" w:space="2" w:color="555555"/>
-        </w:pBdr>
-        <w:shd w:val="clear" w:color="auto" w:fill="FFFFFF"/>
-      </w:pPr>
-      <w:r>
-        <w:rPr>
-          <w:rFonts w:ascii="맑은 고딕" w:hAnsi="맑은 고딕" w:eastAsia="맑은 고딕"/>
-          <w:b w:val="0"/>
-          <w:sz w:val="17"/>
-          <w:u w:val="none"/>
-        </w:rPr>
-        <w:t>Our mood is not (A)__________ merely by each event; instead we keep (B)__________ to a personal default level. Strong feelings, whether joy or (C)__________, gradually (D)__________, and even children soon adapt to a new toy.</w:t>
-      </w:r>
-    </w:p>
-    <w:p>
-      <w:pPr>
-        <w:spacing w:before="0" w:after="0" w:line="336" w:lineRule="auto"/>
-        <w:ind w:left="40"/>
-        <w:snapToGrid w:val="0"/>
-        <w:pBdr>
-          <w:top w:val="single" w:sz="4" w:space="2" w:color="555555"/>
-          <w:left w:val="single" w:sz="4" w:space="2" w:color="555555"/>
-          <w:bottom w:val="single" w:sz="4" w:space="2" w:color="555555"/>
-          <w:right w:val="single" w:sz="4" w:space="2" w:color="555555"/>
-        </w:pBdr>
-        <w:shd w:val="clear" w:color="auto" w:fill="FFFFFF"/>
-      </w:pPr>
-      <w:r>
-        <w:rPr>
-          <w:rFonts w:ascii="맑은 고딕" w:hAnsi="맑은 고딕" w:eastAsia="맑은 고딕"/>
-          <w:b/>
-          <w:sz w:val="17"/>
-          <w:u w:val="none"/>
-        </w:rPr>
-        <w:t>조건 · 보기</w:t>
-      </w:r>
-    </w:p>
-    <w:p>
-      <w:pPr>
-        <w:spacing w:before="0" w:after="60" w:line="336" w:lineRule="auto"/>
-        <w:ind w:left="40"/>
-        <w:snapToGrid w:val="0"/>
-        <w:pBdr>
-          <w:top w:val="single" w:sz="4" w:space="2" w:color="555555"/>
-          <w:left w:val="single" w:sz="4" w:space="2" w:color="555555"/>
-          <w:bottom w:val="single" w:sz="4" w:space="2" w:color="555555"/>
-          <w:right w:val="single" w:sz="4" w:space="2" w:color="555555"/>
-        </w:pBdr>
-        <w:shd w:val="clear" w:color="auto" w:fill="FFFFFF"/>
-      </w:pPr>
-      <w:r>
-        <w:rPr>
-          <w:rFonts w:ascii="맑은 고딕" w:hAnsi="맑은 고딕" w:eastAsia="맑은 고딕"/>
-          <w:b w:val="0"/>
-          <w:sz w:val="17"/>
-          <w:u w:val="none"/>
-        </w:rPr>
-        <w:t>&lt;보기&gt; determine / return / despair / fade / adapt / excite / blow / pull</w:t>
-      </w:r>
-    </w:p>
-    <w:p>
-      <w:pPr>
-        <w:spacing w:before="0" w:after="40" w:line="360" w:lineRule="auto"/>
-        <w:snapToGrid w:val="0"/>
-      </w:pPr>
-      <w:r>
-        <w:rPr>
-          <w:rFonts w:ascii="맑은 고딕" w:hAnsi="맑은 고딕" w:eastAsia="맑은 고딕"/>
-          <w:b w:val="0"/>
-          <w:sz w:val="17"/>
-          <w:u w:val="none"/>
-        </w:rPr>
-        <w:t>(A) ________  (B) ________  (C) ________  (D) ________</w:t>
-      </w:r>
-    </w:p>
-    <w:p>
-      <w:pPr>
-        <w:keepNext/>
-        <w:spacing w:before="80" w:after="20" w:line="276" w:lineRule="auto"/>
-        <w:snapToGrid w:val="0"/>
-      </w:pPr>
-      <w:r>
-        <w:rPr>
-          <w:rFonts w:ascii="맑은 고딕" w:hAnsi="맑은 고딕" w:eastAsia="맑은 고딕"/>
-          <w:b/>
-          <w:sz w:val="17"/>
-          <w:u w:val="none"/>
-        </w:rPr>
-        <w:t>31-추2.</w:t>
-      </w:r>
-      <w:r>
-        <w:rPr>
-          <w:rFonts w:ascii="맑은 고딕" w:hAnsi="맑은 고딕" w:eastAsia="맑은 고딕"/>
-          <w:b w:val="0"/>
-          <w:sz w:val="17"/>
-          <w:u w:val="none"/>
-        </w:rPr>
-        <w:t xml:space="preserve"> 우리말 뜻에 맞게 빈칸에 알맞은 </w:t>
-      </w:r>
-      <w:r>
-        <w:rPr>
-          <w:rFonts w:ascii="맑은 고딕" w:hAnsi="맑은 고딕" w:eastAsia="맑은 고딕"/>
-          <w:b/>
-          <w:sz w:val="17"/>
-          <w:u w:val="none"/>
-        </w:rPr>
-        <w:t>한 단어</w:t>
-      </w:r>
-      <w:r>
-        <w:rPr>
-          <w:rFonts w:ascii="맑은 고딕" w:hAnsi="맑은 고딕" w:eastAsia="맑은 고딕"/>
-          <w:b w:val="0"/>
-          <w:sz w:val="17"/>
-          <w:u w:val="none"/>
-        </w:rPr>
-        <w:t>를 쓰시오. (주어진 철자로 시작할 것) [4.0점]</w:t>
-      </w:r>
-    </w:p>
-    <w:p>
-      <w:pPr>
-        <w:spacing w:before="0" w:after="40" w:line="360" w:lineRule="auto"/>
-        <w:snapToGrid w:val="0"/>
-      </w:pPr>
-      <w:r>
-        <w:rPr>
-          <w:rFonts w:ascii="맑은 고딕" w:hAnsi="맑은 고딕" w:eastAsia="맑은 고딕"/>
-          <w:b w:val="0"/>
-          <w:sz w:val="17"/>
-          <w:u w:val="none"/>
-        </w:rPr>
-        <w:t>(1) 특정 방향으로 날려 가다 →  to be b______ in a certain direction</w:t>
-      </w:r>
-    </w:p>
-    <w:p>
-      <w:pPr>
-        <w:spacing w:before="0" w:after="40" w:line="360" w:lineRule="auto"/>
-        <w:snapToGrid w:val="0"/>
-      </w:pPr>
-      <w:r>
-        <w:rPr>
-          <w:rFonts w:ascii="맑은 고딕" w:hAnsi="맑은 고딕" w:eastAsia="맑은 고딕"/>
-          <w:b w:val="0"/>
-          <w:sz w:val="17"/>
-          <w:u w:val="none"/>
-        </w:rPr>
-        <w:t>(2) 각각의 돌풍에 의해 →  by each g______ of wind</w:t>
-      </w:r>
-    </w:p>
-    <w:p>
-      <w:pPr>
-        <w:spacing w:before="0" w:after="40" w:line="360" w:lineRule="auto"/>
-        <w:snapToGrid w:val="0"/>
-      </w:pPr>
-      <w:r>
-        <w:rPr>
-          <w:rFonts w:ascii="맑은 고딕" w:hAnsi="맑은 고딕" w:eastAsia="맑은 고딕"/>
-          <w:b w:val="0"/>
-          <w:sz w:val="17"/>
-          <w:u w:val="none"/>
-        </w:rPr>
-        <w:t>(3) 우리의 기준선 쪽으로 끌려가다 →  to be p______ toward our baseline</w:t>
-      </w:r>
-    </w:p>
-    <w:p>
-      <w:pPr>
-        <w:spacing w:before="0" w:after="40" w:line="360" w:lineRule="auto"/>
-        <w:snapToGrid w:val="0"/>
-      </w:pPr>
-      <w:r>
-        <w:rPr>
-          <w:rFonts w:ascii="맑은 고딕" w:hAnsi="맑은 고딕" w:eastAsia="맑은 고딕"/>
-          <w:b w:val="0"/>
-          <w:sz w:val="17"/>
-          <w:u w:val="none"/>
-        </w:rPr>
-        <w:t>(4) 나쁜 소식 뒤에 다시 위로 →  b______ up after bad news</w:t>
-      </w:r>
-    </w:p>
-    <w:p>
-      <w:pPr>
-        <w:spacing w:before="0" w:after="40" w:line="360" w:lineRule="auto"/>
-        <w:snapToGrid w:val="0"/>
-      </w:pPr>
-      <w:r>
-        <w:rPr>
-          <w:rFonts w:ascii="맑은 고딕" w:hAnsi="맑은 고딕" w:eastAsia="맑은 고딕"/>
-          <w:b w:val="0"/>
-          <w:sz w:val="17"/>
-          <w:u w:val="none"/>
-        </w:rPr>
-        <w:t>(1) ________  (2) ________  (3) ________  (4) ________</w:t>
-      </w:r>
-    </w:p>
-    <w:p>
-      <w:pPr>
-        <w:keepNext/>
-        <w:spacing w:before="80" w:after="20" w:line="276" w:lineRule="auto"/>
-        <w:snapToGrid w:val="0"/>
-      </w:pPr>
-      <w:r>
-        <w:rPr>
-          <w:rFonts w:ascii="맑은 고딕" w:hAnsi="맑은 고딕" w:eastAsia="맑은 고딕"/>
-          <w:b/>
-          <w:sz w:val="17"/>
-          <w:u w:val="none"/>
-        </w:rPr>
-        <w:t>31-추3.</w:t>
-      </w:r>
-      <w:r>
-        <w:rPr>
-          <w:rFonts w:ascii="맑은 고딕" w:hAnsi="맑은 고딕" w:eastAsia="맑은 고딕"/>
-          <w:b w:val="0"/>
-          <w:sz w:val="17"/>
-          <w:u w:val="none"/>
-        </w:rPr>
-        <w:t xml:space="preserve"> 우리말과 같은 뜻이 되도록 &lt;조건&gt;에 맞게 영작하시오. [4.0점]</w:t>
-      </w:r>
-    </w:p>
-    <w:p>
-      <w:pPr>
-        <w:spacing w:before="0" w:after="0" w:line="336" w:lineRule="auto"/>
-        <w:ind w:left="40"/>
-        <w:snapToGrid w:val="0"/>
-        <w:pBdr>
-          <w:top w:val="single" w:sz="4" w:space="2" w:color="555555"/>
-          <w:left w:val="single" w:sz="4" w:space="2" w:color="555555"/>
-          <w:bottom w:val="single" w:sz="4" w:space="2" w:color="555555"/>
-          <w:right w:val="single" w:sz="4" w:space="2" w:color="555555"/>
-        </w:pBdr>
-        <w:shd w:val="clear" w:color="auto" w:fill="FFFFFF"/>
-      </w:pPr>
-      <w:r>
-        <w:rPr>
-          <w:rFonts w:ascii="맑은 고딕" w:hAnsi="맑은 고딕" w:eastAsia="맑은 고딕"/>
-          <w:b/>
-          <w:sz w:val="17"/>
-          <w:u w:val="none"/>
-        </w:rPr>
-        <w:t>조건 · 보기</w:t>
-      </w:r>
-    </w:p>
-    <w:p>
-      <w:pPr>
-        <w:spacing w:before="0" w:after="60" w:line="336" w:lineRule="auto"/>
-        <w:ind w:left="40"/>
-        <w:snapToGrid w:val="0"/>
-        <w:pBdr>
-          <w:top w:val="single" w:sz="4" w:space="2" w:color="555555"/>
-          <w:left w:val="single" w:sz="4" w:space="2" w:color="555555"/>
-          <w:bottom w:val="single" w:sz="4" w:space="2" w:color="555555"/>
-          <w:right w:val="single" w:sz="4" w:space="2" w:color="555555"/>
-        </w:pBdr>
-        <w:shd w:val="clear" w:color="auto" w:fill="FFFFFF"/>
-      </w:pPr>
-      <w:r>
-        <w:rPr>
-          <w:rFonts w:ascii="맑은 고딕" w:hAnsi="맑은 고딕" w:eastAsia="맑은 고딕"/>
-          <w:b/>
-          <w:sz w:val="17"/>
-          <w:u w:val="none"/>
-        </w:rPr>
-        <w:t>우리말: 기복은 있겠지만, 시간이 지나면서 우리는 자기 수위를 찾는 물처럼 우리의 기준선 쪽으로 끌려간다.</w:t>
-      </w:r>
-    </w:p>
-    <w:p>
-      <w:pPr>
-        <w:spacing w:before="0" w:after="0" w:line="336" w:lineRule="auto"/>
-        <w:ind w:left="40"/>
-        <w:snapToGrid w:val="0"/>
-        <w:pBdr>
-          <w:top w:val="single" w:sz="4" w:space="2" w:color="555555"/>
-          <w:left w:val="single" w:sz="4" w:space="2" w:color="555555"/>
-          <w:bottom w:val="single" w:sz="4" w:space="2" w:color="555555"/>
-          <w:right w:val="single" w:sz="4" w:space="2" w:color="555555"/>
-        </w:pBdr>
-        <w:shd w:val="clear" w:color="auto" w:fill="FFFFFF"/>
-      </w:pPr>
-      <w:r>
-        <w:rPr>
-          <w:rFonts w:ascii="맑은 고딕" w:hAnsi="맑은 고딕" w:eastAsia="맑은 고딕"/>
-          <w:b/>
-          <w:sz w:val="17"/>
-          <w:u w:val="none"/>
-        </w:rPr>
-        <w:t>조건 · 보기</w:t>
-      </w:r>
-    </w:p>
-    <w:p>
-      <w:pPr>
-        <w:spacing w:before="0" w:after="0" w:line="336" w:lineRule="auto"/>
-        <w:ind w:left="40"/>
-        <w:snapToGrid w:val="0"/>
-        <w:pBdr>
-          <w:top w:val="single" w:sz="4" w:space="2" w:color="555555"/>
-          <w:left w:val="single" w:sz="4" w:space="2" w:color="555555"/>
-          <w:bottom w:val="single" w:sz="4" w:space="2" w:color="555555"/>
-          <w:right w:val="single" w:sz="4" w:space="2" w:color="555555"/>
-        </w:pBdr>
-        <w:shd w:val="clear" w:color="auto" w:fill="FFFFFF"/>
-      </w:pPr>
-      <w:r>
-        <w:rPr>
-          <w:rFonts w:ascii="맑은 고딕" w:hAnsi="맑은 고딕" w:eastAsia="맑은 고딕"/>
-          <w:b w:val="0"/>
-          <w:sz w:val="17"/>
-          <w:u w:val="none"/>
-        </w:rPr>
-        <w:t>&lt;보기&gt;</w:t>
-      </w:r>
-    </w:p>
-    <w:p>
-      <w:pPr>
-        <w:spacing w:before="0" w:after="60" w:line="336" w:lineRule="auto"/>
-        <w:ind w:left="40"/>
-        <w:snapToGrid w:val="0"/>
-        <w:pBdr>
-          <w:top w:val="single" w:sz="4" w:space="2" w:color="555555"/>
-          <w:left w:val="single" w:sz="4" w:space="2" w:color="555555"/>
-          <w:bottom w:val="single" w:sz="4" w:space="2" w:color="555555"/>
-          <w:right w:val="single" w:sz="4" w:space="2" w:color="555555"/>
-        </w:pBdr>
-        <w:shd w:val="clear" w:color="auto" w:fill="FFFFFF"/>
-      </w:pPr>
-      <w:r>
-        <w:rPr>
-          <w:rFonts w:ascii="맑은 고딕" w:hAnsi="맑은 고딕" w:eastAsia="맑은 고딕"/>
-          <w:b w:val="0"/>
-          <w:sz w:val="17"/>
-          <w:u w:val="none"/>
-        </w:rPr>
-        <w:t>there will be / highs and lows / but / over time / like water / seek / its own level / we / be / pull / toward our baseline</w:t>
-      </w:r>
-    </w:p>
-    <w:p>
-      <w:pPr>
-        <w:spacing w:before="0" w:after="0" w:line="336" w:lineRule="auto"/>
-        <w:ind w:left="40"/>
-        <w:snapToGrid w:val="0"/>
-        <w:pBdr>
-          <w:top w:val="single" w:sz="4" w:space="2" w:color="555555"/>
-          <w:left w:val="single" w:sz="4" w:space="2" w:color="555555"/>
-          <w:bottom w:val="single" w:sz="4" w:space="2" w:color="555555"/>
-          <w:right w:val="single" w:sz="4" w:space="2" w:color="555555"/>
-        </w:pBdr>
-        <w:shd w:val="clear" w:color="auto" w:fill="FFFFFF"/>
-      </w:pPr>
-      <w:r>
-        <w:rPr>
-          <w:rFonts w:ascii="맑은 고딕" w:hAnsi="맑은 고딕" w:eastAsia="맑은 고딕"/>
-          <w:b/>
-          <w:sz w:val="17"/>
-          <w:u w:val="none"/>
-        </w:rPr>
-        <w:t>조건 · 보기</w:t>
-      </w:r>
-    </w:p>
-    <w:p>
-      <w:pPr>
-        <w:spacing w:before="0" w:after="0" w:line="336" w:lineRule="auto"/>
-        <w:ind w:left="40"/>
-        <w:snapToGrid w:val="0"/>
-        <w:pBdr>
-          <w:top w:val="single" w:sz="4" w:space="2" w:color="555555"/>
-          <w:left w:val="single" w:sz="4" w:space="2" w:color="555555"/>
-          <w:bottom w:val="single" w:sz="4" w:space="2" w:color="555555"/>
-          <w:right w:val="single" w:sz="4" w:space="2" w:color="555555"/>
-        </w:pBdr>
-        <w:shd w:val="clear" w:color="auto" w:fill="FFFFFF"/>
-      </w:pPr>
-      <w:r>
-        <w:rPr>
-          <w:rFonts w:ascii="맑은 고딕" w:hAnsi="맑은 고딕" w:eastAsia="맑은 고딕"/>
-          <w:b w:val="0"/>
-          <w:sz w:val="17"/>
-          <w:u w:val="none"/>
-        </w:rPr>
-        <w:t>&lt;조건&gt;</w:t>
-      </w:r>
-    </w:p>
-    <w:p>
-      <w:pPr>
-        <w:spacing w:before="0" w:after="0" w:line="336" w:lineRule="auto"/>
-        <w:ind w:left="40"/>
-        <w:snapToGrid w:val="0"/>
-        <w:pBdr>
-          <w:top w:val="single" w:sz="4" w:space="2" w:color="555555"/>
-          <w:left w:val="single" w:sz="4" w:space="2" w:color="555555"/>
-          <w:bottom w:val="single" w:sz="4" w:space="2" w:color="555555"/>
-          <w:right w:val="single" w:sz="4" w:space="2" w:color="555555"/>
-        </w:pBdr>
-        <w:shd w:val="clear" w:color="auto" w:fill="FFFFFF"/>
-      </w:pPr>
-      <w:r>
-        <w:rPr>
-          <w:rFonts w:ascii="맑은 고딕" w:hAnsi="맑은 고딕" w:eastAsia="맑은 고딕"/>
-          <w:b w:val="0"/>
-          <w:sz w:val="17"/>
-          <w:u w:val="none"/>
-        </w:rPr>
-        <w:t>1. There will be ~ 구문으로 시작할 것</w:t>
-      </w:r>
-    </w:p>
-    <w:p>
-      <w:pPr>
-        <w:spacing w:before="0" w:after="0" w:line="336" w:lineRule="auto"/>
-        <w:ind w:left="40"/>
-        <w:snapToGrid w:val="0"/>
-        <w:pBdr>
-          <w:top w:val="single" w:sz="4" w:space="2" w:color="555555"/>
-          <w:left w:val="single" w:sz="4" w:space="2" w:color="555555"/>
-          <w:bottom w:val="single" w:sz="4" w:space="2" w:color="555555"/>
-          <w:right w:val="single" w:sz="4" w:space="2" w:color="555555"/>
-        </w:pBdr>
-        <w:shd w:val="clear" w:color="auto" w:fill="FFFFFF"/>
-      </w:pPr>
-      <w:r>
-        <w:rPr>
-          <w:rFonts w:ascii="맑은 고딕" w:hAnsi="맑은 고딕" w:eastAsia="맑은 고딕"/>
-          <w:b w:val="0"/>
-          <w:sz w:val="17"/>
-          <w:u w:val="none"/>
-        </w:rPr>
-        <w:t>2. like water 뒤에 현재분사구를 써서 물을 수식할 것</w:t>
-      </w:r>
-    </w:p>
-    <w:p>
-      <w:pPr>
-        <w:spacing w:before="0" w:after="60" w:line="336" w:lineRule="auto"/>
-        <w:ind w:left="40"/>
-        <w:snapToGrid w:val="0"/>
-        <w:pBdr>
-          <w:top w:val="single" w:sz="4" w:space="2" w:color="555555"/>
-          <w:left w:val="single" w:sz="4" w:space="2" w:color="555555"/>
-          <w:bottom w:val="single" w:sz="4" w:space="2" w:color="555555"/>
-          <w:right w:val="single" w:sz="4" w:space="2" w:color="555555"/>
-        </w:pBdr>
-        <w:shd w:val="clear" w:color="auto" w:fill="FFFFFF"/>
-      </w:pPr>
-      <w:r>
-        <w:rPr>
-          <w:rFonts w:ascii="맑은 고딕" w:hAnsi="맑은 고딕" w:eastAsia="맑은 고딕"/>
-          <w:b w:val="0"/>
-          <w:sz w:val="17"/>
-          <w:u w:val="none"/>
-        </w:rPr>
-        <w:t>3. 주절은 수동태로 쓸 것 · &lt;보기&gt;의 어구를 모두 사용하되, 어형 변형이 필요한 것은 알맞게 바꿀 것</w:t>
-      </w:r>
-    </w:p>
-    <w:p>
-      <w:pPr>
-        <w:spacing w:before="0" w:after="40" w:line="360" w:lineRule="auto"/>
-        <w:snapToGrid w:val="0"/>
-      </w:pPr>
-      <w:r>
-        <w:rPr>
-          <w:rFonts w:ascii="맑은 고딕" w:hAnsi="맑은 고딕" w:eastAsia="맑은 고딕"/>
-          <w:b w:val="0"/>
-          <w:sz w:val="17"/>
-          <w:u w:val="none"/>
-        </w:rPr>
-        <w:t>→ ______________________________________________________________</w:t>
-      </w:r>
-    </w:p>
-    <w:p>
-      <w:pPr>
-        <w:spacing w:before="0" w:after="40" w:line="360" w:lineRule="auto"/>
-        <w:snapToGrid w:val="0"/>
-      </w:pPr>
-      <w:r>
-        <w:rPr>
-          <w:rFonts w:ascii="맑은 고딕" w:hAnsi="맑은 고딕" w:eastAsia="맑은 고딕"/>
-          <w:b w:val="0"/>
-          <w:sz w:val="17"/>
-          <w:u w:val="none"/>
-        </w:rPr>
-        <w:t>______________________________________________________________</w:t>
-      </w:r>
-    </w:p>
-    <w:p>
-      <w:pPr>
-        <w:keepNext/>
-        <w:spacing w:before="80" w:after="40" w:line="276" w:lineRule="auto"/>
-        <w:snapToGrid w:val="0"/>
-        <w:shd w:val="clear" w:color="auto" w:fill="8A3A12"/>
-      </w:pPr>
-      <w:r>
-        <w:rPr>
-          <w:rFonts w:ascii="맑은 고딕" w:hAnsi="맑은 고딕" w:eastAsia="맑은 고딕"/>
-          <w:b/>
-          <w:color w:val="FFFFFF"/>
-          <w:sz w:val="17"/>
-          <w:u w:val="none"/>
-        </w:rPr>
-        <w:t>서답형  31-서1 ~ 31-서1</w:t>
-      </w:r>
-    </w:p>
-    <w:p>
-      <w:pPr>
-        <w:keepNext/>
-        <w:spacing w:before="80" w:after="20" w:line="276" w:lineRule="auto"/>
-        <w:snapToGrid w:val="0"/>
-      </w:pPr>
-      <w:r>
-        <w:rPr>
-          <w:rFonts w:ascii="맑은 고딕" w:hAnsi="맑은 고딕" w:eastAsia="맑은 고딕"/>
-          <w:b/>
-          <w:sz w:val="17"/>
-          <w:u w:val="none"/>
-        </w:rPr>
-        <w:t>31-서1.</w:t>
-      </w:r>
-      <w:r>
-        <w:rPr>
-          <w:rFonts w:ascii="맑은 고딕" w:hAnsi="맑은 고딕" w:eastAsia="맑은 고딕"/>
-          <w:b w:val="0"/>
-          <w:sz w:val="17"/>
-          <w:u w:val="none"/>
-        </w:rPr>
-        <w:t xml:space="preserve"> 다음 글의 밑줄 친 ⓐ~ⓕ 중 어법상 </w:t>
-      </w:r>
-      <w:r>
-        <w:rPr>
-          <w:rFonts w:ascii="맑은 고딕" w:hAnsi="맑은 고딕" w:eastAsia="맑은 고딕"/>
-          <w:b/>
-          <w:sz w:val="17"/>
-          <w:u w:val="none"/>
-        </w:rPr>
-        <w:t>틀린 것 2개</w:t>
-      </w:r>
-      <w:r>
-        <w:rPr>
-          <w:rFonts w:ascii="맑은 고딕" w:hAnsi="맑은 고딕" w:eastAsia="맑은 고딕"/>
-          <w:b w:val="0"/>
-          <w:sz w:val="17"/>
-          <w:u w:val="none"/>
-        </w:rPr>
-        <w:t xml:space="preserve">를 찾아, 각각 </w:t>
-      </w:r>
-      <w:r>
-        <w:rPr>
-          <w:rFonts w:ascii="맑은 고딕" w:hAnsi="맑은 고딕" w:eastAsia="맑은 고딕"/>
-          <w:b/>
-          <w:sz w:val="17"/>
-          <w:u w:val="none"/>
-        </w:rPr>
-        <w:t>한 단어</w:t>
-      </w:r>
-      <w:r>
-        <w:rPr>
-          <w:rFonts w:ascii="맑은 고딕" w:hAnsi="맑은 고딕" w:eastAsia="맑은 고딕"/>
-          <w:b w:val="0"/>
-          <w:sz w:val="17"/>
-          <w:u w:val="none"/>
-        </w:rPr>
-        <w:t>로 고쳐 쓰시오. [4.0점]</w:t>
-      </w:r>
-    </w:p>
-    <w:p>
-      <w:pPr>
-        <w:spacing w:before="0" w:after="60" w:line="288" w:lineRule="auto"/>
-        <w:ind w:left="40"/>
-        <w:snapToGrid w:val="0"/>
-        <w:pBdr>
-          <w:top w:val="single" w:sz="4" w:space="2" w:color="999999"/>
-          <w:left w:val="single" w:sz="4" w:space="2" w:color="999999"/>
-          <w:bottom w:val="single" w:sz="4" w:space="2" w:color="999999"/>
-          <w:right w:val="single" w:sz="4" w:space="2" w:color="999999"/>
-        </w:pBdr>
-        <w:shd w:val="clear" w:color="auto" w:fill="F6F3EA"/>
-      </w:pPr>
-      <w:r>
-        <w:rPr>
-          <w:rFonts w:ascii="맑은 고딕" w:hAnsi="맑은 고딕" w:eastAsia="맑은 고딕"/>
-          <w:b w:val="0"/>
-          <w:sz w:val="17"/>
-          <w:u w:val="none"/>
-        </w:rPr>
-        <w:t>This tendency ⓐis best seen with little kids and their toy joy: When they get ⓑthat they've longed for, they believe they will be happy for the rest of their lives. And for the first few minutes of the rest of their lives, they ⓒare. But then the kids — like adults — ⓓadapts. The euphoria of first love ⓔfades, and so ⓕdoes the despair of a break-up.</w:t>
-      </w:r>
-    </w:p>
-    <w:p>
-      <w:pPr>
-        <w:spacing w:before="0" w:after="40" w:line="360" w:lineRule="auto"/>
-        <w:snapToGrid w:val="0"/>
-      </w:pPr>
-      <w:r>
-        <w:rPr>
-          <w:rFonts w:ascii="맑은 고딕" w:hAnsi="맑은 고딕" w:eastAsia="맑은 고딕"/>
-          <w:b w:val="0"/>
-          <w:sz w:val="17"/>
-          <w:u w:val="none"/>
-        </w:rPr>
-        <w:t>(1) 기호 ______  →  ______________</w:t>
-      </w:r>
-    </w:p>
-    <w:p>
-      <w:pPr>
-        <w:spacing w:before="0" w:after="40" w:line="360" w:lineRule="auto"/>
-        <w:snapToGrid w:val="0"/>
-      </w:pPr>
-      <w:r>
-        <w:rPr>
-          <w:rFonts w:ascii="맑은 고딕" w:hAnsi="맑은 고딕" w:eastAsia="맑은 고딕"/>
-          <w:b w:val="0"/>
-          <w:sz w:val="17"/>
-          <w:u w:val="none"/>
-        </w:rPr>
-        <w:t>(2) 기호 ______  →  ______________</w:t>
-      </w:r>
-    </w:p>
-    <w:p>
-      <w:pPr>
-        <w:keepNext/>
-        <w:spacing w:before="80" w:after="40" w:line="276" w:lineRule="auto"/>
-        <w:snapToGrid w:val="0"/>
-        <w:shd w:val="clear" w:color="auto" w:fill="6B21A8"/>
-      </w:pPr>
-      <w:r>
-        <w:rPr>
-          <w:rFonts w:ascii="맑은 고딕" w:hAnsi="맑은 고딕" w:eastAsia="맑은 고딕"/>
-          <w:b/>
-          <w:color w:val="FFFFFF"/>
-          <w:sz w:val="17"/>
-          <w:u w:val="none"/>
-        </w:rPr>
-        <w:t>[지문 구조]  ※ 앞 문항을 모두 푼 뒤에 풀 것</w:t>
-      </w:r>
-    </w:p>
-    <w:p>
-      <w:pPr>
-        <w:keepNext/>
-        <w:spacing w:before="80" w:after="20" w:line="276" w:lineRule="auto"/>
-        <w:snapToGrid w:val="0"/>
-      </w:pPr>
-      <w:r>
-        <w:rPr>
-          <w:rFonts w:ascii="맑은 고딕" w:hAnsi="맑은 고딕" w:eastAsia="맑은 고딕"/>
-          <w:b/>
-          <w:sz w:val="17"/>
-          <w:u w:val="none"/>
-        </w:rPr>
-        <w:t>31-위치1.</w:t>
-      </w:r>
-      <w:r>
-        <w:rPr>
-          <w:rFonts w:ascii="맑은 고딕" w:hAnsi="맑은 고딕" w:eastAsia="맑은 고딕"/>
-          <w:b w:val="0"/>
-          <w:sz w:val="17"/>
-          <w:u w:val="none"/>
-        </w:rPr>
-        <w:t xml:space="preserve"> 글의 흐름으로 보아, 주어진 문장이 들어가기에 가장 적절한 곳은? [2.9점]</w:t>
-      </w:r>
-    </w:p>
-    <w:p>
-      <w:pPr>
-        <w:spacing w:before="0" w:after="0" w:line="336" w:lineRule="auto"/>
-        <w:ind w:left="40"/>
-        <w:snapToGrid w:val="0"/>
-        <w:pBdr>
-          <w:top w:val="single" w:sz="4" w:space="2" w:color="555555"/>
-          <w:left w:val="single" w:sz="4" w:space="2" w:color="555555"/>
-          <w:bottom w:val="single" w:sz="4" w:space="2" w:color="555555"/>
-          <w:right w:val="single" w:sz="4" w:space="2" w:color="555555"/>
-        </w:pBdr>
-        <w:shd w:val="clear" w:color="auto" w:fill="FFFFFF"/>
-      </w:pPr>
-      <w:r>
-        <w:rPr>
-          <w:rFonts w:ascii="맑은 고딕" w:hAnsi="맑은 고딕" w:eastAsia="맑은 고딕"/>
-          <w:b/>
-          <w:sz w:val="17"/>
-          <w:u w:val="none"/>
-        </w:rPr>
-        <w:t>조건 · 보기</w:t>
-      </w:r>
-    </w:p>
-    <w:p>
-      <w:pPr>
-        <w:spacing w:before="0" w:after="60" w:line="336" w:lineRule="auto"/>
-        <w:ind w:left="40"/>
-        <w:snapToGrid w:val="0"/>
-        <w:pBdr>
-          <w:top w:val="single" w:sz="4" w:space="2" w:color="555555"/>
-          <w:left w:val="single" w:sz="4" w:space="2" w:color="555555"/>
-          <w:bottom w:val="single" w:sz="4" w:space="2" w:color="555555"/>
-          <w:right w:val="single" w:sz="4" w:space="2" w:color="555555"/>
-        </w:pBdr>
-        <w:shd w:val="clear" w:color="auto" w:fill="FFFFFF"/>
-      </w:pPr>
-      <w:r>
-        <w:rPr>
-          <w:rFonts w:ascii="맑은 고딕" w:hAnsi="맑은 고딕" w:eastAsia="맑은 고딕"/>
-          <w:b w:val="0"/>
-          <w:sz w:val="17"/>
-          <w:u w:val="none"/>
-        </w:rPr>
-        <w:t>The same is true of the low points.</w:t>
-      </w:r>
-    </w:p>
-    <w:p>
-      <w:pPr>
-        <w:spacing w:before="0" w:after="60" w:line="288" w:lineRule="auto"/>
-        <w:ind w:left="40"/>
-        <w:snapToGrid w:val="0"/>
-        <w:pBdr>
-          <w:top w:val="single" w:sz="4" w:space="2" w:color="999999"/>
-          <w:left w:val="single" w:sz="4" w:space="2" w:color="999999"/>
-          <w:bottom w:val="single" w:sz="4" w:space="2" w:color="999999"/>
-          <w:right w:val="single" w:sz="4" w:space="2" w:color="999999"/>
-        </w:pBdr>
-        <w:shd w:val="clear" w:color="auto" w:fill="F6F3EA"/>
-      </w:pPr>
-      <w:r>
-        <w:rPr>
-          <w:rFonts w:ascii="맑은 고딕" w:hAnsi="맑은 고딕" w:eastAsia="맑은 고딕"/>
-          <w:b w:val="0"/>
-          <w:sz w:val="17"/>
-          <w:u w:val="none"/>
-        </w:rPr>
-        <w:t>Happiness is not a running total of separate moments. ( ① ) Good news lifts us, but the lift does not hold; within days we settle back to the level of contentment that is usually ours. ( ② ) A loss drags us down for a while, and then we climb back to that same level. ( ③ ) This is why the glow of a first romance cools and the misery of a break-up cools with it. ( ④ ) Small children make the process obvious: the toy they begged for guarantees lifelong joy for roughly five minutes. ( ⑤ ) After that, they adapt, exactly as their parents do.</w:t>
-      </w:r>
-    </w:p>
-    <w:p>
-      <w:pPr>
-        <w:keepNext/>
-        <w:spacing w:before="80" w:after="20" w:line="276" w:lineRule="auto"/>
-        <w:snapToGrid w:val="0"/>
-      </w:pPr>
-      <w:r>
-        <w:rPr>
-          <w:rFonts w:ascii="맑은 고딕" w:hAnsi="맑은 고딕" w:eastAsia="맑은 고딕"/>
-          <w:b/>
-          <w:sz w:val="17"/>
-          <w:u w:val="none"/>
-        </w:rPr>
-        <w:t>31-위치2.</w:t>
-      </w:r>
-      <w:r>
-        <w:rPr>
-          <w:rFonts w:ascii="맑은 고딕" w:hAnsi="맑은 고딕" w:eastAsia="맑은 고딕"/>
-          <w:b w:val="0"/>
-          <w:sz w:val="17"/>
-          <w:u w:val="none"/>
-        </w:rPr>
-        <w:t xml:space="preserve"> 주어진 글 다음에 이어질 글의 순서로 가장 적절한 것은? [2.8점]</w:t>
-      </w:r>
-    </w:p>
-    <w:p>
-      <w:pPr>
-        <w:spacing w:before="0" w:after="0" w:line="336" w:lineRule="auto"/>
-        <w:ind w:left="40"/>
-        <w:snapToGrid w:val="0"/>
-        <w:pBdr>
-          <w:top w:val="single" w:sz="4" w:space="2" w:color="555555"/>
-          <w:left w:val="single" w:sz="4" w:space="2" w:color="555555"/>
-          <w:bottom w:val="single" w:sz="4" w:space="2" w:color="555555"/>
-          <w:right w:val="single" w:sz="4" w:space="2" w:color="555555"/>
-        </w:pBdr>
-        <w:shd w:val="clear" w:color="auto" w:fill="FFFFFF"/>
-      </w:pPr>
-      <w:r>
-        <w:rPr>
-          <w:rFonts w:ascii="맑은 고딕" w:hAnsi="맑은 고딕" w:eastAsia="맑은 고딕"/>
-          <w:b/>
-          <w:sz w:val="17"/>
-          <w:u w:val="none"/>
-        </w:rPr>
-        <w:t>조건 · 보기</w:t>
-      </w:r>
-    </w:p>
-    <w:p>
-      <w:pPr>
-        <w:spacing w:before="0" w:after="60" w:line="336" w:lineRule="auto"/>
-        <w:ind w:left="40"/>
-        <w:snapToGrid w:val="0"/>
-        <w:pBdr>
-          <w:top w:val="single" w:sz="4" w:space="2" w:color="555555"/>
-          <w:left w:val="single" w:sz="4" w:space="2" w:color="555555"/>
-          <w:bottom w:val="single" w:sz="4" w:space="2" w:color="555555"/>
-          <w:right w:val="single" w:sz="4" w:space="2" w:color="555555"/>
-        </w:pBdr>
-        <w:shd w:val="clear" w:color="auto" w:fill="FFFFFF"/>
-      </w:pPr>
-      <w:r>
-        <w:rPr>
-          <w:rFonts w:ascii="맑은 고딕" w:hAnsi="맑은 고딕" w:eastAsia="맑은 고딕"/>
-          <w:b w:val="0"/>
-          <w:sz w:val="17"/>
-          <w:u w:val="none"/>
-        </w:rPr>
-        <w:t>Whether life feels good or bad is not decided one moment at a time.</w:t>
-      </w:r>
-    </w:p>
-    <w:p>
-      <w:pPr>
-        <w:spacing w:before="0" w:after="60" w:line="288" w:lineRule="auto"/>
-        <w:ind w:left="40"/>
-        <w:snapToGrid w:val="0"/>
-        <w:pBdr>
-          <w:top w:val="single" w:sz="4" w:space="2" w:color="999999"/>
-          <w:left w:val="single" w:sz="4" w:space="2" w:color="999999"/>
-          <w:bottom w:val="single" w:sz="4" w:space="2" w:color="999999"/>
-          <w:right w:val="single" w:sz="4" w:space="2" w:color="999999"/>
-        </w:pBdr>
-        <w:shd w:val="clear" w:color="auto" w:fill="F6F3EA"/>
-      </w:pPr>
-      <w:r>
-        <w:rPr>
-          <w:rFonts w:ascii="맑은 고딕" w:hAnsi="맑은 고딕" w:eastAsia="맑은 고딕"/>
-          <w:b w:val="0"/>
-          <w:sz w:val="17"/>
-          <w:u w:val="none"/>
-        </w:rPr>
-        <w:t>(A) That is why even the strongest feelings — the thrill of a first love, the grief of losing it — wear off, and why a child sure that a new toy means lifelong joy is an ordinary child again within minutes.</w:t>
-      </w:r>
-    </w:p>
-    <w:p>
-      <w:pPr>
-        <w:spacing w:before="0" w:after="60" w:line="288" w:lineRule="auto"/>
-        <w:ind w:left="40"/>
-        <w:snapToGrid w:val="0"/>
-        <w:pBdr>
-          <w:top w:val="single" w:sz="4" w:space="2" w:color="999999"/>
-          <w:left w:val="single" w:sz="4" w:space="2" w:color="999999"/>
-          <w:bottom w:val="single" w:sz="4" w:space="2" w:color="999999"/>
-          <w:right w:val="single" w:sz="4" w:space="2" w:color="999999"/>
-        </w:pBdr>
-        <w:shd w:val="clear" w:color="auto" w:fill="F6F3EA"/>
-      </w:pPr>
-      <w:r>
-        <w:rPr>
-          <w:rFonts w:ascii="맑은 고딕" w:hAnsi="맑은 고딕" w:eastAsia="맑은 고딕"/>
-          <w:b w:val="0"/>
-          <w:sz w:val="17"/>
-          <w:u w:val="none"/>
-        </w:rPr>
-        <w:t>(B) Events certainly move the mood: welcome news raises it and unwelcome news lowers it.</w:t>
-      </w:r>
-    </w:p>
-    <w:p>
-      <w:pPr>
-        <w:spacing w:before="0" w:after="60" w:line="288" w:lineRule="auto"/>
-        <w:ind w:left="40"/>
-        <w:snapToGrid w:val="0"/>
-        <w:pBdr>
-          <w:top w:val="single" w:sz="4" w:space="2" w:color="999999"/>
-          <w:left w:val="single" w:sz="4" w:space="2" w:color="999999"/>
-          <w:bottom w:val="single" w:sz="4" w:space="2" w:color="999999"/>
-          <w:right w:val="single" w:sz="4" w:space="2" w:color="999999"/>
-        </w:pBdr>
-        <w:shd w:val="clear" w:color="auto" w:fill="F6F3EA"/>
-      </w:pPr>
-      <w:r>
-        <w:rPr>
-          <w:rFonts w:ascii="맑은 고딕" w:hAnsi="맑은 고딕" w:eastAsia="맑은 고딕"/>
-          <w:b w:val="0"/>
-          <w:sz w:val="17"/>
-          <w:u w:val="none"/>
-        </w:rPr>
-        <w:t>(C) Yet the movement never lasts. People absorb what happens and drift back to the level of well-being that belongs to them, up after a loss and down after a gain.</w:t>
+        <w:t>⑤ (C) - (B) - (A)</w:t>
       </w:r>
     </w:p>
     <w:p>
@@ -4240,7 +4147,7 @@
           <w:sz w:val="15"/>
           <w:u w:val="none"/>
         </w:rPr>
-        <w:t xml:space="preserve"> 정답 ④</w:t>
+        <w:t xml:space="preserve"> 정답 ② — (a) ✕ (b) ✕ (c) ○ (d) ○ (e) ○</w:t>
       </w:r>
     </w:p>
     <w:p>
@@ -4265,7 +4172,7 @@
           <w:sz w:val="15"/>
           <w:u w:val="none"/>
         </w:rPr>
-        <w:t xml:space="preserve"> 정답 ④</w:t>
+        <w:t xml:space="preserve"> 정답 ④ — ⓑ returning → return / ⓓ so is → so does / ⓕ which → what</w:t>
       </w:r>
     </w:p>
     <w:p>
@@ -4290,7 +4197,7 @@
           <w:sz w:val="15"/>
           <w:u w:val="none"/>
         </w:rPr>
-        <w:t xml:space="preserve"> 정답 ④</w:t>
+        <w:t xml:space="preserve"> 정답 ① — return · fades · pulled</w:t>
       </w:r>
     </w:p>
     <w:p>
@@ -4315,7 +4222,7 @@
           <w:sz w:val="15"/>
           <w:u w:val="none"/>
         </w:rPr>
-        <w:t xml:space="preserve"> ④ complete → completely</w:t>
+        <w:t xml:space="preserve"> 정답 ⑤</w:t>
       </w:r>
     </w:p>
     <w:p>
@@ -4340,7 +4247,7 @@
           <w:sz w:val="15"/>
           <w:u w:val="none"/>
         </w:rPr>
-        <w:t xml:space="preserve"> 정답 ⑤</w:t>
+        <w:t xml:space="preserve"> 정답 ③</w:t>
       </w:r>
     </w:p>
     <w:p>
@@ -4365,7 +4272,7 @@
           <w:sz w:val="15"/>
           <w:u w:val="none"/>
         </w:rPr>
-        <w:t xml:space="preserve"> 정답 ①</w:t>
+        <w:t xml:space="preserve"> 정답 ②</w:t>
       </w:r>
     </w:p>
     <w:p>
@@ -4390,7 +4297,7 @@
           <w:sz w:val="15"/>
           <w:u w:val="none"/>
         </w:rPr>
-        <w:t xml:space="preserve"> ② (ⓑ, ⓓ)</w:t>
+        <w:t xml:space="preserve"> 정답 ④</w:t>
       </w:r>
     </w:p>
     <w:p>
@@ -4406,7 +4313,7 @@
           <w:sz w:val="15"/>
           <w:u w:val="none"/>
         </w:rPr>
-        <w:t>31-8</w:t>
+        <w:t>31-서1</w:t>
       </w:r>
       <w:r>
         <w:rPr>
@@ -4415,7 +4322,7 @@
           <w:sz w:val="15"/>
           <w:u w:val="none"/>
         </w:rPr>
-        <w:t xml:space="preserve"> 정답 ④</w:t>
+        <w:t xml:space="preserve"> (1) happiness  (2) adjustment  (3) adaptation</w:t>
       </w:r>
     </w:p>
     <w:p>
@@ -4431,7 +4338,7 @@
           <w:sz w:val="15"/>
           <w:u w:val="none"/>
         </w:rPr>
-        <w:t>31-서1</w:t>
+        <w:t>31-서2</w:t>
       </w:r>
       <w:r>
         <w:rPr>
@@ -4440,7 +4347,7 @@
           <w:sz w:val="15"/>
           <w:u w:val="none"/>
         </w:rPr>
-        <w:t xml:space="preserve"> ⓑ that → what / ⓓ adapts → adapt</w:t>
+        <w:t xml:space="preserve"> Both the euphoria of first love and the despair of a break-up fade over time.</w:t>
       </w:r>
     </w:p>
     <w:p>
@@ -4456,107 +4363,7 @@
           <w:sz w:val="15"/>
           <w:u w:val="none"/>
         </w:rPr>
-        <w:t>31-추1</w:t>
-      </w:r>
-      <w:r>
-        <w:rPr>
-          <w:rFonts w:ascii="맑은 고딕" w:hAnsi="맑은 고딕" w:eastAsia="맑은 고딕"/>
-          <w:b w:val="0"/>
-          <w:sz w:val="15"/>
-          <w:u w:val="none"/>
-        </w:rPr>
-        <w:t xml:space="preserve"> (A) determined  (B) returning  (C) despair  (D) fade</w:t>
-      </w:r>
-    </w:p>
-    <w:p>
-      <w:pPr>
-        <w:spacing w:before="0" w:after="0" w:line="259" w:lineRule="auto"/>
-        <w:ind w:left="160" w:hanging="160"/>
-        <w:snapToGrid w:val="0"/>
-      </w:pPr>
-      <w:r>
-        <w:rPr>
-          <w:rFonts w:ascii="맑은 고딕" w:hAnsi="맑은 고딕" w:eastAsia="맑은 고딕"/>
-          <w:b/>
-          <w:sz w:val="15"/>
-          <w:u w:val="none"/>
-        </w:rPr>
-        <w:t>31-추2</w:t>
-      </w:r>
-      <w:r>
-        <w:rPr>
-          <w:rFonts w:ascii="맑은 고딕" w:hAnsi="맑은 고딕" w:eastAsia="맑은 고딕"/>
-          <w:b w:val="0"/>
-          <w:sz w:val="15"/>
-          <w:u w:val="none"/>
-        </w:rPr>
-        <w:t xml:space="preserve"> (1) blown  (2) gust  (3) pulled  (4) back</w:t>
-      </w:r>
-    </w:p>
-    <w:p>
-      <w:pPr>
-        <w:spacing w:before="0" w:after="0" w:line="259" w:lineRule="auto"/>
-        <w:ind w:left="160" w:hanging="160"/>
-        <w:snapToGrid w:val="0"/>
-      </w:pPr>
-      <w:r>
-        <w:rPr>
-          <w:rFonts w:ascii="맑은 고딕" w:hAnsi="맑은 고딕" w:eastAsia="맑은 고딕"/>
-          <w:b/>
-          <w:sz w:val="15"/>
-          <w:u w:val="none"/>
-        </w:rPr>
-        <w:t>31-추3</w:t>
-      </w:r>
-      <w:r>
-        <w:rPr>
-          <w:rFonts w:ascii="맑은 고딕" w:hAnsi="맑은 고딕" w:eastAsia="맑은 고딕"/>
-          <w:b w:val="0"/>
-          <w:sz w:val="15"/>
-          <w:u w:val="none"/>
-        </w:rPr>
-        <w:t xml:space="preserve"> There will be highs and lows, but over time, like water seeking its own level, we are pulled toward our baseline.</w:t>
-      </w:r>
-    </w:p>
-    <w:p>
-      <w:pPr>
-        <w:spacing w:before="0" w:after="0" w:line="259" w:lineRule="auto"/>
-        <w:ind w:left="160" w:hanging="160"/>
-        <w:snapToGrid w:val="0"/>
-      </w:pPr>
-      <w:r>
-        <w:rPr>
-          <w:rFonts w:ascii="맑은 고딕" w:hAnsi="맑은 고딕" w:eastAsia="맑은 고딕"/>
-          <w:b/>
-          <w:sz w:val="15"/>
-          <w:u w:val="none"/>
-        </w:rPr>
-        <w:t>31-위치1</w:t>
-      </w:r>
-      <w:r>
-        <w:rPr>
-          <w:rFonts w:ascii="맑은 고딕" w:hAnsi="맑은 고딕" w:eastAsia="맑은 고딕"/>
-          <w:b w:val="0"/>
-          <w:sz w:val="15"/>
-          <w:u w:val="none"/>
-        </w:rPr>
-        <w:t xml:space="preserve"> 정답 ②</w:t>
-      </w:r>
-    </w:p>
-    <w:p>
-      <w:pPr>
-        <w:spacing w:before="0" w:after="0" w:line="259" w:lineRule="auto"/>
-        <w:ind w:left="160" w:hanging="160"/>
-        <w:snapToGrid w:val="0"/>
-      </w:pPr>
-      <w:r>
-        <w:rPr>
-          <w:rFonts w:ascii="맑은 고딕" w:hAnsi="맑은 고딕" w:eastAsia="맑은 고딕"/>
-          <w:b/>
-          <w:sz w:val="15"/>
-          <w:u w:val="none"/>
-        </w:rPr>
-        <w:t>31-위치2</w:t>
+        <w:t>31-8</w:t>
       </w:r>
       <w:r>
         <w:rPr>
@@ -4606,7 +4413,7 @@
           <w:sz w:val="14"/>
           <w:u w:val="none"/>
         </w:rPr>
-        <w:t xml:space="preserve"> 본문은 첫사랑의 빛도 </w:t>
+        <w:t xml:space="preserve"> </w:t>
       </w:r>
       <w:r>
         <w:rPr>
@@ -4615,7 +4422,7 @@
           <w:sz w:val="14"/>
           <w:u w:val="none"/>
         </w:rPr>
-        <w:t>사라지고</w:t>
+        <w:t>(a) [부정어 삭제]</w:t>
       </w:r>
       <w:r>
         <w:rPr>
@@ -4624,7 +4431,43 @@
           <w:sz w:val="14"/>
           <w:u w:val="none"/>
         </w:rPr>
-        <w:t>(fades), 이별의 괴로움도 그렇다(so does)고 했다. ④은 두 감정 중 하나만 사라진다고 갈라 놓은 한 끗 오답. ③의 '양방향'(상실 뒤 상승·이득 뒤 하강)은 방향이 뒤집히기 쉬우나 일치.</w:t>
+        <w:t xml:space="preserve"> not … merely를 only로 뒤집었다. </w:t>
+      </w:r>
+      <w:r>
+        <w:rPr>
+          <w:rFonts w:ascii="맑은 고딕" w:hAnsi="맑은 고딕" w:eastAsia="맑은 고딕"/>
+          <w:b/>
+          <w:sz w:val="14"/>
+          <w:u w:val="none"/>
+        </w:rPr>
+        <w:t>(d) [옳은 어휘 decoy]</w:t>
+      </w:r>
+      <w:r>
+        <w:rPr>
+          <w:rFonts w:ascii="맑은 고딕" w:hAnsi="맑은 고딕" w:eastAsia="맑은 고딕"/>
+          <w:b w:val="0"/>
+          <w:sz w:val="14"/>
+          <w:u w:val="none"/>
+        </w:rPr>
+        <w:t xml:space="preserve"> fade의 뜻을 모르면 틀렸다고 고르게 된다 — ③은 이것까지 고른 선지. </w:t>
+      </w:r>
+      <w:r>
+        <w:rPr>
+          <w:rFonts w:ascii="맑은 고딕" w:hAnsi="맑은 고딕" w:eastAsia="맑은 고딕"/>
+          <w:b/>
+          <w:sz w:val="14"/>
+          <w:u w:val="none"/>
+        </w:rPr>
+        <w:t>(b)</w:t>
+      </w:r>
+      <w:r>
+        <w:rPr>
+          <w:rFonts w:ascii="맑은 고딕" w:hAnsi="맑은 고딕" w:eastAsia="맑은 고딕"/>
+          <w:b w:val="0"/>
+          <w:sz w:val="14"/>
+          <w:u w:val="none"/>
+        </w:rPr>
+        <w:t xml:space="preserve"> 인과(Because)로 읽으면 두 절이 충돌한다.</w:t>
       </w:r>
     </w:p>
     <w:p>
@@ -4649,7 +4492,7 @@
           <w:sz w:val="14"/>
           <w:u w:val="none"/>
         </w:rPr>
-        <w:t xml:space="preserve"> 절망도 '</w:t>
+        <w:t xml:space="preserve"> </w:t>
       </w:r>
       <w:r>
         <w:rPr>
@@ -4658,7 +4501,7 @@
           <w:sz w:val="14"/>
           <w:u w:val="none"/>
         </w:rPr>
-        <w:t>마찬가지로</w:t>
+        <w:t>ⓐ [수일치 decoy]</w:t>
       </w:r>
       <w:r>
         <w:rPr>
@@ -4667,7 +4510,25 @@
           <w:sz w:val="14"/>
           <w:u w:val="none"/>
         </w:rPr>
-        <w:t xml:space="preserve"> 식는다(cools as well)'. ④은 프린트 T/F 3번(첫사랑 행복이 영원히 유지)의 거울상 오답으로, 한쪽 감정만 예외로 두었다. ③는 '실제(real)'와 '일시적(temporary)'을 동시에 담아 일치.</w:t>
+        <w:t xml:space="preserve"> happy or sad, content or discontent의 나열에 끌려 are로 바꾸고 싶어진다 — ③은 이를 고른 선지. </w:t>
+      </w:r>
+      <w:r>
+        <w:rPr>
+          <w:rFonts w:ascii="맑은 고딕" w:hAnsi="맑은 고딕" w:eastAsia="맑은 고딕"/>
+          <w:b/>
+          <w:sz w:val="14"/>
+          <w:u w:val="none"/>
+        </w:rPr>
+        <w:t>ⓓ</w:t>
+      </w:r>
+      <w:r>
+        <w:rPr>
+          <w:rFonts w:ascii="맑은 고딕" w:hAnsi="맑은 고딕" w:eastAsia="맑은 고딕"/>
+          <w:b w:val="0"/>
+          <w:sz w:val="14"/>
+          <w:u w:val="none"/>
+        </w:rPr>
+        <w:t xml:space="preserve"> be동사 문장이 아니므로 so is 불가.</w:t>
       </w:r>
     </w:p>
     <w:p>
@@ -4692,7 +4553,7 @@
           <w:sz w:val="14"/>
           <w:u w:val="none"/>
         </w:rPr>
-        <w:t xml:space="preserve"> 아이들은 처음 몇 분이 지나면 어른처럼 </w:t>
+        <w:t xml:space="preserve"> </w:t>
       </w:r>
       <w:r>
         <w:rPr>
@@ -4701,7 +4562,7 @@
           <w:sz w:val="14"/>
           <w:u w:val="none"/>
         </w:rPr>
-        <w:t>적응한다</w:t>
+        <w:t>⑤ [한 끗]</w:t>
       </w:r>
       <w:r>
         <w:rPr>
@@ -4710,7 +4571,25 @@
           <w:sz w:val="14"/>
           <w:u w:val="none"/>
         </w:rPr>
-        <w:t>(원본 정답 adapt). resist(저항하다)는 약한 반의어 오염이며, 단서는 다음 절 '평소 감정 수준이 돌아온다'. ② permanent는 부정문(no single gust ... permanent) 안에서 옳고, ③ clearest는 원문 best seen의 치환.</w:t>
+        <w:t xml:space="preserve"> (A)(B)는 맞고 (C)만 pulling — be pulling toward 뒤 목적어가 없다. </w:t>
+      </w:r>
+      <w:r>
+        <w:rPr>
+          <w:rFonts w:ascii="맑은 고딕" w:hAnsi="맑은 고딕" w:eastAsia="맑은 고딕"/>
+          <w:b/>
+          <w:sz w:val="14"/>
+          <w:u w:val="none"/>
+        </w:rPr>
+        <w:t>③</w:t>
+      </w:r>
+      <w:r>
+        <w:rPr>
+          <w:rFonts w:ascii="맑은 고딕" w:hAnsi="맑은 고딕" w:eastAsia="맑은 고딕"/>
+          <w:b w:val="0"/>
+          <w:sz w:val="14"/>
+          <w:u w:val="none"/>
+        </w:rPr>
+        <w:t xml:space="preserve"> grows면 ‘행복감은 커지고 절망도 커진다’ — 기준선 복귀 논지와 충돌.</w:t>
       </w:r>
     </w:p>
     <w:p>
@@ -4735,7 +4614,7 @@
           <w:sz w:val="14"/>
           <w:u w:val="none"/>
         </w:rPr>
-        <w:t xml:space="preserve"> 형용사 new를 수식하므로 </w:t>
+        <w:t xml:space="preserve"> </w:t>
       </w:r>
       <w:r>
         <w:rPr>
@@ -4744,7 +4623,7 @@
           <w:sz w:val="14"/>
           <w:u w:val="none"/>
         </w:rPr>
-        <w:t>부사</w:t>
+        <w:t>⑤ [방향 반전]</w:t>
       </w:r>
       <w:r>
         <w:rPr>
@@ -4753,7 +4632,25 @@
           <w:sz w:val="14"/>
           <w:u w:val="none"/>
         </w:rPr>
-        <w:t xml:space="preserve"> completely. ① 주어는 Whether절(단수)이라 is, ② 절을 이끄는 접속사 While, ③ are not blown(수동: 우리가 '날려 가는'), ⑤ level of + 명사 well-being은 모두 옳다.</w:t>
+        <w:t xml:space="preserve"> back up after bad news를 거꾸로 진술. </w:t>
+      </w:r>
+      <w:r>
+        <w:rPr>
+          <w:rFonts w:ascii="맑은 고딕" w:hAnsi="맑은 고딕" w:eastAsia="맑은 고딕"/>
+          <w:b/>
+          <w:sz w:val="14"/>
+          <w:u w:val="none"/>
+        </w:rPr>
+        <w:t>④ [decoy]</w:t>
+      </w:r>
+      <w:r>
+        <w:rPr>
+          <w:rFonts w:ascii="맑은 고딕" w:hAnsi="맑은 고딕" w:eastAsia="맑은 고딕"/>
+          <w:b w:val="0"/>
+          <w:sz w:val="14"/>
+          <w:u w:val="none"/>
+        </w:rPr>
+        <w:t xml:space="preserve"> 일시적이지만 실제로 행복하다(they are)는 본문 그대로 — 틀렸다고 착각하기 쉽다.</w:t>
       </w:r>
     </w:p>
     <w:p>
@@ -4778,7 +4675,7 @@
           <w:sz w:val="14"/>
           <w:u w:val="none"/>
         </w:rPr>
-        <w:t xml:space="preserve"> (A) For example(예시) (B) Similarly(같은 방향의 사례 추가) (C) In the same way(동일 원리 확장) (D) Eventually(시간 순 귀결). Nevertheless(그럼에도)는 앞 문장을 </w:t>
+        <w:t xml:space="preserve"> </w:t>
       </w:r>
       <w:r>
         <w:rPr>
@@ -4787,7 +4684,7 @@
           <w:sz w:val="14"/>
           <w:u w:val="none"/>
         </w:rPr>
-        <w:t>꺾는</w:t>
+        <w:t>② [정반대]</w:t>
       </w:r>
       <w:r>
         <w:rPr>
@@ -4796,7 +4693,25 @@
           <w:sz w:val="14"/>
           <w:u w:val="none"/>
         </w:rPr>
-        <w:t xml:space="preserve"> 자리에만 쓰이는데, 네 자리 모두 앞 문장을 이어받거나 확장하므로 어디에도 들어갈 수 없다. ②과 ③는 서로 교환 가능해 (B)(C)를 채우는 데 순서가 갈리지 않는다.</w:t>
+        <w:t xml:space="preserve"> 당첨자도 결국 이전 수준으로 돌아간다. </w:t>
+      </w:r>
+      <w:r>
+        <w:rPr>
+          <w:rFonts w:ascii="맑은 고딕" w:hAnsi="맑은 고딕" w:eastAsia="맑은 고딕"/>
+          <w:b/>
+          <w:sz w:val="14"/>
+          <w:u w:val="none"/>
+        </w:rPr>
+        <w:t>④ [부분 반전]</w:t>
+      </w:r>
+      <w:r>
+        <w:rPr>
+          <w:rFonts w:ascii="맑은 고딕" w:hAnsi="맑은 고딕" w:eastAsia="맑은 고딕"/>
+          <w:b w:val="0"/>
+          <w:sz w:val="14"/>
+          <w:u w:val="none"/>
+        </w:rPr>
+        <w:t xml:space="preserve"> 두 글 모두 ‘영구적이지 않다’가 핵심.</w:t>
       </w:r>
     </w:p>
     <w:p>
@@ -4821,7 +4736,7 @@
           <w:sz w:val="14"/>
           <w:u w:val="none"/>
         </w:rPr>
-        <w:t xml:space="preserve"> (A) 사건은 기분을 움직이되 </w:t>
+        <w:t xml:space="preserve"> </w:t>
       </w:r>
       <w:r>
         <w:rPr>
@@ -4830,7 +4745,7 @@
           <w:sz w:val="14"/>
           <w:u w:val="none"/>
         </w:rPr>
-        <w:t>고정하지 못한다</w:t>
+        <w:t>③ [모순 함정]</w:t>
       </w:r>
       <w:r>
         <w:rPr>
@@ -4839,7 +4754,25 @@
           <w:sz w:val="14"/>
           <w:u w:val="none"/>
         </w:rPr>
-        <w:t>(cannot fix it) → temporarily. (B) 강렬한 감정도 사라진다 → fleeting. ④ rarely는 '기분이 움직인다'는 전제 자체를 부정하는 한 끗 오답, ② cumulative는 첫 문장이 부정하는 '합산' 개념.</w:t>
+        <w:t xml:space="preserve"> While our experiences affect our mood와 정면 충돌. </w:t>
+      </w:r>
+      <w:r>
+        <w:rPr>
+          <w:rFonts w:ascii="맑은 고딕" w:hAnsi="맑은 고딕" w:eastAsia="맑은 고딕"/>
+          <w:b/>
+          <w:sz w:val="14"/>
+          <w:u w:val="none"/>
+        </w:rPr>
+        <w:t>④⑤ [반대 개념]</w:t>
+      </w:r>
+      <w:r>
+        <w:rPr>
+          <w:rFonts w:ascii="맑은 고딕" w:hAnsi="맑은 고딕" w:eastAsia="맑은 고딕"/>
+          <w:b w:val="0"/>
+          <w:sz w:val="14"/>
+          <w:u w:val="none"/>
+        </w:rPr>
+        <w:t xml:space="preserve"> 본문이 긍정하는 내용을 부정문에 넣어 거꾸로 만든 선지.</w:t>
       </w:r>
     </w:p>
     <w:p>
@@ -4864,7 +4797,7 @@
           <w:sz w:val="14"/>
           <w:u w:val="none"/>
         </w:rPr>
-        <w:t xml:space="preserve"> 프린트 T/F 4문 확장. ⓐ completely/every: 첫 문장이 부정. ⓒ never: 본문 tend to fade. ⓔ unlike: 본문은 '어른과 </w:t>
+        <w:t xml:space="preserve"> </w:t>
       </w:r>
       <w:r>
         <w:rPr>
@@ -4873,7 +4806,7 @@
           <w:sz w:val="14"/>
           <w:u w:val="none"/>
         </w:rPr>
-        <w:t>똑같이</w:t>
+        <w:t>④ [소재어 재사용 함정]</w:t>
       </w:r>
       <w:r>
         <w:rPr>
@@ -4882,7 +4815,7 @@
           <w:sz w:val="14"/>
           <w:u w:val="none"/>
         </w:rPr>
-        <w:t>' 적응한다. ⓑ tend to, ⓓ may의 강도가 본문과 일치.</w:t>
+        <w:t xml:space="preserve"> toy, children이 들어가 자연스러워 보인다. ⑤의 they are가 ③의 happy를 받는 대동사 구조임을 보면 ④가 사이를 끊고 있음이 드러난다.</w:t>
       </w:r>
     </w:p>
     <w:p>
@@ -4898,7 +4831,7 @@
           <w:sz w:val="14"/>
           <w:u w:val="none"/>
         </w:rPr>
-        <w:t>31-8</w:t>
+        <w:t>31-서1</w:t>
       </w:r>
       <w:r>
         <w:rPr>
@@ -4907,25 +4840,7 @@
           <w:sz w:val="14"/>
           <w:u w:val="none"/>
         </w:rPr>
-        <w:t xml:space="preserve"> B는 나쁜 소식도 '같은 방식의 역방향(The same, in reverse)' — 가라앉았다가 </w:t>
-      </w:r>
-      <w:r>
-        <w:rPr>
-          <w:rFonts w:ascii="맑은 고딕" w:hAnsi="맑은 고딕" w:eastAsia="맑은 고딕"/>
-          <w:b/>
-          <w:sz w:val="14"/>
-          <w:u w:val="none"/>
-        </w:rPr>
-        <w:t>다시 올라온다</w:t>
-      </w:r>
-      <w:r>
-        <w:rPr>
-          <w:rFonts w:ascii="맑은 고딕" w:hAnsi="맑은 고딕" w:eastAsia="맑은 고딕"/>
-          <w:b w:val="0"/>
-          <w:sz w:val="14"/>
-          <w:u w:val="none"/>
-        </w:rPr>
-        <w:t>고 했다. ②은 'A couple of days'를 '며칠'로 옮긴 것으로 일치.</w:t>
+        <w:t xml:space="preserve"> (1) happy ✕ — 명사 자리. (2) adjust ✕ (3) adapt ✕ — 동사 형태 그대로. (2)(3)을 서로 바꿔 써도 의미상 인정(각 동사의 명사형이면 정답). [채점] 각 1점.</w:t>
       </w:r>
     </w:p>
     <w:p>
@@ -4941,7 +4856,7 @@
           <w:sz w:val="14"/>
           <w:u w:val="none"/>
         </w:rPr>
-        <w:t>31-서1</w:t>
+        <w:t>31-서2</w:t>
       </w:r>
       <w:r>
         <w:rPr>
@@ -4950,7 +4865,7 @@
           <w:sz w:val="14"/>
           <w:u w:val="none"/>
         </w:rPr>
-        <w:t xml:space="preserve"> ⓑ get의 목적어절에 선행사가 없으므로 </w:t>
+        <w:t xml:space="preserve"> </w:t>
       </w:r>
       <w:r>
         <w:rPr>
@@ -4959,7 +4874,7 @@
           <w:sz w:val="14"/>
           <w:u w:val="none"/>
         </w:rPr>
-        <w:t>what</w:t>
+        <w:t>fades</w:t>
       </w:r>
       <w:r>
         <w:rPr>
@@ -4968,7 +4883,25 @@
           <w:sz w:val="14"/>
           <w:u w:val="none"/>
         </w:rPr>
-        <w:t>(they've longed for의 목적어 겸). ⓓ 주어 the kids(복수), —like adults—는 삽입구 → adapt. ⓒ they are (happy) 대동사, ⓔ 주어 The euphoria 단수, ⓕ so + 대동사 does + 주어 도치는 옳다.</w:t>
+        <w:t xml:space="preserve"> ✕ — 어형 변형 금지 + both A and B는 복수. </w:t>
+      </w:r>
+      <w:r>
+        <w:rPr>
+          <w:rFonts w:ascii="맑은 고딕" w:hAnsi="맑은 고딕" w:eastAsia="맑은 고딕"/>
+          <w:b/>
+          <w:sz w:val="14"/>
+          <w:u w:val="none"/>
+        </w:rPr>
+        <w:t>Both … fade and the despair …</w:t>
+      </w:r>
+      <w:r>
+        <w:rPr>
+          <w:rFonts w:ascii="맑은 고딕" w:hAnsi="맑은 고딕" w:eastAsia="맑은 고딕"/>
+          <w:b w:val="0"/>
+          <w:sz w:val="14"/>
+          <w:u w:val="none"/>
+        </w:rPr>
+        <w:t xml:space="preserve"> ✕ — 동사는 주어 덩어리 뒤. [채점] both A and B 구조 1.5 / 어순 1 / 단어 수·철자 0.5.</w:t>
       </w:r>
     </w:p>
     <w:p>
@@ -4984,7 +4917,7 @@
           <w:sz w:val="14"/>
           <w:u w:val="none"/>
         </w:rPr>
-        <w:t>31-추1</w:t>
+        <w:t>31-8</w:t>
       </w:r>
       <w:r>
         <w:rPr>
@@ -4993,7 +4926,7 @@
           <w:sz w:val="14"/>
           <w:u w:val="none"/>
         </w:rPr>
-        <w:t xml:space="preserve"> (A) is not determined 수동(과거분사). (B) keep + </w:t>
+        <w:t xml:space="preserve"> </w:t>
       </w:r>
       <w:r>
         <w:rPr>
@@ -5002,7 +4935,7 @@
           <w:sz w:val="14"/>
           <w:u w:val="none"/>
         </w:rPr>
-        <w:t>동명사</w:t>
+        <w:t>④ [한 끗]</w:t>
       </w:r>
       <w:r>
         <w:rPr>
@@ -5011,143 +4944,7 @@
           <w:sz w:val="14"/>
           <w:u w:val="none"/>
         </w:rPr>
-        <w:t xml:space="preserve"> returning. (C) joy와 짝을 이루는 명사 despair(프린트 우리말 빈칸 표적). (D) 주어 Strong feelings 복수 → 원형 fade. adapt·excite는 프린트 요약 정답어(adapt·excitement)를 연상시키는 미끼.</w:t>
-      </w:r>
-    </w:p>
-    <w:p>
-      <w:pPr>
-        <w:spacing w:before="0" w:after="20" w:line="259" w:lineRule="auto"/>
-        <w:jc w:val="both"/>
-        <w:snapToGrid w:val="0"/>
-      </w:pPr>
-      <w:r>
-        <w:rPr>
-          <w:rFonts w:ascii="맑은 고딕" w:hAnsi="맑은 고딕" w:eastAsia="맑은 고딕"/>
-          <w:b/>
-          <w:sz w:val="14"/>
-          <w:u w:val="none"/>
-        </w:rPr>
-        <w:t>31-추2</w:t>
-      </w:r>
-      <w:r>
-        <w:rPr>
-          <w:rFonts w:ascii="맑은 고딕" w:hAnsi="맑은 고딕" w:eastAsia="맑은 고딕"/>
-          <w:b w:val="0"/>
-          <w:sz w:val="14"/>
-          <w:u w:val="none"/>
-        </w:rPr>
-        <w:t xml:space="preserve"> 프린트 A 표적 4행. (1)(3)은 be + </w:t>
-      </w:r>
-      <w:r>
-        <w:rPr>
-          <w:rFonts w:ascii="맑은 고딕" w:hAnsi="맑은 고딕" w:eastAsia="맑은 고딕"/>
-          <w:b/>
-          <w:sz w:val="14"/>
-          <w:u w:val="none"/>
-        </w:rPr>
-        <w:t>과거분사</w:t>
-      </w:r>
-      <w:r>
-        <w:rPr>
-          <w:rFonts w:ascii="맑은 고딕" w:hAnsi="맑은 고딕" w:eastAsia="맑은 고딕"/>
-          <w:b w:val="0"/>
-          <w:sz w:val="14"/>
-          <w:u w:val="none"/>
-        </w:rPr>
-        <w:t>(blown / pulled) — 원형(blow / pull)을 쓰면 오답. (4) back up = 다시 올라가다.</w:t>
-      </w:r>
-    </w:p>
-    <w:p>
-      <w:pPr>
-        <w:spacing w:before="0" w:after="20" w:line="259" w:lineRule="auto"/>
-        <w:jc w:val="both"/>
-        <w:snapToGrid w:val="0"/>
-      </w:pPr>
-      <w:r>
-        <w:rPr>
-          <w:rFonts w:ascii="맑은 고딕" w:hAnsi="맑은 고딕" w:eastAsia="맑은 고딕"/>
-          <w:b/>
-          <w:sz w:val="14"/>
-          <w:u w:val="none"/>
-        </w:rPr>
-        <w:t>31-추3</w:t>
-      </w:r>
-      <w:r>
-        <w:rPr>
-          <w:rFonts w:ascii="맑은 고딕" w:hAnsi="맑은 고딕" w:eastAsia="맑은 고딕"/>
-          <w:b w:val="0"/>
-          <w:sz w:val="14"/>
-          <w:u w:val="none"/>
-        </w:rPr>
-        <w:t xml:space="preserve"> </w:t>
-      </w:r>
-      <w:r>
-        <w:rPr>
-          <w:rFonts w:ascii="맑은 고딕" w:hAnsi="맑은 고딕" w:eastAsia="맑은 고딕"/>
-          <w:b/>
-          <w:sz w:val="14"/>
-          <w:u w:val="none"/>
-        </w:rPr>
-        <w:t>조성 지점 2곳</w:t>
-      </w:r>
-      <w:r>
-        <w:rPr>
-          <w:rFonts w:ascii="맑은 고딕" w:hAnsi="맑은 고딕" w:eastAsia="맑은 고딕"/>
-          <w:b w:val="0"/>
-          <w:sz w:val="14"/>
-          <w:u w:val="none"/>
-        </w:rPr>
-        <w:t xml:space="preserve"> — seek → seeking(water를 수식하는 현재분사), be + pull → are pulled(현재 수동, 주어 we). like water seeking its own level은 삽입구이므로 콤마로 분리.</w:t>
-      </w:r>
-    </w:p>
-    <w:p>
-      <w:pPr>
-        <w:spacing w:before="0" w:after="20" w:line="259" w:lineRule="auto"/>
-        <w:jc w:val="both"/>
-        <w:snapToGrid w:val="0"/>
-      </w:pPr>
-      <w:r>
-        <w:rPr>
-          <w:rFonts w:ascii="맑은 고딕" w:hAnsi="맑은 고딕" w:eastAsia="맑은 고딕"/>
-          <w:b/>
-          <w:sz w:val="14"/>
-          <w:u w:val="none"/>
-        </w:rPr>
-        <w:t>31-위치1</w:t>
-      </w:r>
-      <w:r>
-        <w:rPr>
-          <w:rFonts w:ascii="맑은 고딕" w:hAnsi="맑은 고딕" w:eastAsia="맑은 고딕"/>
-          <w:b w:val="0"/>
-          <w:sz w:val="14"/>
-          <w:u w:val="none"/>
-        </w:rPr>
-        <w:t xml:space="preserve"> The same은 ② 앞 문장의 '상승 후 복귀'를 받고, the low points는 ② 뒤 문장(A loss drags us down ... climb back)으로 구체화된다. ①은 아직 '올라감'이 서술되지 않아 The same의 지시 대상이 없다.</w:t>
-      </w:r>
-    </w:p>
-    <w:p>
-      <w:pPr>
-        <w:spacing w:before="0" w:after="20" w:line="259" w:lineRule="auto"/>
-        <w:jc w:val="both"/>
-        <w:snapToGrid w:val="0"/>
-      </w:pPr>
-      <w:r>
-        <w:rPr>
-          <w:rFonts w:ascii="맑은 고딕" w:hAnsi="맑은 고딕" w:eastAsia="맑은 고딕"/>
-          <w:b/>
-          <w:sz w:val="14"/>
-          <w:u w:val="none"/>
-        </w:rPr>
-        <w:t>31-위치2</w:t>
-      </w:r>
-      <w:r>
-        <w:rPr>
-          <w:rFonts w:ascii="맑은 고딕" w:hAnsi="맑은 고딕" w:eastAsia="맑은 고딕"/>
-          <w:b w:val="0"/>
-          <w:sz w:val="14"/>
-          <w:u w:val="none"/>
-        </w:rPr>
-        <w:t xml:space="preserve"> 주어진 글(순간이 결정하지 않음) → (B) 인정: 사건은 기분을 움직인다 → (C) Yet으로 꺾어 the movement가 지속되지 않음 → (A) That is why로 귀결(감정 소멸·아이 사례). (C)의 the movement는 (B)의 move를 받는다.</w:t>
+        <w:t xml:space="preserve"> (B) 뒤 (C)를 두면 This tendency가 가리킬 ‘기준선으로 끌려감’이 아직 없다. (C) 맨 끝의 장난감 예는 글의 마지막에 오는 구체 사례.</w:t>
       </w:r>
     </w:p>
     <w:p>

--- a/shinmok1/pack/2509/H1MOGO25-09_31_SET.docx
+++ b/shinmok1/pack/2509/H1MOGO25-09_31_SET.docx
@@ -107,7 +107,7 @@
     </w:p>
     <w:p>
       <w:pPr>
-        <w:spacing w:before="0" w:after="20" w:line="360" w:lineRule="auto"/>
+        <w:spacing w:before="0" w:after="20" w:line="300" w:lineRule="auto"/>
         <w:jc w:val="both"/>
         <w:snapToGrid w:val="0"/>
       </w:pPr>
@@ -147,7 +147,7 @@
           <w:sz w:val="17"/>
           <w:u w:val="none"/>
         </w:rPr>
-        <w:t xml:space="preserve"> not determined </w:t>
+        <w:t xml:space="preserve"> not </w:t>
       </w:r>
       <w:r>
         <w:rPr>
@@ -167,7 +167,7 @@
           <w:sz w:val="17"/>
           <w:u w:val="none"/>
         </w:rPr>
-        <w:t xml:space="preserve">________(mere) by each individual </w:t>
+        <w:t xml:space="preserve">________(determine) merely by each individual </w:t>
       </w:r>
       <w:r>
         <w:rPr>
@@ -183,20 +183,11 @@
       <w:r>
         <w:rPr>
           <w:rFonts w:ascii="맑은 고딕" w:hAnsi="맑은 고딕" w:eastAsia="맑은 고딕"/>
-          <w:b/>
-          <w:sz w:val="17"/>
-          <w:u w:val="none"/>
-        </w:rPr>
-        <w:t>[ successive / successful ]</w:t>
-      </w:r>
-      <w:r>
-        <w:rPr>
-          <w:rFonts w:ascii="맑은 고딕" w:hAnsi="맑은 고딕" w:eastAsia="맑은 고딕"/>
           <w:b w:val="0"/>
           <w:sz w:val="17"/>
           <w:u w:val="none"/>
         </w:rPr>
-        <w:t xml:space="preserve"> moment of life experience — a good thing happens and I’m happy, a bad thing happens and I’m sad. While our experiences </w:t>
+        <w:t xml:space="preserve">s________ moment of life experience — a good thing happens and I’m happy, a bad thing happens and I’m sad. While our experiences affect our mood, we are not </w:t>
       </w:r>
       <w:r>
         <w:rPr>
@@ -216,7 +207,7 @@
           <w:sz w:val="17"/>
           <w:u w:val="none"/>
         </w:rPr>
-        <w:t>[ affect / effect ]</w:t>
+        <w:t>[ blown / blowing ]</w:t>
       </w:r>
       <w:r>
         <w:rPr>
@@ -225,7 +216,7 @@
           <w:sz w:val="17"/>
           <w:u w:val="none"/>
         </w:rPr>
-        <w:t xml:space="preserve"> our mood, we are not </w:t>
+        <w:t xml:space="preserve"> in a completely new </w:t>
       </w:r>
       <w:r>
         <w:rPr>
@@ -241,20 +232,11 @@
       <w:r>
         <w:rPr>
           <w:rFonts w:ascii="맑은 고딕" w:hAnsi="맑은 고딕" w:eastAsia="맑은 고딕"/>
-          <w:b/>
-          <w:sz w:val="17"/>
-          <w:u w:val="none"/>
-        </w:rPr>
-        <w:t>[ blown / blowing ]</w:t>
-      </w:r>
-      <w:r>
-        <w:rPr>
-          <w:rFonts w:ascii="맑은 고딕" w:hAnsi="맑은 고딕" w:eastAsia="맑은 고딕"/>
           <w:b w:val="0"/>
           <w:sz w:val="17"/>
           <w:u w:val="none"/>
         </w:rPr>
-        <w:t xml:space="preserve"> in a </w:t>
+        <w:t xml:space="preserve">d________ by each gust of wind. As humans, we adjust — to new information and events both good and bad — and return to our </w:t>
       </w:r>
       <w:r>
         <w:rPr>
@@ -274,7 +256,7 @@
           <w:sz w:val="17"/>
           <w:u w:val="none"/>
         </w:rPr>
-        <w:t xml:space="preserve">________(complete) new direction by each </w:t>
+        <w:t xml:space="preserve">________(person) </w:t>
       </w:r>
       <w:r>
         <w:rPr>
@@ -290,11 +272,20 @@
       <w:r>
         <w:rPr>
           <w:rFonts w:ascii="맑은 고딕" w:hAnsi="맑은 고딕" w:eastAsia="맑은 고딕"/>
+          <w:b/>
+          <w:sz w:val="17"/>
+          <w:u w:val="none"/>
+        </w:rPr>
+        <w:t>[ default / unusual ]</w:t>
+      </w:r>
+      <w:r>
+        <w:rPr>
+          <w:rFonts w:ascii="맑은 고딕" w:hAnsi="맑은 고딕" w:eastAsia="맑은 고딕"/>
           <w:b w:val="0"/>
           <w:sz w:val="17"/>
           <w:u w:val="none"/>
         </w:rPr>
-        <w:t xml:space="preserve">g________ of wind. As humans, we </w:t>
+        <w:t xml:space="preserve"> level of well-being. There </w:t>
       </w:r>
       <w:r>
         <w:rPr>
@@ -310,11 +301,20 @@
       <w:r>
         <w:rPr>
           <w:rFonts w:ascii="맑은 고딕" w:hAnsi="맑은 고딕" w:eastAsia="맑은 고딕"/>
+          <w:b/>
+          <w:sz w:val="17"/>
+          <w:u w:val="none"/>
+        </w:rPr>
+        <w:t>[ will be / were ]</w:t>
+      </w:r>
+      <w:r>
+        <w:rPr>
+          <w:rFonts w:ascii="맑은 고딕" w:hAnsi="맑은 고딕" w:eastAsia="맑은 고딕"/>
           <w:b w:val="0"/>
           <w:sz w:val="17"/>
           <w:u w:val="none"/>
         </w:rPr>
-        <w:t xml:space="preserve">a________ — to new information and events both good and bad — and return to our personal </w:t>
+        <w:t xml:space="preserve"> highs and lows, but over time, like water </w:t>
       </w:r>
       <w:r>
         <w:rPr>
@@ -330,11 +330,20 @@
       <w:r>
         <w:rPr>
           <w:rFonts w:ascii="맑은 고딕" w:hAnsi="맑은 고딕" w:eastAsia="맑은 고딕"/>
+          <w:b/>
+          <w:sz w:val="17"/>
+          <w:u w:val="none"/>
+        </w:rPr>
+        <w:t>[ seeking / sought ]</w:t>
+      </w:r>
+      <w:r>
+        <w:rPr>
+          <w:rFonts w:ascii="맑은 고딕" w:hAnsi="맑은 고딕" w:eastAsia="맑은 고딕"/>
           <w:b w:val="0"/>
           <w:sz w:val="17"/>
           <w:u w:val="none"/>
         </w:rPr>
-        <w:t xml:space="preserve">d________ level of well-being. There will be highs and lows, but over time, like water </w:t>
+        <w:t xml:space="preserve"> its own level, we are </w:t>
       </w:r>
       <w:r>
         <w:rPr>
@@ -354,7 +363,7 @@
           <w:sz w:val="17"/>
           <w:u w:val="none"/>
         </w:rPr>
-        <w:t>[ seeking / sought ]</w:t>
+        <w:t>[ pulled / pulling ]</w:t>
       </w:r>
       <w:r>
         <w:rPr>
@@ -363,7 +372,7 @@
           <w:sz w:val="17"/>
           <w:u w:val="none"/>
         </w:rPr>
-        <w:t xml:space="preserve"> its own level, we are </w:t>
+        <w:t xml:space="preserve"> toward our </w:t>
       </w:r>
       <w:r>
         <w:rPr>
@@ -379,20 +388,11 @@
       <w:r>
         <w:rPr>
           <w:rFonts w:ascii="맑은 고딕" w:hAnsi="맑은 고딕" w:eastAsia="맑은 고딕"/>
-          <w:b/>
-          <w:sz w:val="17"/>
-          <w:u w:val="none"/>
-        </w:rPr>
-        <w:t>[ pulled / pulling ]</w:t>
-      </w:r>
-      <w:r>
-        <w:rPr>
-          <w:rFonts w:ascii="맑은 고딕" w:hAnsi="맑은 고딕" w:eastAsia="맑은 고딕"/>
           <w:b w:val="0"/>
           <w:sz w:val="17"/>
           <w:u w:val="none"/>
         </w:rPr>
-        <w:t xml:space="preserve"> toward our </w:t>
+        <w:t xml:space="preserve">b________ — back </w:t>
       </w:r>
       <w:r>
         <w:rPr>
@@ -408,11 +408,20 @@
       <w:r>
         <w:rPr>
           <w:rFonts w:ascii="맑은 고딕" w:hAnsi="맑은 고딕" w:eastAsia="맑은 고딕"/>
+          <w:b/>
+          <w:sz w:val="17"/>
+          <w:u w:val="none"/>
+        </w:rPr>
+        <w:t>[ up / down ]</w:t>
+      </w:r>
+      <w:r>
+        <w:rPr>
+          <w:rFonts w:ascii="맑은 고딕" w:hAnsi="맑은 고딕" w:eastAsia="맑은 고딕"/>
           <w:b w:val="0"/>
           <w:sz w:val="17"/>
           <w:u w:val="none"/>
         </w:rPr>
-        <w:t xml:space="preserve">b________ — back </w:t>
+        <w:t xml:space="preserve"> after bad news and back down after good. The </w:t>
       </w:r>
       <w:r>
         <w:rPr>
@@ -428,20 +437,11 @@
       <w:r>
         <w:rPr>
           <w:rFonts w:ascii="맑은 고딕" w:hAnsi="맑은 고딕" w:eastAsia="맑은 고딕"/>
-          <w:b/>
-          <w:sz w:val="17"/>
-          <w:u w:val="none"/>
-        </w:rPr>
-        <w:t>[ up / down ]</w:t>
-      </w:r>
-      <w:r>
-        <w:rPr>
-          <w:rFonts w:ascii="맑은 고딕" w:hAnsi="맑은 고딕" w:eastAsia="맑은 고딕"/>
           <w:b w:val="0"/>
           <w:sz w:val="17"/>
           <w:u w:val="none"/>
         </w:rPr>
-        <w:t xml:space="preserve"> after bad news and back down after good. The </w:t>
+        <w:t xml:space="preserve">________(euphoric) of first love </w:t>
       </w:r>
       <w:r>
         <w:rPr>
@@ -457,11 +457,20 @@
       <w:r>
         <w:rPr>
           <w:rFonts w:ascii="맑은 고딕" w:hAnsi="맑은 고딕" w:eastAsia="맑은 고딕"/>
+          <w:b/>
+          <w:sz w:val="17"/>
+          <w:u w:val="none"/>
+        </w:rPr>
+        <w:t>[ fades / lasts ]</w:t>
+      </w:r>
+      <w:r>
+        <w:rPr>
+          <w:rFonts w:ascii="맑은 고딕" w:hAnsi="맑은 고딕" w:eastAsia="맑은 고딕"/>
           <w:b w:val="0"/>
           <w:sz w:val="17"/>
           <w:u w:val="none"/>
         </w:rPr>
-        <w:t xml:space="preserve">e________ of first love fades, and so </w:t>
+        <w:t xml:space="preserve">, and </w:t>
       </w:r>
       <w:r>
         <w:rPr>
@@ -481,7 +490,7 @@
           <w:sz w:val="17"/>
           <w:u w:val="none"/>
         </w:rPr>
-        <w:t>[ does / do ]</w:t>
+        <w:t>[ so does / so is ]</w:t>
       </w:r>
       <w:r>
         <w:rPr>
@@ -568,7 +577,7 @@
           <w:sz w:val="17"/>
           <w:u w:val="none"/>
         </w:rPr>
-        <w:t xml:space="preserve">________(long) for, they believe they </w:t>
+        <w:t xml:space="preserve">________(long) for, they believe they will be happy for the rest of their lives. And for the first few </w:t>
       </w:r>
       <w:r>
         <w:rPr>
@@ -584,20 +593,11 @@
       <w:r>
         <w:rPr>
           <w:rFonts w:ascii="맑은 고딕" w:hAnsi="맑은 고딕" w:eastAsia="맑은 고딕"/>
-          <w:b/>
-          <w:sz w:val="17"/>
-          <w:u w:val="none"/>
-        </w:rPr>
-        <w:t>[ will / would ]</w:t>
-      </w:r>
-      <w:r>
-        <w:rPr>
-          <w:rFonts w:ascii="맑은 고딕" w:hAnsi="맑은 고딕" w:eastAsia="맑은 고딕"/>
           <w:b w:val="0"/>
           <w:sz w:val="17"/>
           <w:u w:val="none"/>
         </w:rPr>
-        <w:t xml:space="preserve"> be happy for the rest of their </w:t>
+        <w:t xml:space="preserve">m________ of the rest of their lives, they </w:t>
       </w:r>
       <w:r>
         <w:rPr>
@@ -613,11 +613,20 @@
       <w:r>
         <w:rPr>
           <w:rFonts w:ascii="맑은 고딕" w:hAnsi="맑은 고딕" w:eastAsia="맑은 고딕"/>
+          <w:b/>
+          <w:sz w:val="17"/>
+          <w:u w:val="none"/>
+        </w:rPr>
+        <w:t>[ are / do ]</w:t>
+      </w:r>
+      <w:r>
+        <w:rPr>
+          <w:rFonts w:ascii="맑은 고딕" w:hAnsi="맑은 고딕" w:eastAsia="맑은 고딕"/>
           <w:b w:val="0"/>
           <w:sz w:val="17"/>
           <w:u w:val="none"/>
         </w:rPr>
-        <w:t xml:space="preserve">________(life). And for the first few minutes of the rest of their lives, they </w:t>
+        <w:t xml:space="preserve">. But then the kids — like adults — </w:t>
       </w:r>
       <w:r>
         <w:rPr>
@@ -633,20 +642,11 @@
       <w:r>
         <w:rPr>
           <w:rFonts w:ascii="맑은 고딕" w:hAnsi="맑은 고딕" w:eastAsia="맑은 고딕"/>
-          <w:b/>
-          <w:sz w:val="17"/>
-          <w:u w:val="none"/>
-        </w:rPr>
-        <w:t>[ are / do ]</w:t>
-      </w:r>
-      <w:r>
-        <w:rPr>
-          <w:rFonts w:ascii="맑은 고딕" w:hAnsi="맑은 고딕" w:eastAsia="맑은 고딕"/>
           <w:b w:val="0"/>
           <w:sz w:val="17"/>
           <w:u w:val="none"/>
         </w:rPr>
-        <w:t>. But then the kids — like adults — adapt.</w:t>
+        <w:t>a________.</w:t>
       </w:r>
     </w:p>
     <w:p>
@@ -696,18 +696,27 @@
           <w:rFonts w:ascii="맑은 고딕" w:hAnsi="맑은 고딕" w:eastAsia="맑은 고딕"/>
           <w:b w:val="0"/>
           <w:sz w:val="17"/>
-          <w:u w:val="single"/>
-        </w:rPr>
-        <w:t>Whether</w:t>
+          <w:u w:val="none"/>
+        </w:rPr>
+        <w:t xml:space="preserve">While our experiences affect our mood, we are not blown in a completely new direction by </w:t>
       </w:r>
       <w:r>
         <w:rPr>
           <w:rFonts w:ascii="맑은 고딕" w:hAnsi="맑은 고딕" w:eastAsia="맑은 고딕"/>
           <w:b w:val="0"/>
           <w:sz w:val="17"/>
-          <w:u w:val="none"/>
-        </w:rPr>
-        <w:t xml:space="preserve"> we feel happy or sad, content or discontent, is not determined merely by …  → 제시 교정: </w:t>
+          <w:u w:val="single"/>
+        </w:rPr>
+        <w:t>each gust of wind</w:t>
+      </w:r>
+      <w:r>
+        <w:rPr>
+          <w:rFonts w:ascii="맑은 고딕" w:hAnsi="맑은 고딕" w:eastAsia="맑은 고딕"/>
+          <w:b w:val="0"/>
+          <w:sz w:val="17"/>
+          <w:u w:val="none"/>
+        </w:rPr>
+        <w:t xml:space="preserve">.  → 제시 교정: </w:t>
       </w:r>
       <w:r>
         <w:rPr>
@@ -716,7 +725,7 @@
           <w:sz w:val="17"/>
           <w:u w:val="none"/>
         </w:rPr>
-        <w:t>If</w:t>
+        <w:t>every passing event</w:t>
       </w:r>
       <w:r>
         <w:rPr>
@@ -751,7 +760,7 @@
           <w:sz w:val="17"/>
           <w:u w:val="none"/>
         </w:rPr>
-        <w:t xml:space="preserve">The euphoria of first love fades, and </w:t>
+        <w:t xml:space="preserve">The euphoria of first love fades, </w:t>
       </w:r>
       <w:r>
         <w:rPr>
@@ -760,7 +769,7 @@
           <w:sz w:val="17"/>
           <w:u w:val="single"/>
         </w:rPr>
-        <w:t>so does the despair</w:t>
+        <w:t>and so does the despair</w:t>
       </w:r>
       <w:r>
         <w:rPr>
@@ -778,7 +787,7 @@
           <w:sz w:val="17"/>
           <w:u w:val="none"/>
         </w:rPr>
-        <w:t>the despair … fades, too</w:t>
+        <w:t>and so the despair does</w:t>
       </w:r>
       <w:r>
         <w:rPr>
@@ -813,7 +822,7 @@
           <w:sz w:val="17"/>
           <w:u w:val="none"/>
         </w:rPr>
-        <w:t xml:space="preserve">… back up after bad news and back down </w:t>
+        <w:t xml:space="preserve">This tendency </w:t>
       </w:r>
       <w:r>
         <w:rPr>
@@ -822,7 +831,7 @@
           <w:sz w:val="17"/>
           <w:u w:val="single"/>
         </w:rPr>
-        <w:t>after good</w:t>
+        <w:t>is best seen</w:t>
       </w:r>
       <w:r>
         <w:rPr>
@@ -831,7 +840,7 @@
           <w:sz w:val="17"/>
           <w:u w:val="none"/>
         </w:rPr>
-        <w:t xml:space="preserve">.  → 제시 교정: </w:t>
+        <w:t xml:space="preserve"> with little kids and their toy joy.  → 제시 교정: </w:t>
       </w:r>
       <w:r>
         <w:rPr>
@@ -840,7 +849,7 @@
           <w:sz w:val="17"/>
           <w:u w:val="none"/>
         </w:rPr>
-        <w:t>after good news</w:t>
+        <w:t>can be observed most clearly</w:t>
       </w:r>
       <w:r>
         <w:rPr>
@@ -901,7 +910,7 @@
           <w:sz w:val="17"/>
           <w:u w:val="none"/>
         </w:rPr>
-        <w:t>우리의 경험이 기분에 영향을 주기는 하지만, 우리는 바람 한 줄기마다 완전히 새로운 방향으로 날려가지는 않는다.</w:t>
+        <w:t>인간으로서 우리는 좋은 것이든 나쁜 것이든 새로운 정보와 사건에 적응하고, 개인적인 기본 행복 수준으로 되돌아간다.</w:t>
       </w:r>
     </w:p>
     <w:p>
@@ -918,7 +927,7 @@
           <w:sz w:val="17"/>
           <w:u w:val="none"/>
         </w:rPr>
-        <w:t>while / our experiences / affect / our mood / we / are not / blow / in / a / complete / new direction / each gust of wind / effect</w:t>
+        <w:t>to / we / adjust / as humans / new information / and events / return / both good and bad / default level / our personal / and / of well-being / with</w:t>
       </w:r>
     </w:p>
     <w:p>
@@ -953,7 +962,7 @@
           <w:sz w:val="17"/>
           <w:u w:val="none"/>
         </w:rPr>
-        <w:t>인간으로서 우리는 적응하고 개인의 기본 행복 수준으로 돌아간다.</w:t>
+        <w:t>기복은 있겠지만, 시간이 지나면서 자기 수위를 찾는 물처럼 우리는 기준선으로 끌려간다.</w:t>
       </w:r>
     </w:p>
     <w:p>
@@ -970,7 +979,7 @@
           <w:sz w:val="17"/>
           <w:u w:val="none"/>
         </w:rPr>
-        <w:t>as / humans / we / adjust / and / return / our personal default level / of well-being / adjustment</w:t>
+        <w:t>will / be / but / seek / there / over time / highs and lows / water / like / our baseline / its own level / we / toward / against / pull</w:t>
       </w:r>
     </w:p>
     <w:p>
@@ -1031,7 +1040,7 @@
           <w:sz w:val="17"/>
           <w:u w:val="none"/>
         </w:rPr>
-        <w:t>이 경향은 어린아이들과 그들의 장난감 기쁨에서 가장 잘 볼 수 있다.</w:t>
+        <w:t>첫사랑의 행복감은 사라지고, 이별의 절망도 그렇다.</w:t>
       </w:r>
     </w:p>
     <w:p>
@@ -1048,7 +1057,7 @@
           <w:sz w:val="17"/>
           <w:u w:val="none"/>
         </w:rPr>
-        <w:t>this tendency / is / best / see / with / little kids / and / their toy joy</w:t>
+        <w:t>and / so / the euphoria / fade / does / the despair / of first love / of a break-up</w:t>
       </w:r>
     </w:p>
     <w:p>
@@ -1105,29 +1114,20 @@
       <w:r>
         <w:rPr>
           <w:rFonts w:ascii="맑은 고딕" w:hAnsi="맑은 고딕" w:eastAsia="맑은 고딕"/>
+          <w:b/>
+          <w:sz w:val="17"/>
+          <w:u w:val="none"/>
+        </w:rPr>
+        <w:t>This tendency</w:t>
+      </w:r>
+      <w:r>
+        <w:rPr>
+          <w:rFonts w:ascii="맑은 고딕" w:hAnsi="맑은 고딕" w:eastAsia="맑은 고딕"/>
           <w:b w:val="0"/>
           <w:sz w:val="17"/>
           <w:u w:val="none"/>
         </w:rPr>
-        <w:t xml:space="preserve">and </w:t>
-      </w:r>
-      <w:r>
-        <w:rPr>
-          <w:rFonts w:ascii="맑은 고딕" w:hAnsi="맑은 고딕" w:eastAsia="맑은 고딕"/>
-          <w:b/>
-          <w:sz w:val="17"/>
-          <w:u w:val="none"/>
-        </w:rPr>
-        <w:t>so does</w:t>
-      </w:r>
-      <w:r>
-        <w:rPr>
-          <w:rFonts w:ascii="맑은 고딕" w:hAnsi="맑은 고딕" w:eastAsia="맑은 고딕"/>
-          <w:b w:val="0"/>
-          <w:sz w:val="17"/>
-          <w:u w:val="none"/>
-        </w:rPr>
-        <w:t xml:space="preserve"> the despair of a break-up — so does 뒤에 생략된 동사(1단어): ______________</w:t>
+        <w:t xml:space="preserve"> is best seen with little kids — This tendency가 가리키는 내용을 우리말로: ____________________________________________</w:t>
       </w:r>
     </w:p>
     <w:p>
@@ -1149,11 +1149,20 @@
       <w:r>
         <w:rPr>
           <w:rFonts w:ascii="맑은 고딕" w:hAnsi="맑은 고딕" w:eastAsia="맑은 고딕"/>
+          <w:b w:val="0"/>
+          <w:sz w:val="17"/>
+          <w:u w:val="none"/>
+        </w:rPr>
+        <w:t xml:space="preserve">and </w:t>
+      </w:r>
+      <w:r>
+        <w:rPr>
+          <w:rFonts w:ascii="맑은 고딕" w:hAnsi="맑은 고딕" w:eastAsia="맑은 고딕"/>
           <w:b/>
           <w:sz w:val="17"/>
           <w:u w:val="none"/>
         </w:rPr>
-        <w:t>This tendency</w:t>
+        <w:t>so does</w:t>
       </w:r>
       <w:r>
         <w:rPr>
@@ -1162,7 +1171,7 @@
           <w:sz w:val="17"/>
           <w:u w:val="none"/>
         </w:rPr>
-        <w:t xml:space="preserve"> is best seen — 가리키는 내용을 우리말로: ______________________________________</w:t>
+        <w:t xml:space="preserve"> the despair of a break-up — so does가 대신하는 말(1단어): ______________</w:t>
       </w:r>
     </w:p>
     <w:p>
@@ -1206,7 +1215,7 @@
           <w:sz w:val="17"/>
           <w:u w:val="none"/>
         </w:rPr>
-        <w:t xml:space="preserve"> will be happy — they가 가리키는 말(2단어): ______________</w:t>
+        <w:t xml:space="preserve"> will be happy — they가 가리키는 말을 본문에서(2단어): ______________</w:t>
       </w:r>
     </w:p>
     <w:p>
@@ -1232,7 +1241,7 @@
           <w:sz w:val="17"/>
           <w:u w:val="none"/>
         </w:rPr>
-        <w:t xml:space="preserve">for the first few minutes …, </w:t>
+        <w:t xml:space="preserve">back up after bad news and back down after </w:t>
       </w:r>
       <w:r>
         <w:rPr>
@@ -1241,7 +1250,7 @@
           <w:sz w:val="17"/>
           <w:u w:val="none"/>
         </w:rPr>
-        <w:t>they are</w:t>
+        <w:t>good</w:t>
       </w:r>
       <w:r>
         <w:rPr>
@@ -1250,7 +1259,7 @@
           <w:sz w:val="17"/>
           <w:u w:val="none"/>
         </w:rPr>
-        <w:t xml:space="preserve"> — are 뒤에 생략된 말(1단어): ______________</w:t>
+        <w:t xml:space="preserve"> — good 뒤에 생략된 말(1단어): ______________</w:t>
       </w:r>
     </w:p>
     <w:p>
@@ -1281,7 +1290,7 @@
     </w:p>
     <w:p>
       <w:pPr>
-        <w:spacing w:before="0" w:after="20" w:line="360" w:lineRule="auto"/>
+        <w:spacing w:before="0" w:after="20" w:line="300" w:lineRule="auto"/>
         <w:jc w:val="both"/>
         <w:snapToGrid w:val="0"/>
       </w:pPr>
@@ -1292,7 +1301,7 @@
           <w:sz w:val="17"/>
           <w:u w:val="none"/>
         </w:rPr>
-        <w:t xml:space="preserve">Lottery winners offer a well-known example. In the first weeks after the prize, most of them </w:t>
+        <w:t xml:space="preserve">The same thing happens with a long-awaited raise. In the first week, the bigger number on the pay slip feels like a new life; the worker walks taller and spends more freely. Within a few months, however, the extra money </w:t>
       </w:r>
       <w:r>
         <w:rPr>
@@ -1312,7 +1321,7 @@
           <w:sz w:val="17"/>
           <w:u w:val="none"/>
         </w:rPr>
-        <w:t>[ feel / feels ]</w:t>
+        <w:t>[ has / have ]</w:t>
       </w:r>
       <w:r>
         <w:rPr>
@@ -1321,7 +1330,7 @@
           <w:sz w:val="17"/>
           <w:u w:val="none"/>
         </w:rPr>
-        <w:t xml:space="preserve"> on top of the world. Within a year or two, however, many say they are about as happy as before, and the new house and car </w:t>
+        <w:t xml:space="preserve"> quietly become the normal amount, and the old feeling of ‘just getting by’ returns. People </w:t>
       </w:r>
       <w:r>
         <w:rPr>
@@ -1341,7 +1350,7 @@
           <w:sz w:val="17"/>
           <w:u w:val="none"/>
         </w:rPr>
-        <w:t>[ become / becomes ]</w:t>
+        <w:t>[ who / whose ]</w:t>
       </w:r>
       <w:r>
         <w:rPr>
@@ -1350,7 +1359,7 @@
           <w:sz w:val="17"/>
           <w:u w:val="none"/>
         </w:rPr>
-        <w:t xml:space="preserve"> simply part of ordinary life. Good fortune, </w:t>
+        <w:t xml:space="preserve"> expect a raise to change how they feel for good are usually surprised by how soon the glow fades — not because the money disappears, but because they </w:t>
       </w:r>
       <w:r>
         <w:rPr>
@@ -1370,7 +1379,7 @@
           <w:sz w:val="17"/>
           <w:u w:val="none"/>
         </w:rPr>
-        <w:t>[ like / alike ]</w:t>
+        <w:t>[ have adjusted / had adjusted ]</w:t>
       </w:r>
       <w:r>
         <w:rPr>
@@ -1379,7 +1388,7 @@
           <w:sz w:val="17"/>
           <w:u w:val="none"/>
         </w:rPr>
-        <w:t xml:space="preserve"> bad, slowly fades into the background.</w:t>
+        <w:t xml:space="preserve"> to it.</w:t>
       </w:r>
     </w:p>
     <w:p>
@@ -1431,7 +1440,7 @@
           <w:sz w:val="17"/>
           <w:u w:val="none"/>
         </w:rPr>
-        <w:t>Whatever happens, people tend to a____________ and return to their usual level of happiness.</w:t>
+        <w:t>Good news or bad, our mood drifts back over time to a personal b____________.</w:t>
       </w:r>
     </w:p>
     <w:p>
@@ -1515,43 +1524,7 @@
           <w:sz w:val="17"/>
           <w:u w:val="none"/>
         </w:rPr>
-        <w:t>Whether we feel happy or sad, content or discontent, is not determined merely by each individual successive moment of life experience — a good thing happens and I'm happy, a bad thing happens and I'm sad. (A) ________ our experiences affect our mood, we are not ⓐ</w:t>
-      </w:r>
-      <w:r>
-        <w:rPr>
-          <w:rFonts w:ascii="맑은 고딕" w:hAnsi="맑은 고딕" w:eastAsia="맑은 고딕"/>
-          <w:b w:val="0"/>
-          <w:sz w:val="17"/>
-          <w:u w:val="single"/>
-        </w:rPr>
-        <w:t>blown</w:t>
-      </w:r>
-      <w:r>
-        <w:rPr>
-          <w:rFonts w:ascii="맑은 고딕" w:hAnsi="맑은 고딕" w:eastAsia="맑은 고딕"/>
-          <w:b w:val="0"/>
-          <w:sz w:val="17"/>
-          <w:u w:val="none"/>
-        </w:rPr>
-        <w:t xml:space="preserve"> in a completely new direction by each gust of wind. As humans, we adjust — to new information and events both good and bad — and return to our personal default level of well-being. There will be highs and lows, but over time, like water seeking its own level, we are pulled toward our baseline — back up after bad news and back down after good. The euphoria of first love ⓑ</w:t>
-      </w:r>
-      <w:r>
-        <w:rPr>
-          <w:rFonts w:ascii="맑은 고딕" w:hAnsi="맑은 고딕" w:eastAsia="맑은 고딕"/>
-          <w:b w:val="0"/>
-          <w:sz w:val="17"/>
-          <w:u w:val="single"/>
-        </w:rPr>
-        <w:t>fades</w:t>
-      </w:r>
-      <w:r>
-        <w:rPr>
-          <w:rFonts w:ascii="맑은 고딕" w:hAnsi="맑은 고딕" w:eastAsia="맑은 고딕"/>
-          <w:b w:val="0"/>
-          <w:sz w:val="17"/>
-          <w:u w:val="none"/>
-        </w:rPr>
-        <w:t>, and so does the despair of a break-up. This tendency is best seen with little kids and their toy joy: When they get what they've longed for, they believe they will be happy for the rest of their lives. And for the first few minutes of the rest of their lives, they are. But then the kids — like adults — adapt.</w:t>
+        <w:t>How happy or unhappy we feel is not decided simply by one life event after another, as if a pleasant event made us happy and an unpleasant one made us sad. Our experiences do shape our mood, yet no single passing event blows us off onto an entirely new course. Being human, we adjust to whatever comes, welcome or unwelcome, and drift back to the level of well-being that is normal for us. Ups and downs will come, but in the long run we settle, the way water finds its own level, at our usual point — rising again after bad news and sinking again after good. The thrill of a first romance wears off, and (ⓐ) [so does / so is] the misery of a break-up. Young children show this most clearly with the joy of a new toy: once they get the thing they have wanted so badly, they are sure that they will be happy forever. And for the first few minutes of forever, they are. Then the children, just like grown-ups, get used to it.</w:t>
       </w:r>
     </w:p>
     <w:p>
@@ -1597,7 +1570,7 @@
           <w:sz w:val="17"/>
           <w:u w:val="none"/>
         </w:rPr>
-        <w:t>(a) The writer says that our mood is determined only by each moment of experience.</w:t>
+        <w:t>(A) The example of children and a new toy is given as an exception to the pattern described in the passage.</w:t>
       </w:r>
     </w:p>
     <w:p>
@@ -1620,7 +1593,7 @@
           <w:sz w:val="17"/>
           <w:u w:val="none"/>
         </w:rPr>
-        <w:t>(b) ‘Because’ is an appropriate expression for (A).</w:t>
+        <w:t>(B) ‘so does’ is the right choice for (ⓐ), because it stands in for ‘wears off’, an ordinary verb.</w:t>
       </w:r>
     </w:p>
     <w:p>
@@ -1643,7 +1616,1056 @@
           <w:sz w:val="17"/>
           <w:u w:val="none"/>
         </w:rPr>
-        <w:t>(c) In ⓐ, the passive ‘are not blown’ is correct because ‘we’ are moved by the wind.</w:t>
+        <w:t>(C) The sentence ‘no single passing event blows us off onto an entirely new course’ means that our mood is completely unaffected by what happens to us.</w:t>
+      </w:r>
+    </w:p>
+    <w:p>
+      <w:pPr>
+        <w:spacing w:before="0" w:after="60" w:line="288" w:lineRule="auto"/>
+        <w:ind w:left="40"/>
+        <w:snapToGrid w:val="0"/>
+        <w:pBdr>
+          <w:top w:val="single" w:sz="4" w:space="2" w:color="9B6BD0"/>
+          <w:left w:val="single" w:sz="4" w:space="2" w:color="9B6BD0"/>
+          <w:bottom w:val="single" w:sz="4" w:space="2" w:color="9B6BD0"/>
+          <w:right w:val="single" w:sz="4" w:space="2" w:color="9B6BD0"/>
+        </w:pBdr>
+        <w:shd w:val="clear" w:color="auto" w:fill="FAF5FF"/>
+      </w:pPr>
+      <w:r>
+        <w:rPr>
+          <w:rFonts w:ascii="맑은 고딕" w:hAnsi="맑은 고딕" w:eastAsia="맑은 고딕"/>
+          <w:b w:val="0"/>
+          <w:sz w:val="17"/>
+          <w:u w:val="none"/>
+        </w:rPr>
+        <w:t>(D) In the summary ‘Whatever happens to us, our level of happiness tends to return to its usual point’, the verb ‘tends’ agrees with its subject.</w:t>
+      </w:r>
+    </w:p>
+    <w:p>
+      <w:pPr>
+        <w:spacing w:before="0" w:after="20" w:line="276" w:lineRule="auto"/>
+        <w:ind w:left="80"/>
+        <w:snapToGrid w:val="0"/>
+      </w:pPr>
+      <w:r>
+        <w:rPr>
+          <w:rFonts w:ascii="맑은 고딕" w:hAnsi="맑은 고딕" w:eastAsia="맑은 고딕"/>
+          <w:b w:val="0"/>
+          <w:sz w:val="17"/>
+          <w:u w:val="none"/>
+        </w:rPr>
+        <w:t>① (A), (B)    ② (B), (D)    ③ (C), (D)    ④ (A), (C)    ⑤ (A), (C), (D)</w:t>
+      </w:r>
+    </w:p>
+    <w:p>
+      <w:pPr>
+        <w:keepNext/>
+        <w:spacing w:before="80" w:after="20" w:line="276" w:lineRule="auto"/>
+        <w:snapToGrid w:val="0"/>
+      </w:pPr>
+      <w:r>
+        <w:rPr>
+          <w:rFonts w:ascii="맑은 고딕" w:hAnsi="맑은 고딕" w:eastAsia="맑은 고딕"/>
+          <w:b/>
+          <w:sz w:val="17"/>
+          <w:u w:val="none"/>
+        </w:rPr>
+        <w:t>31-2.</w:t>
+      </w:r>
+      <w:r>
+        <w:rPr>
+          <w:rFonts w:ascii="맑은 고딕" w:hAnsi="맑은 고딕" w:eastAsia="맑은 고딕"/>
+          <w:b w:val="0"/>
+          <w:sz w:val="17"/>
+          <w:u w:val="none"/>
+        </w:rPr>
+        <w:t xml:space="preserve"> 다음 글의 빈칸에 들어갈 말로 가장 적절한 것은? [3.1점]</w:t>
+      </w:r>
+    </w:p>
+    <w:p>
+      <w:pPr>
+        <w:spacing w:before="0" w:after="60" w:line="288" w:lineRule="auto"/>
+        <w:ind w:left="40"/>
+        <w:snapToGrid w:val="0"/>
+        <w:pBdr>
+          <w:top w:val="single" w:sz="4" w:space="2" w:color="999999"/>
+          <w:left w:val="single" w:sz="4" w:space="2" w:color="999999"/>
+          <w:bottom w:val="single" w:sz="4" w:space="2" w:color="999999"/>
+          <w:right w:val="single" w:sz="4" w:space="2" w:color="999999"/>
+        </w:pBdr>
+        <w:shd w:val="clear" w:color="auto" w:fill="F6F3EA"/>
+      </w:pPr>
+      <w:r>
+        <w:rPr>
+          <w:rFonts w:ascii="맑은 고딕" w:hAnsi="맑은 고딕" w:eastAsia="맑은 고딕"/>
+          <w:b w:val="0"/>
+          <w:sz w:val="17"/>
+          <w:u w:val="none"/>
+        </w:rPr>
+        <w:t>How happy or unhappy we feel is not decided simply by one life event after another, as if a pleasant event made us happy and an unpleasant one made us sad. Our experiences do shape our mood, yet no single passing event blows us off onto an entirely new course. As humans, we adjust — to new information and events both good and bad — and ______________________________. Ups and downs will come, but in the long run we settle, the way water finds its own level, at our usual point — rising again after bad news and sinking again after good. The thrill of a first romance wears off, and so does the misery of a break-up. Young children show this most clearly with the joy of a new toy: once they get the thing they have wanted so badly, they are sure that they will be happy forever. And for the first few minutes of forever, they are. Then the children, just like grown-ups, get used to it.</w:t>
+      </w:r>
+    </w:p>
+    <w:p>
+      <w:pPr>
+        <w:spacing w:before="0" w:after="0" w:line="269" w:lineRule="auto"/>
+        <w:ind w:left="180" w:hanging="180"/>
+        <w:snapToGrid w:val="0"/>
+      </w:pPr>
+      <w:r>
+        <w:rPr>
+          <w:rFonts w:ascii="맑은 고딕" w:hAnsi="맑은 고딕" w:eastAsia="맑은 고딕"/>
+          <w:b w:val="0"/>
+          <w:sz w:val="17"/>
+          <w:u w:val="none"/>
+        </w:rPr>
+        <w:t>① learn to avoid the events that once made us unhappy</w:t>
+      </w:r>
+    </w:p>
+    <w:p>
+      <w:pPr>
+        <w:spacing w:before="0" w:after="0" w:line="269" w:lineRule="auto"/>
+        <w:ind w:left="180" w:hanging="180"/>
+        <w:snapToGrid w:val="0"/>
+      </w:pPr>
+      <w:r>
+        <w:rPr>
+          <w:rFonts w:ascii="맑은 고딕" w:hAnsi="맑은 고딕" w:eastAsia="맑은 고딕"/>
+          <w:b w:val="0"/>
+          <w:sz w:val="17"/>
+          <w:u w:val="none"/>
+        </w:rPr>
+        <w:t>② drift back toward the level of happiness that is normal for us</w:t>
+      </w:r>
+    </w:p>
+    <w:p>
+      <w:pPr>
+        <w:spacing w:before="0" w:after="0" w:line="269" w:lineRule="auto"/>
+        <w:ind w:left="180" w:hanging="180"/>
+        <w:snapToGrid w:val="0"/>
+      </w:pPr>
+      <w:r>
+        <w:rPr>
+          <w:rFonts w:ascii="맑은 고딕" w:hAnsi="맑은 고딕" w:eastAsia="맑은 고딕"/>
+          <w:b w:val="0"/>
+          <w:sz w:val="17"/>
+          <w:u w:val="none"/>
+        </w:rPr>
+        <w:t>③ become more sensitive to each new piece of good or bad news</w:t>
+      </w:r>
+    </w:p>
+    <w:p>
+      <w:pPr>
+        <w:spacing w:before="0" w:after="0" w:line="269" w:lineRule="auto"/>
+        <w:ind w:left="180" w:hanging="180"/>
+        <w:snapToGrid w:val="0"/>
+      </w:pPr>
+      <w:r>
+        <w:rPr>
+          <w:rFonts w:ascii="맑은 고딕" w:hAnsi="맑은 고딕" w:eastAsia="맑은 고딕"/>
+          <w:b w:val="0"/>
+          <w:sz w:val="17"/>
+          <w:u w:val="none"/>
+        </w:rPr>
+        <w:t>④ gradually raise the standard of what counts as a happy life</w:t>
+      </w:r>
+    </w:p>
+    <w:p>
+      <w:pPr>
+        <w:spacing w:before="0" w:after="0" w:line="269" w:lineRule="auto"/>
+        <w:ind w:left="180" w:hanging="180"/>
+        <w:snapToGrid w:val="0"/>
+      </w:pPr>
+      <w:r>
+        <w:rPr>
+          <w:rFonts w:ascii="맑은 고딕" w:hAnsi="맑은 고딕" w:eastAsia="맑은 고딕"/>
+          <w:b w:val="0"/>
+          <w:sz w:val="17"/>
+          <w:u w:val="none"/>
+        </w:rPr>
+        <w:t>⑤ forget both the joys and the sorrows of our early years</w:t>
+      </w:r>
+    </w:p>
+    <w:p>
+      <w:pPr>
+        <w:keepNext/>
+        <w:spacing w:before="80" w:after="20" w:line="276" w:lineRule="auto"/>
+        <w:snapToGrid w:val="0"/>
+      </w:pPr>
+      <w:r>
+        <w:rPr>
+          <w:rFonts w:ascii="맑은 고딕" w:hAnsi="맑은 고딕" w:eastAsia="맑은 고딕"/>
+          <w:b/>
+          <w:sz w:val="17"/>
+          <w:u w:val="none"/>
+        </w:rPr>
+        <w:t>31-3.</w:t>
+      </w:r>
+      <w:r>
+        <w:rPr>
+          <w:rFonts w:ascii="맑은 고딕" w:hAnsi="맑은 고딕" w:eastAsia="맑은 고딕"/>
+          <w:b w:val="0"/>
+          <w:sz w:val="17"/>
+          <w:u w:val="none"/>
+        </w:rPr>
+        <w:t xml:space="preserve"> [A]와 [B]를 읽고 이해한 것으로 가장 적절하지 </w:t>
+      </w:r>
+      <w:r>
+        <w:rPr>
+          <w:rFonts w:ascii="맑은 고딕" w:hAnsi="맑은 고딕" w:eastAsia="맑은 고딕"/>
+          <w:b w:val="0"/>
+          <w:sz w:val="17"/>
+          <w:u w:val="single"/>
+        </w:rPr>
+        <w:t>않은</w:t>
+      </w:r>
+      <w:r>
+        <w:rPr>
+          <w:rFonts w:ascii="맑은 고딕" w:hAnsi="맑은 고딕" w:eastAsia="맑은 고딕"/>
+          <w:b w:val="0"/>
+          <w:sz w:val="17"/>
+          <w:u w:val="none"/>
+        </w:rPr>
+        <w:t xml:space="preserve"> 것은? [3.2점]</w:t>
+      </w:r>
+    </w:p>
+    <w:p>
+      <w:pPr>
+        <w:spacing w:before="0" w:after="60" w:line="288" w:lineRule="auto"/>
+        <w:ind w:left="40"/>
+        <w:snapToGrid w:val="0"/>
+        <w:pBdr>
+          <w:top w:val="single" w:sz="4" w:space="2" w:color="999999"/>
+          <w:left w:val="single" w:sz="4" w:space="2" w:color="999999"/>
+          <w:bottom w:val="single" w:sz="4" w:space="2" w:color="999999"/>
+          <w:right w:val="single" w:sz="4" w:space="2" w:color="999999"/>
+        </w:pBdr>
+        <w:shd w:val="clear" w:color="auto" w:fill="F6F3EA"/>
+      </w:pPr>
+      <w:r>
+        <w:rPr>
+          <w:rFonts w:ascii="맑은 고딕" w:hAnsi="맑은 고딕" w:eastAsia="맑은 고딕"/>
+          <w:b w:val="0"/>
+          <w:sz w:val="17"/>
+          <w:u w:val="none"/>
+        </w:rPr>
+        <w:t>[A] Our experiences do shape our mood, yet no single passing event blows us off onto an entirely new course. Ups and downs will come, but in the long run we settle, the way water finds its own level, at our usual point — rising again after bad news and sinking again after good. The thrill of a first romance wears off, and so does the misery of a break-up. Young children show this most clearly with the joy of a new toy: once they get the thing they have wanted so badly, they are sure that they will be happy forever. And for the first few minutes of forever, they are. Then the children, just like grown-ups, get used to it.</w:t>
+      </w:r>
+    </w:p>
+    <w:p>
+      <w:pPr>
+        <w:spacing w:before="0" w:after="60" w:line="288" w:lineRule="auto"/>
+        <w:ind w:left="40"/>
+        <w:snapToGrid w:val="0"/>
+        <w:pBdr>
+          <w:top w:val="single" w:sz="4" w:space="2" w:color="6B7FB8"/>
+          <w:left w:val="single" w:sz="4" w:space="2" w:color="6B7FB8"/>
+          <w:bottom w:val="single" w:sz="4" w:space="2" w:color="6B7FB8"/>
+          <w:right w:val="single" w:sz="4" w:space="2" w:color="6B7FB8"/>
+        </w:pBdr>
+        <w:shd w:val="clear" w:color="auto" w:fill="EEF2FF"/>
+      </w:pPr>
+      <w:r>
+        <w:rPr>
+          <w:rFonts w:ascii="맑은 고딕" w:hAnsi="맑은 고딕" w:eastAsia="맑은 고딕"/>
+          <w:b w:val="0"/>
+          <w:sz w:val="17"/>
+          <w:u w:val="none"/>
+        </w:rPr>
+        <w:t>[B] The same thing happens with a long-awaited raise. In the first week, the bigger number on the pay slip feels like a new life; the worker walks taller and spends more freely. Within a few months, however, the extra money has quietly become the normal amount, and the old feeling of ‘just getting by’ returns. People who expect a raise to change how they feel for good are usually surprised by how soon the glow fades — not because the money disappears, but because they have adjusted to it.</w:t>
+      </w:r>
+    </w:p>
+    <w:p>
+      <w:pPr>
+        <w:spacing w:before="0" w:after="0" w:line="269" w:lineRule="auto"/>
+        <w:ind w:left="180" w:hanging="180"/>
+        <w:snapToGrid w:val="0"/>
+      </w:pPr>
+      <w:r>
+        <w:rPr>
+          <w:rFonts w:ascii="맑은 고딕" w:hAnsi="맑은 고딕" w:eastAsia="맑은 고딕"/>
+          <w:b w:val="0"/>
+          <w:sz w:val="17"/>
+          <w:u w:val="none"/>
+        </w:rPr>
+        <w:t>① Both texts describe a good event whose emotional effect wears off as people get used to it.</w:t>
+      </w:r>
+    </w:p>
+    <w:p>
+      <w:pPr>
+        <w:spacing w:before="0" w:after="0" w:line="269" w:lineRule="auto"/>
+        <w:ind w:left="180" w:hanging="180"/>
+        <w:snapToGrid w:val="0"/>
+      </w:pPr>
+      <w:r>
+        <w:rPr>
+          <w:rFonts w:ascii="맑은 고딕" w:hAnsi="맑은 고딕" w:eastAsia="맑은 고딕"/>
+          <w:b w:val="0"/>
+          <w:sz w:val="17"/>
+          <w:u w:val="none"/>
+        </w:rPr>
+        <w:t>② The child with a new toy in [A] and the worker with a raise in [B] both expect their happiness to last.</w:t>
+      </w:r>
+    </w:p>
+    <w:p>
+      <w:pPr>
+        <w:spacing w:before="0" w:after="0" w:line="269" w:lineRule="auto"/>
+        <w:ind w:left="180" w:hanging="180"/>
+        <w:snapToGrid w:val="0"/>
+      </w:pPr>
+      <w:r>
+        <w:rPr>
+          <w:rFonts w:ascii="맑은 고딕" w:hAnsi="맑은 고딕" w:eastAsia="맑은 고딕"/>
+          <w:b w:val="0"/>
+          <w:sz w:val="17"/>
+          <w:u w:val="none"/>
+        </w:rPr>
+        <w:t>③ [B] explains the fading glow of a raise by the fact that the extra money is soon spent and gone.</w:t>
+      </w:r>
+    </w:p>
+    <w:p>
+      <w:pPr>
+        <w:spacing w:before="0" w:after="0" w:line="269" w:lineRule="auto"/>
+        <w:ind w:left="180" w:hanging="180"/>
+        <w:snapToGrid w:val="0"/>
+      </w:pPr>
+      <w:r>
+        <w:rPr>
+          <w:rFonts w:ascii="맑은 고딕" w:hAnsi="맑은 고딕" w:eastAsia="맑은 고딕"/>
+          <w:b w:val="0"/>
+          <w:sz w:val="17"/>
+          <w:u w:val="none"/>
+        </w:rPr>
+        <w:t>④ In [A] the return to the usual level works in both directions, after bad news as well as good.</w:t>
+      </w:r>
+    </w:p>
+    <w:p>
+      <w:pPr>
+        <w:spacing w:before="0" w:after="0" w:line="269" w:lineRule="auto"/>
+        <w:ind w:left="180" w:hanging="180"/>
+        <w:snapToGrid w:val="0"/>
+      </w:pPr>
+      <w:r>
+        <w:rPr>
+          <w:rFonts w:ascii="맑은 고딕" w:hAnsi="맑은 고딕" w:eastAsia="맑은 고딕"/>
+          <w:b w:val="0"/>
+          <w:sz w:val="17"/>
+          <w:u w:val="none"/>
+        </w:rPr>
+        <w:t>⑤ Neither text claims that a good event has no effect on how people feel at the time.</w:t>
+      </w:r>
+    </w:p>
+    <w:p>
+      <w:pPr>
+        <w:keepNext/>
+        <w:spacing w:before="80" w:after="20" w:line="276" w:lineRule="auto"/>
+        <w:snapToGrid w:val="0"/>
+      </w:pPr>
+      <w:r>
+        <w:rPr>
+          <w:rFonts w:ascii="맑은 고딕" w:hAnsi="맑은 고딕" w:eastAsia="맑은 고딕"/>
+          <w:b/>
+          <w:sz w:val="17"/>
+          <w:u w:val="none"/>
+        </w:rPr>
+        <w:t>31-4.</w:t>
+      </w:r>
+      <w:r>
+        <w:rPr>
+          <w:rFonts w:ascii="맑은 고딕" w:hAnsi="맑은 고딕" w:eastAsia="맑은 고딕"/>
+          <w:b w:val="0"/>
+          <w:sz w:val="17"/>
+          <w:u w:val="none"/>
+        </w:rPr>
+        <w:t xml:space="preserve"> 다음 글의 내용을 한 문장으로 요약하고자 한다. 빈칸 (A), (B)에 들어갈 말로 가장 적절한 것은? [3.0점]</w:t>
+      </w:r>
+    </w:p>
+    <w:p>
+      <w:pPr>
+        <w:spacing w:before="0" w:after="60" w:line="288" w:lineRule="auto"/>
+        <w:ind w:left="40"/>
+        <w:snapToGrid w:val="0"/>
+        <w:pBdr>
+          <w:top w:val="single" w:sz="4" w:space="2" w:color="999999"/>
+          <w:left w:val="single" w:sz="4" w:space="2" w:color="999999"/>
+          <w:bottom w:val="single" w:sz="4" w:space="2" w:color="999999"/>
+          <w:right w:val="single" w:sz="4" w:space="2" w:color="999999"/>
+        </w:pBdr>
+        <w:shd w:val="clear" w:color="auto" w:fill="F6F3EA"/>
+      </w:pPr>
+      <w:r>
+        <w:rPr>
+          <w:rFonts w:ascii="맑은 고딕" w:hAnsi="맑은 고딕" w:eastAsia="맑은 고딕"/>
+          <w:b w:val="0"/>
+          <w:sz w:val="17"/>
+          <w:u w:val="none"/>
+        </w:rPr>
+        <w:t>How happy or unhappy we feel is not decided simply by one life event after another, as if a pleasant event made us happy and an unpleasant one made us sad. Our experiences do shape our mood, yet no single passing event blows us off onto an entirely new course. Being human, we adjust to whatever comes, welcome or unwelcome, and drift back to the level of well-being that is normal for us. Ups and downs will come, but in the long run we settle, the way water finds its own level, at our usual point — rising again after bad news and sinking again after good. The thrill of a first romance wears off, and so does the misery of a break-up. Young children show this most clearly with the joy of a new toy: once they get the thing they have wanted so badly, they are sure that they will be happy forever. And for the first few minutes of forever, they are. Then the children, just like grown-ups, get used to it.</w:t>
+      </w:r>
+    </w:p>
+    <w:p>
+      <w:pPr>
+        <w:spacing w:before="0" w:after="60" w:line="288" w:lineRule="auto"/>
+        <w:ind w:left="40"/>
+        <w:snapToGrid w:val="0"/>
+        <w:pBdr>
+          <w:top w:val="single" w:sz="4" w:space="2" w:color="C99B4E"/>
+          <w:left w:val="single" w:sz="4" w:space="2" w:color="C99B4E"/>
+          <w:bottom w:val="single" w:sz="4" w:space="2" w:color="C99B4E"/>
+          <w:right w:val="single" w:sz="4" w:space="2" w:color="C99B4E"/>
+        </w:pBdr>
+        <w:shd w:val="clear" w:color="auto" w:fill="FFF8E1"/>
+      </w:pPr>
+      <w:r>
+        <w:rPr>
+          <w:rFonts w:ascii="맑은 고딕" w:hAnsi="맑은 고딕" w:eastAsia="맑은 고딕"/>
+          <w:b w:val="0"/>
+          <w:sz w:val="17"/>
+          <w:u w:val="none"/>
+        </w:rPr>
+        <w:t>The emotional impact of both good and bad events is (A) ________, because (B) ________ pulls us back to the level of well-being that is normal for us.</w:t>
+      </w:r>
+    </w:p>
+    <w:p>
+      <w:pPr>
+        <w:spacing w:before="0" w:after="0" w:line="269" w:lineRule="auto"/>
+        <w:ind w:left="180" w:hanging="180"/>
+        <w:snapToGrid w:val="0"/>
+      </w:pPr>
+      <w:r>
+        <w:rPr>
+          <w:rFonts w:ascii="맑은 고딕" w:hAnsi="맑은 고딕" w:eastAsia="맑은 고딕"/>
+          <w:b w:val="0"/>
+          <w:sz w:val="17"/>
+          <w:u w:val="none"/>
+        </w:rPr>
+        <w:t>① (A) temporary  (B) adaptation</w:t>
+      </w:r>
+    </w:p>
+    <w:p>
+      <w:pPr>
+        <w:spacing w:before="0" w:after="0" w:line="269" w:lineRule="auto"/>
+        <w:ind w:left="180" w:hanging="180"/>
+        <w:snapToGrid w:val="0"/>
+      </w:pPr>
+      <w:r>
+        <w:rPr>
+          <w:rFonts w:ascii="맑은 고딕" w:hAnsi="맑은 고딕" w:eastAsia="맑은 고딕"/>
+          <w:b w:val="0"/>
+          <w:sz w:val="17"/>
+          <w:u w:val="none"/>
+        </w:rPr>
+        <w:t>② (A) permanent  (B) adaptation</w:t>
+      </w:r>
+    </w:p>
+    <w:p>
+      <w:pPr>
+        <w:spacing w:before="0" w:after="0" w:line="269" w:lineRule="auto"/>
+        <w:ind w:left="180" w:hanging="180"/>
+        <w:snapToGrid w:val="0"/>
+      </w:pPr>
+      <w:r>
+        <w:rPr>
+          <w:rFonts w:ascii="맑은 고딕" w:hAnsi="맑은 고딕" w:eastAsia="맑은 고딕"/>
+          <w:b w:val="0"/>
+          <w:sz w:val="17"/>
+          <w:u w:val="none"/>
+        </w:rPr>
+        <w:t>③ (A) temporary  (B) memory</w:t>
+      </w:r>
+    </w:p>
+    <w:p>
+      <w:pPr>
+        <w:spacing w:before="0" w:after="0" w:line="269" w:lineRule="auto"/>
+        <w:ind w:left="180" w:hanging="180"/>
+        <w:snapToGrid w:val="0"/>
+      </w:pPr>
+      <w:r>
+        <w:rPr>
+          <w:rFonts w:ascii="맑은 고딕" w:hAnsi="맑은 고딕" w:eastAsia="맑은 고딕"/>
+          <w:b w:val="0"/>
+          <w:sz w:val="17"/>
+          <w:u w:val="none"/>
+        </w:rPr>
+        <w:t>④ (A) exaggerated  (B) experience</w:t>
+      </w:r>
+    </w:p>
+    <w:p>
+      <w:pPr>
+        <w:spacing w:before="0" w:after="0" w:line="269" w:lineRule="auto"/>
+        <w:ind w:left="180" w:hanging="180"/>
+        <w:snapToGrid w:val="0"/>
+      </w:pPr>
+      <w:r>
+        <w:rPr>
+          <w:rFonts w:ascii="맑은 고딕" w:hAnsi="맑은 고딕" w:eastAsia="맑은 고딕"/>
+          <w:b w:val="0"/>
+          <w:sz w:val="17"/>
+          <w:u w:val="none"/>
+        </w:rPr>
+        <w:t>⑤ (A) permanent  (B) habit</w:t>
+      </w:r>
+    </w:p>
+    <w:p>
+      <w:pPr>
+        <w:keepNext/>
+        <w:spacing w:before="80" w:after="20" w:line="276" w:lineRule="auto"/>
+        <w:snapToGrid w:val="0"/>
+      </w:pPr>
+      <w:r>
+        <w:rPr>
+          <w:rFonts w:ascii="맑은 고딕" w:hAnsi="맑은 고딕" w:eastAsia="맑은 고딕"/>
+          <w:b/>
+          <w:sz w:val="17"/>
+          <w:u w:val="none"/>
+        </w:rPr>
+        <w:t>31-5.</w:t>
+      </w:r>
+      <w:r>
+        <w:rPr>
+          <w:rFonts w:ascii="맑은 고딕" w:hAnsi="맑은 고딕" w:eastAsia="맑은 고딕"/>
+          <w:b w:val="0"/>
+          <w:sz w:val="17"/>
+          <w:u w:val="none"/>
+        </w:rPr>
+        <w:t xml:space="preserve"> According to the passage, which of the following is </w:t>
+      </w:r>
+      <w:r>
+        <w:rPr>
+          <w:rFonts w:ascii="맑은 고딕" w:hAnsi="맑은 고딕" w:eastAsia="맑은 고딕"/>
+          <w:b w:val="0"/>
+          <w:sz w:val="17"/>
+          <w:u w:val="single"/>
+        </w:rPr>
+        <w:t>NOT</w:t>
+      </w:r>
+      <w:r>
+        <w:rPr>
+          <w:rFonts w:ascii="맑은 고딕" w:hAnsi="맑은 고딕" w:eastAsia="맑은 고딕"/>
+          <w:b w:val="0"/>
+          <w:sz w:val="17"/>
+          <w:u w:val="none"/>
+        </w:rPr>
+        <w:t xml:space="preserve"> true? [2.9점]</w:t>
+      </w:r>
+    </w:p>
+    <w:p>
+      <w:pPr>
+        <w:spacing w:before="0" w:after="60" w:line="288" w:lineRule="auto"/>
+        <w:ind w:left="40"/>
+        <w:snapToGrid w:val="0"/>
+        <w:pBdr>
+          <w:top w:val="single" w:sz="4" w:space="2" w:color="999999"/>
+          <w:left w:val="single" w:sz="4" w:space="2" w:color="999999"/>
+          <w:bottom w:val="single" w:sz="4" w:space="2" w:color="999999"/>
+          <w:right w:val="single" w:sz="4" w:space="2" w:color="999999"/>
+        </w:pBdr>
+        <w:shd w:val="clear" w:color="auto" w:fill="F6F3EA"/>
+      </w:pPr>
+      <w:r>
+        <w:rPr>
+          <w:rFonts w:ascii="맑은 고딕" w:hAnsi="맑은 고딕" w:eastAsia="맑은 고딕"/>
+          <w:b w:val="0"/>
+          <w:sz w:val="17"/>
+          <w:u w:val="none"/>
+        </w:rPr>
+        <w:t>How happy or unhappy we feel is not decided simply by one life event after another, as if a pleasant event made us happy and an unpleasant one made us sad. Our experiences do shape our mood, yet no single passing event blows us off onto an entirely new course. Being human, we adjust to whatever comes, welcome or unwelcome, and drift back to the level of well-being that is normal for us. Ups and downs will come, but in the long run we settle, the way water finds its own level, at our usual point — rising again after bad news and sinking again after good. The thrill of a first romance wears off, and so does the misery of a break-up. Young children show this most clearly with the joy of a new toy: once they get the thing they have wanted so badly, they are sure that they will be happy forever. And for the first few minutes of forever, they are. Then the children, just like grown-ups, get used to it.</w:t>
+      </w:r>
+    </w:p>
+    <w:p>
+      <w:pPr>
+        <w:spacing w:before="0" w:after="0" w:line="269" w:lineRule="auto"/>
+        <w:ind w:left="180" w:hanging="180"/>
+        <w:snapToGrid w:val="0"/>
+      </w:pPr>
+      <w:r>
+        <w:rPr>
+          <w:rFonts w:ascii="맑은 고딕" w:hAnsi="맑은 고딕" w:eastAsia="맑은 고딕"/>
+          <w:b w:val="0"/>
+          <w:sz w:val="17"/>
+          <w:u w:val="none"/>
+        </w:rPr>
+        <w:t>① Our mood is influenced by what happens to us, but not entirely controlled by it.</w:t>
+      </w:r>
+    </w:p>
+    <w:p>
+      <w:pPr>
+        <w:spacing w:before="0" w:after="0" w:line="269" w:lineRule="auto"/>
+        <w:ind w:left="180" w:hanging="180"/>
+        <w:snapToGrid w:val="0"/>
+      </w:pPr>
+      <w:r>
+        <w:rPr>
+          <w:rFonts w:ascii="맑은 고딕" w:hAnsi="맑은 고딕" w:eastAsia="맑은 고딕"/>
+          <w:b w:val="0"/>
+          <w:sz w:val="17"/>
+          <w:u w:val="none"/>
+        </w:rPr>
+        <w:t>② Over time people settle back at a level of happiness that is typical for them.</w:t>
+      </w:r>
+    </w:p>
+    <w:p>
+      <w:pPr>
+        <w:spacing w:before="0" w:after="0" w:line="269" w:lineRule="auto"/>
+        <w:ind w:left="180" w:hanging="180"/>
+        <w:snapToGrid w:val="0"/>
+      </w:pPr>
+      <w:r>
+        <w:rPr>
+          <w:rFonts w:ascii="맑은 고딕" w:hAnsi="맑은 고딕" w:eastAsia="맑은 고딕"/>
+          <w:b w:val="0"/>
+          <w:sz w:val="17"/>
+          <w:u w:val="none"/>
+        </w:rPr>
+        <w:t>③ The misery of a break-up, like the thrill of a new romance, does not last.</w:t>
+      </w:r>
+    </w:p>
+    <w:p>
+      <w:pPr>
+        <w:spacing w:before="0" w:after="0" w:line="269" w:lineRule="auto"/>
+        <w:ind w:left="180" w:hanging="180"/>
+        <w:snapToGrid w:val="0"/>
+      </w:pPr>
+      <w:r>
+        <w:rPr>
+          <w:rFonts w:ascii="맑은 고딕" w:hAnsi="맑은 고딕" w:eastAsia="맑은 고딕"/>
+          <w:b w:val="0"/>
+          <w:sz w:val="17"/>
+          <w:u w:val="none"/>
+        </w:rPr>
+        <w:t>④ After bad news our mood tends to sink further before it finally recovers.</w:t>
+      </w:r>
+    </w:p>
+    <w:p>
+      <w:pPr>
+        <w:spacing w:before="0" w:after="0" w:line="269" w:lineRule="auto"/>
+        <w:ind w:left="180" w:hanging="180"/>
+        <w:snapToGrid w:val="0"/>
+      </w:pPr>
+      <w:r>
+        <w:rPr>
+          <w:rFonts w:ascii="맑은 고딕" w:hAnsi="맑은 고딕" w:eastAsia="맑은 고딕"/>
+          <w:b w:val="0"/>
+          <w:sz w:val="17"/>
+          <w:u w:val="none"/>
+        </w:rPr>
+        <w:t>⑤ Children who get a longed-for toy soon get used to having it.</w:t>
+      </w:r>
+    </w:p>
+    <w:p>
+      <w:pPr>
+        <w:keepNext/>
+        <w:spacing w:before="80" w:after="20" w:line="276" w:lineRule="auto"/>
+        <w:snapToGrid w:val="0"/>
+      </w:pPr>
+      <w:r>
+        <w:rPr>
+          <w:rFonts w:ascii="맑은 고딕" w:hAnsi="맑은 고딕" w:eastAsia="맑은 고딕"/>
+          <w:b/>
+          <w:sz w:val="17"/>
+          <w:u w:val="none"/>
+        </w:rPr>
+        <w:t>31-6.</w:t>
+      </w:r>
+      <w:r>
+        <w:rPr>
+          <w:rFonts w:ascii="맑은 고딕" w:hAnsi="맑은 고딕" w:eastAsia="맑은 고딕"/>
+          <w:b w:val="0"/>
+          <w:sz w:val="17"/>
+          <w:u w:val="none"/>
+        </w:rPr>
+        <w:t xml:space="preserve"> Which of the following best expresses the main point of the passage? [2.8점]</w:t>
+      </w:r>
+    </w:p>
+    <w:p>
+      <w:pPr>
+        <w:spacing w:before="0" w:after="60" w:line="288" w:lineRule="auto"/>
+        <w:ind w:left="40"/>
+        <w:snapToGrid w:val="0"/>
+        <w:pBdr>
+          <w:top w:val="single" w:sz="4" w:space="2" w:color="999999"/>
+          <w:left w:val="single" w:sz="4" w:space="2" w:color="999999"/>
+          <w:bottom w:val="single" w:sz="4" w:space="2" w:color="999999"/>
+          <w:right w:val="single" w:sz="4" w:space="2" w:color="999999"/>
+        </w:pBdr>
+        <w:shd w:val="clear" w:color="auto" w:fill="F6F3EA"/>
+      </w:pPr>
+      <w:r>
+        <w:rPr>
+          <w:rFonts w:ascii="맑은 고딕" w:hAnsi="맑은 고딕" w:eastAsia="맑은 고딕"/>
+          <w:b w:val="0"/>
+          <w:sz w:val="17"/>
+          <w:u w:val="none"/>
+        </w:rPr>
+        <w:t>How happy or unhappy we feel is not decided simply by one life event after another, as if a pleasant event made us happy and an unpleasant one made us sad. Our experiences do shape our mood, yet no single passing event blows us off onto an entirely new course. Being human, we adjust to whatever comes, welcome or unwelcome, and drift back to the level of well-being that is normal for us. Ups and downs will come, but in the long run we settle, the way water finds its own level, at our usual point — rising again after bad news and sinking again after good. The thrill of a first romance wears off, and so does the misery of a break-up. Young children show this most clearly with the joy of a new toy: once they get the thing they have wanted so badly, they are sure that they will be happy forever. And for the first few minutes of forever, they are. Then the children, just like grown-ups, get used to it.</w:t>
+      </w:r>
+    </w:p>
+    <w:p>
+      <w:pPr>
+        <w:spacing w:before="0" w:after="0" w:line="269" w:lineRule="auto"/>
+        <w:ind w:left="180" w:hanging="180"/>
+        <w:snapToGrid w:val="0"/>
+      </w:pPr>
+      <w:r>
+        <w:rPr>
+          <w:rFonts w:ascii="맑은 고딕" w:hAnsi="맑은 고딕" w:eastAsia="맑은 고딕"/>
+          <w:b w:val="0"/>
+          <w:sz w:val="17"/>
+          <w:u w:val="none"/>
+        </w:rPr>
+        <w:t>① Children are happier than adults because they enjoy small things like toys.</w:t>
+      </w:r>
+    </w:p>
+    <w:p>
+      <w:pPr>
+        <w:spacing w:before="0" w:after="0" w:line="269" w:lineRule="auto"/>
+        <w:ind w:left="180" w:hanging="180"/>
+        <w:snapToGrid w:val="0"/>
+      </w:pPr>
+      <w:r>
+        <w:rPr>
+          <w:rFonts w:ascii="맑은 고딕" w:hAnsi="맑은 고딕" w:eastAsia="맑은 고딕"/>
+          <w:b w:val="0"/>
+          <w:sz w:val="17"/>
+          <w:u w:val="none"/>
+        </w:rPr>
+        <w:t>② Each new experience permanently changes how happy a person is.</w:t>
+      </w:r>
+    </w:p>
+    <w:p>
+      <w:pPr>
+        <w:spacing w:before="0" w:after="0" w:line="269" w:lineRule="auto"/>
+        <w:ind w:left="180" w:hanging="180"/>
+        <w:snapToGrid w:val="0"/>
+      </w:pPr>
+      <w:r>
+        <w:rPr>
+          <w:rFonts w:ascii="맑은 고딕" w:hAnsi="맑은 고딕" w:eastAsia="맑은 고딕"/>
+          <w:b w:val="0"/>
+          <w:sz w:val="17"/>
+          <w:u w:val="none"/>
+        </w:rPr>
+        <w:t>③ First love is the strongest emotion most people ever experience.</w:t>
+      </w:r>
+    </w:p>
+    <w:p>
+      <w:pPr>
+        <w:spacing w:before="0" w:after="0" w:line="269" w:lineRule="auto"/>
+        <w:ind w:left="180" w:hanging="180"/>
+        <w:snapToGrid w:val="0"/>
+      </w:pPr>
+      <w:r>
+        <w:rPr>
+          <w:rFonts w:ascii="맑은 고딕" w:hAnsi="맑은 고딕" w:eastAsia="맑은 고딕"/>
+          <w:b w:val="0"/>
+          <w:sz w:val="17"/>
+          <w:u w:val="none"/>
+        </w:rPr>
+        <w:t>④ People should avoid both very good and very bad news to stay calm.</w:t>
+      </w:r>
+    </w:p>
+    <w:p>
+      <w:pPr>
+        <w:spacing w:before="0" w:after="0" w:line="269" w:lineRule="auto"/>
+        <w:ind w:left="180" w:hanging="180"/>
+        <w:snapToGrid w:val="0"/>
+      </w:pPr>
+      <w:r>
+        <w:rPr>
+          <w:rFonts w:ascii="맑은 고딕" w:hAnsi="맑은 고딕" w:eastAsia="맑은 고딕"/>
+          <w:b w:val="0"/>
+          <w:sz w:val="17"/>
+          <w:u w:val="none"/>
+        </w:rPr>
+        <w:t>⑤ Whatever happens, our happiness tends to drift back to its usual level.</w:t>
+      </w:r>
+    </w:p>
+    <w:p>
+      <w:pPr>
+        <w:keepNext/>
+        <w:spacing w:before="80" w:after="20" w:line="276" w:lineRule="auto"/>
+        <w:snapToGrid w:val="0"/>
+      </w:pPr>
+      <w:r>
+        <w:rPr>
+          <w:rFonts w:ascii="맑은 고딕" w:hAnsi="맑은 고딕" w:eastAsia="맑은 고딕"/>
+          <w:b/>
+          <w:sz w:val="17"/>
+          <w:u w:val="none"/>
+        </w:rPr>
+        <w:t>31-7.</w:t>
+      </w:r>
+      <w:r>
+        <w:rPr>
+          <w:rFonts w:ascii="맑은 고딕" w:hAnsi="맑은 고딕" w:eastAsia="맑은 고딕"/>
+          <w:b w:val="0"/>
+          <w:sz w:val="17"/>
+          <w:u w:val="none"/>
+        </w:rPr>
+        <w:t xml:space="preserve"> 다음 글의 밑줄 친 부분 중, 문맥상 낱말의 쓰임이 적절하지 </w:t>
+      </w:r>
+      <w:r>
+        <w:rPr>
+          <w:rFonts w:ascii="맑은 고딕" w:hAnsi="맑은 고딕" w:eastAsia="맑은 고딕"/>
+          <w:b w:val="0"/>
+          <w:sz w:val="17"/>
+          <w:u w:val="single"/>
+        </w:rPr>
+        <w:t>않은</w:t>
+      </w:r>
+      <w:r>
+        <w:rPr>
+          <w:rFonts w:ascii="맑은 고딕" w:hAnsi="맑은 고딕" w:eastAsia="맑은 고딕"/>
+          <w:b w:val="0"/>
+          <w:sz w:val="17"/>
+          <w:u w:val="none"/>
+        </w:rPr>
+        <w:t xml:space="preserve"> 것은? [3.0점]</w:t>
+      </w:r>
+    </w:p>
+    <w:p>
+      <w:pPr>
+        <w:spacing w:before="0" w:after="60" w:line="288" w:lineRule="auto"/>
+        <w:ind w:left="40"/>
+        <w:snapToGrid w:val="0"/>
+        <w:pBdr>
+          <w:top w:val="single" w:sz="4" w:space="2" w:color="999999"/>
+          <w:left w:val="single" w:sz="4" w:space="2" w:color="999999"/>
+          <w:bottom w:val="single" w:sz="4" w:space="2" w:color="999999"/>
+          <w:right w:val="single" w:sz="4" w:space="2" w:color="999999"/>
+        </w:pBdr>
+        <w:shd w:val="clear" w:color="auto" w:fill="F6F3EA"/>
+      </w:pPr>
+      <w:r>
+        <w:rPr>
+          <w:rFonts w:ascii="맑은 고딕" w:hAnsi="맑은 고딕" w:eastAsia="맑은 고딕"/>
+          <w:b w:val="0"/>
+          <w:sz w:val="17"/>
+          <w:u w:val="none"/>
+        </w:rPr>
+        <w:t>Whether we feel happy or sad, content or discontent, is not determined ①</w:t>
+      </w:r>
+      <w:r>
+        <w:rPr>
+          <w:rFonts w:ascii="맑은 고딕" w:hAnsi="맑은 고딕" w:eastAsia="맑은 고딕"/>
+          <w:b w:val="0"/>
+          <w:sz w:val="17"/>
+          <w:u w:val="single"/>
+        </w:rPr>
+        <w:t>merely</w:t>
+      </w:r>
+      <w:r>
+        <w:rPr>
+          <w:rFonts w:ascii="맑은 고딕" w:hAnsi="맑은 고딕" w:eastAsia="맑은 고딕"/>
+          <w:b w:val="0"/>
+          <w:sz w:val="17"/>
+          <w:u w:val="none"/>
+        </w:rPr>
+        <w:t xml:space="preserve"> by each individual successive moment of life experience — a good thing happens and I’m happy, a bad thing happens and I’m sad. While our experiences ②</w:t>
+      </w:r>
+      <w:r>
+        <w:rPr>
+          <w:rFonts w:ascii="맑은 고딕" w:hAnsi="맑은 고딕" w:eastAsia="맑은 고딕"/>
+          <w:b w:val="0"/>
+          <w:sz w:val="17"/>
+          <w:u w:val="single"/>
+        </w:rPr>
+        <w:t>affect</w:t>
+      </w:r>
+      <w:r>
+        <w:rPr>
+          <w:rFonts w:ascii="맑은 고딕" w:hAnsi="맑은 고딕" w:eastAsia="맑은 고딕"/>
+          <w:b w:val="0"/>
+          <w:sz w:val="17"/>
+          <w:u w:val="none"/>
+        </w:rPr>
+        <w:t xml:space="preserve"> our mood, we are not blown in a completely new direction by each gust of wind. Being human, we adjust to whatever comes, welcome or unwelcome, and drift back to the level of well-being that is normal for us. Ups and downs will come, but in the long run we settle, the way water finds its own level, at our usual point — rising again after bad news and sinking again after good. The euphoria of first love ③</w:t>
+      </w:r>
+      <w:r>
+        <w:rPr>
+          <w:rFonts w:ascii="맑은 고딕" w:hAnsi="맑은 고딕" w:eastAsia="맑은 고딕"/>
+          <w:b w:val="0"/>
+          <w:sz w:val="17"/>
+          <w:u w:val="single"/>
+        </w:rPr>
+        <w:t>lingers</w:t>
+      </w:r>
+      <w:r>
+        <w:rPr>
+          <w:rFonts w:ascii="맑은 고딕" w:hAnsi="맑은 고딕" w:eastAsia="맑은 고딕"/>
+          <w:b w:val="0"/>
+          <w:sz w:val="17"/>
+          <w:u w:val="none"/>
+        </w:rPr>
+        <w:t>, and so does the despair of a break-up. This tendency is best seen with little kids and their toy joy: When they get what they’ve ④</w:t>
+      </w:r>
+      <w:r>
+        <w:rPr>
+          <w:rFonts w:ascii="맑은 고딕" w:hAnsi="맑은 고딕" w:eastAsia="맑은 고딕"/>
+          <w:b w:val="0"/>
+          <w:sz w:val="17"/>
+          <w:u w:val="single"/>
+        </w:rPr>
+        <w:t>longed</w:t>
+      </w:r>
+      <w:r>
+        <w:rPr>
+          <w:rFonts w:ascii="맑은 고딕" w:hAnsi="맑은 고딕" w:eastAsia="맑은 고딕"/>
+          <w:b w:val="0"/>
+          <w:sz w:val="17"/>
+          <w:u w:val="none"/>
+        </w:rPr>
+        <w:t xml:space="preserve"> for, they believe they will be happy for the rest of their lives. And for the first few minutes of the rest of their lives, they are. But then the kids — like adults — ⑤</w:t>
+      </w:r>
+      <w:r>
+        <w:rPr>
+          <w:rFonts w:ascii="맑은 고딕" w:hAnsi="맑은 고딕" w:eastAsia="맑은 고딕"/>
+          <w:b w:val="0"/>
+          <w:sz w:val="17"/>
+          <w:u w:val="single"/>
+        </w:rPr>
+        <w:t>adapt</w:t>
+      </w:r>
+      <w:r>
+        <w:rPr>
+          <w:rFonts w:ascii="맑은 고딕" w:hAnsi="맑은 고딕" w:eastAsia="맑은 고딕"/>
+          <w:b w:val="0"/>
+          <w:sz w:val="17"/>
+          <w:u w:val="none"/>
+        </w:rPr>
+        <w:t>.</w:t>
+      </w:r>
+    </w:p>
+    <w:p>
+      <w:pPr>
+        <w:spacing w:before="0" w:after="20" w:line="276" w:lineRule="auto"/>
+        <w:ind w:left="80"/>
+        <w:snapToGrid w:val="0"/>
+      </w:pPr>
+      <w:r>
+        <w:rPr>
+          <w:rFonts w:ascii="맑은 고딕" w:hAnsi="맑은 고딕" w:eastAsia="맑은 고딕"/>
+          <w:b w:val="0"/>
+          <w:sz w:val="17"/>
+          <w:u w:val="none"/>
+        </w:rPr>
+        <w:t>① ①    ② ②    ③ ③    ④ ④    ⑤ ⑤</w:t>
+      </w:r>
+    </w:p>
+    <w:p>
+      <w:pPr>
+        <w:keepNext/>
+        <w:spacing w:before="80" w:after="40" w:line="276" w:lineRule="auto"/>
+        <w:snapToGrid w:val="0"/>
+        <w:shd w:val="clear" w:color="auto" w:fill="8A3A12"/>
+      </w:pPr>
+      <w:r>
+        <w:rPr>
+          <w:rFonts w:ascii="맑은 고딕" w:hAnsi="맑은 고딕" w:eastAsia="맑은 고딕"/>
+          <w:b/>
+          <w:color w:val="FFFFFF"/>
+          <w:sz w:val="17"/>
+          <w:u w:val="none"/>
+        </w:rPr>
+        <w:t>서답형  31-서1 ~ 31-서2</w:t>
+      </w:r>
+    </w:p>
+    <w:p>
+      <w:pPr>
+        <w:keepNext/>
+        <w:spacing w:before="80" w:after="20" w:line="276" w:lineRule="auto"/>
+        <w:snapToGrid w:val="0"/>
+      </w:pPr>
+      <w:r>
+        <w:rPr>
+          <w:rFonts w:ascii="맑은 고딕" w:hAnsi="맑은 고딕" w:eastAsia="맑은 고딕"/>
+          <w:b/>
+          <w:sz w:val="17"/>
+          <w:u w:val="none"/>
+        </w:rPr>
+        <w:t>31-서1.</w:t>
+      </w:r>
+      <w:r>
+        <w:rPr>
+          <w:rFonts w:ascii="맑은 고딕" w:hAnsi="맑은 고딕" w:eastAsia="맑은 고딕"/>
+          <w:b w:val="0"/>
+          <w:sz w:val="17"/>
+          <w:u w:val="none"/>
+        </w:rPr>
+        <w:t xml:space="preserve"> 다음 글의 밑줄 친 부분과 같은 뜻이 되도록 &lt;보기&gt;의 표현을 모두 사용하여 &lt;조건&gt;에 맞게 영작하시오. [3점] [3.0점]</w:t>
+      </w:r>
+    </w:p>
+    <w:p>
+      <w:pPr>
+        <w:spacing w:before="0" w:after="60" w:line="288" w:lineRule="auto"/>
+        <w:ind w:left="40"/>
+        <w:snapToGrid w:val="0"/>
+        <w:pBdr>
+          <w:top w:val="single" w:sz="4" w:space="2" w:color="999999"/>
+          <w:left w:val="single" w:sz="4" w:space="2" w:color="999999"/>
+          <w:bottom w:val="single" w:sz="4" w:space="2" w:color="999999"/>
+          <w:right w:val="single" w:sz="4" w:space="2" w:color="999999"/>
+        </w:pBdr>
+        <w:shd w:val="clear" w:color="auto" w:fill="F6F3EA"/>
+      </w:pPr>
+      <w:r>
+        <w:rPr>
+          <w:rFonts w:ascii="맑은 고딕" w:hAnsi="맑은 고딕" w:eastAsia="맑은 고딕"/>
+          <w:b w:val="0"/>
+          <w:sz w:val="17"/>
+          <w:u w:val="none"/>
+        </w:rPr>
+        <w:t xml:space="preserve">Being human, we adjust to whatever comes, welcome or unwelcome, and drift back to the level of well-being that is normal for us. There will be highs and lows, but over time, </w:t>
+      </w:r>
+      <w:r>
+        <w:rPr>
+          <w:rFonts w:ascii="맑은 고딕" w:hAnsi="맑은 고딕" w:eastAsia="맑은 고딕"/>
+          <w:b w:val="0"/>
+          <w:sz w:val="17"/>
+          <w:u w:val="single"/>
+        </w:rPr>
+        <w:t>like water seeking its own level, we are pulled toward our baseline</w:t>
+      </w:r>
+      <w:r>
+        <w:rPr>
+          <w:rFonts w:ascii="맑은 고딕" w:hAnsi="맑은 고딕" w:eastAsia="맑은 고딕"/>
+          <w:b w:val="0"/>
+          <w:sz w:val="17"/>
+          <w:u w:val="none"/>
+        </w:rPr>
+        <w:t xml:space="preserve"> — back up after bad news and back down after good.</w:t>
+      </w:r>
+    </w:p>
+    <w:p>
+      <w:pPr>
+        <w:spacing w:before="0" w:after="60" w:line="288" w:lineRule="auto"/>
+        <w:ind w:left="40"/>
+        <w:snapToGrid w:val="0"/>
+        <w:pBdr>
+          <w:top w:val="single" w:sz="4" w:space="2" w:color="9B6BD0"/>
+          <w:left w:val="single" w:sz="4" w:space="2" w:color="9B6BD0"/>
+          <w:bottom w:val="single" w:sz="4" w:space="2" w:color="9B6BD0"/>
+          <w:right w:val="single" w:sz="4" w:space="2" w:color="9B6BD0"/>
+        </w:pBdr>
+        <w:shd w:val="clear" w:color="auto" w:fill="FAF5FF"/>
+      </w:pPr>
+      <w:r>
+        <w:rPr>
+          <w:rFonts w:ascii="맑은 고딕" w:hAnsi="맑은 고딕" w:eastAsia="맑은 고딕"/>
+          <w:b/>
+          <w:sz w:val="17"/>
+          <w:u w:val="none"/>
+        </w:rPr>
+        <w:t>&lt;보 기&gt;</w:t>
+      </w:r>
+      <w:r>
+        <w:rPr>
+          <w:rFonts w:ascii="맑은 고딕" w:hAnsi="맑은 고딕" w:eastAsia="맑은 고딕"/>
+          <w:b w:val="0"/>
+          <w:sz w:val="17"/>
+          <w:u w:val="none"/>
+        </w:rPr>
+        <w:t xml:space="preserve"> just as / water / seeks / its own level / so / are / we / pulled / toward / our baseline / over time</w:t>
       </w:r>
     </w:p>
     <w:p>
@@ -1662,11 +2684,103 @@
       <w:r>
         <w:rPr>
           <w:rFonts w:ascii="맑은 고딕" w:hAnsi="맑은 고딕" w:eastAsia="맑은 고딕"/>
+          <w:b/>
+          <w:sz w:val="17"/>
+          <w:u w:val="none"/>
+        </w:rPr>
+        <w:t>&lt;조 건&gt;</w:t>
+      </w:r>
+    </w:p>
+    <w:p>
+      <w:pPr>
+        <w:spacing w:before="0" w:after="0" w:line="288" w:lineRule="auto"/>
+        <w:ind w:left="40"/>
+        <w:snapToGrid w:val="0"/>
+        <w:pBdr>
+          <w:top w:val="single" w:sz="4" w:space="2" w:color="9B6BD0"/>
+          <w:left w:val="single" w:sz="4" w:space="2" w:color="9B6BD0"/>
+          <w:bottom w:val="single" w:sz="4" w:space="2" w:color="9B6BD0"/>
+          <w:right w:val="single" w:sz="4" w:space="2" w:color="9B6BD0"/>
+        </w:pBdr>
+        <w:shd w:val="clear" w:color="auto" w:fill="FAF5FF"/>
+      </w:pPr>
+      <w:r>
+        <w:rPr>
+          <w:rFonts w:ascii="맑은 고딕" w:hAnsi="맑은 고딕" w:eastAsia="맑은 고딕"/>
           <w:b w:val="0"/>
           <w:sz w:val="17"/>
           <w:u w:val="none"/>
         </w:rPr>
-        <w:t>(d) In the context, ⓑ ‘fades’ can be replaced by ‘gradually disappears’.</w:t>
+        <w:t>1. Use ALL the expressions in the box, each only once.</w:t>
+      </w:r>
+    </w:p>
+    <w:p>
+      <w:pPr>
+        <w:spacing w:before="0" w:after="0" w:line="288" w:lineRule="auto"/>
+        <w:ind w:left="40"/>
+        <w:snapToGrid w:val="0"/>
+        <w:pBdr>
+          <w:top w:val="single" w:sz="4" w:space="2" w:color="9B6BD0"/>
+          <w:left w:val="single" w:sz="4" w:space="2" w:color="9B6BD0"/>
+          <w:bottom w:val="single" w:sz="4" w:space="2" w:color="9B6BD0"/>
+          <w:right w:val="single" w:sz="4" w:space="2" w:color="9B6BD0"/>
+        </w:pBdr>
+        <w:shd w:val="clear" w:color="auto" w:fill="FAF5FF"/>
+      </w:pPr>
+      <w:r>
+        <w:rPr>
+          <w:rFonts w:ascii="맑은 고딕" w:hAnsi="맑은 고딕" w:eastAsia="맑은 고딕"/>
+          <w:b w:val="0"/>
+          <w:sz w:val="17"/>
+          <w:u w:val="none"/>
+        </w:rPr>
+        <w:t>2. Do NOT change the form of any word, and do NOT add any other words.</w:t>
+      </w:r>
+    </w:p>
+    <w:p>
+      <w:pPr>
+        <w:spacing w:before="0" w:after="0" w:line="288" w:lineRule="auto"/>
+        <w:ind w:left="40"/>
+        <w:snapToGrid w:val="0"/>
+        <w:pBdr>
+          <w:top w:val="single" w:sz="4" w:space="2" w:color="9B6BD0"/>
+          <w:left w:val="single" w:sz="4" w:space="2" w:color="9B6BD0"/>
+          <w:bottom w:val="single" w:sz="4" w:space="2" w:color="9B6BD0"/>
+          <w:right w:val="single" w:sz="4" w:space="2" w:color="9B6BD0"/>
+        </w:pBdr>
+        <w:shd w:val="clear" w:color="auto" w:fill="FAF5FF"/>
+      </w:pPr>
+      <w:r>
+        <w:rPr>
+          <w:rFonts w:ascii="맑은 고딕" w:hAnsi="맑은 고딕" w:eastAsia="맑은 고딕"/>
+          <w:b w:val="0"/>
+          <w:sz w:val="17"/>
+          <w:u w:val="none"/>
+        </w:rPr>
+        <w:t>3. Begin with ‘Just as’ and use the structure ‘Just as A, so + (조동사/be동사) + 주어’.</w:t>
+      </w:r>
+    </w:p>
+    <w:p>
+      <w:pPr>
+        <w:spacing w:before="0" w:after="0" w:line="288" w:lineRule="auto"/>
+        <w:ind w:left="40"/>
+        <w:snapToGrid w:val="0"/>
+        <w:pBdr>
+          <w:top w:val="single" w:sz="4" w:space="2" w:color="9B6BD0"/>
+          <w:left w:val="single" w:sz="4" w:space="2" w:color="9B6BD0"/>
+          <w:bottom w:val="single" w:sz="4" w:space="2" w:color="9B6BD0"/>
+          <w:right w:val="single" w:sz="4" w:space="2" w:color="9B6BD0"/>
+        </w:pBdr>
+        <w:shd w:val="clear" w:color="auto" w:fill="FAF5FF"/>
+      </w:pPr>
+      <w:r>
+        <w:rPr>
+          <w:rFonts w:ascii="맑은 고딕" w:hAnsi="맑은 고딕" w:eastAsia="맑은 고딕"/>
+          <w:b w:val="0"/>
+          <w:sz w:val="17"/>
+          <w:u w:val="none"/>
+        </w:rPr>
+        <w:t>4. Write 15 words in total (‘just as’ counts as two words).</w:t>
       </w:r>
     </w:p>
     <w:p>
@@ -1689,13 +2803,12 @@
           <w:sz w:val="17"/>
           <w:u w:val="none"/>
         </w:rPr>
-        <w:t>(e) According to the writer, children’s joy over a new toy does not last long.</w:t>
+        <w:t>5. 답안지에 소문항 번호를 정확하게 기입할 것</w:t>
       </w:r>
     </w:p>
     <w:p>
       <w:pPr>
-        <w:spacing w:before="0" w:after="20" w:line="276" w:lineRule="auto"/>
-        <w:ind w:left="80"/>
+        <w:spacing w:before="0" w:after="40" w:line="360" w:lineRule="auto"/>
         <w:snapToGrid w:val="0"/>
       </w:pPr>
       <w:r>
@@ -1705,7 +2818,7 @@
           <w:sz w:val="17"/>
           <w:u w:val="none"/>
         </w:rPr>
-        <w:t>① (b), (c)    ② (a), (b)    ③ (a), (b), (d)    ④ (c), (e)    ⑤ (a), (d), (e)</w:t>
+        <w:t>⇒ Just as ________________________________________________________________________ .</w:t>
       </w:r>
     </w:p>
     <w:p>
@@ -1721,7 +2834,7 @@
           <w:sz w:val="17"/>
           <w:u w:val="none"/>
         </w:rPr>
-        <w:t>31-2.</w:t>
+        <w:t>31-서2.</w:t>
       </w:r>
       <w:r>
         <w:rPr>
@@ -1730,7 +2843,7 @@
           <w:sz w:val="17"/>
           <w:u w:val="none"/>
         </w:rPr>
-        <w:t xml:space="preserve"> 다음 글의 밑줄 친 ⓐ ~ ⓕ 중, 어법상 </w:t>
+        <w:t xml:space="preserve"> 다음 글의 요약문을 완성하시오. 빈칸 (1)~(4)에 &lt;보기&gt;에서 알맞은 단어를 골라 </w:t>
       </w:r>
       <w:r>
         <w:rPr>
@@ -1739,7 +2852,7 @@
           <w:sz w:val="17"/>
           <w:u w:val="single"/>
         </w:rPr>
-        <w:t>틀린</w:t>
+        <w:t>필요하면 어형을 바꾸어</w:t>
       </w:r>
       <w:r>
         <w:rPr>
@@ -1748,7 +2861,7 @@
           <w:sz w:val="17"/>
           <w:u w:val="none"/>
         </w:rPr>
-        <w:t xml:space="preserve"> 것을 모두 고른 것은? [3.1점]</w:t>
+        <w:t xml:space="preserve"> 쓰시오. (한 칸에 한 단어, 중복 사용 불가) [각 0.75점, 총 3점] [3.0점]</w:t>
       </w:r>
     </w:p>
     <w:p>
@@ -1771,16 +2884,53 @@
           <w:sz w:val="17"/>
           <w:u w:val="none"/>
         </w:rPr>
-        <w:t>Whether we feel happy or sad, content or discontent, ⓐ</w:t>
-      </w:r>
+        <w:t>How happy or unhappy we feel is not decided simply by one life event after another, as if a pleasant event made us happy and an unpleasant one made us sad. Our experiences do shape our mood, yet no single passing event blows us off onto an entirely new course. Being human, we adjust to whatever comes, welcome or unwelcome, and drift back to the level of well-being that is normal for us. Ups and downs will come, but in the long run we settle, the way water finds its own level, at our usual point — rising again after bad news and sinking again after good. The thrill of a first romance wears off, and so does the misery of a break-up. Young children show this most clearly with the joy of a new toy: once they get the thing they have wanted so badly, they are sure that they will be happy forever. And for the first few minutes of forever, they are. Then the children, just like grown-ups, get used to it.</w:t>
+      </w:r>
+    </w:p>
+    <w:p>
+      <w:pPr>
+        <w:spacing w:before="0" w:after="60" w:line="288" w:lineRule="auto"/>
+        <w:ind w:left="40"/>
+        <w:snapToGrid w:val="0"/>
+        <w:pBdr>
+          <w:top w:val="single" w:sz="4" w:space="2" w:color="C99B4E"/>
+          <w:left w:val="single" w:sz="4" w:space="2" w:color="C99B4E"/>
+          <w:bottom w:val="single" w:sz="4" w:space="2" w:color="C99B4E"/>
+          <w:right w:val="single" w:sz="4" w:space="2" w:color="C99B4E"/>
+        </w:pBdr>
+        <w:shd w:val="clear" w:color="auto" w:fill="FFF8E1"/>
+      </w:pPr>
       <w:r>
         <w:rPr>
           <w:rFonts w:ascii="맑은 고딕" w:hAnsi="맑은 고딕" w:eastAsia="맑은 고딕"/>
           <w:b w:val="0"/>
           <w:sz w:val="17"/>
-          <w:u w:val="single"/>
-        </w:rPr>
-        <w:t>is not determined</w:t>
+          <w:u w:val="none"/>
+        </w:rPr>
+        <w:t>Our happiness is not (1) ________ simply by what happens to us; through constant (2) ________ we return to our usual level, so that both the joy of love and the (3) ________ of a break-up fade, and even children, after a few minutes of toy joy, end up (4) ________ to what they have.</w:t>
+      </w:r>
+    </w:p>
+    <w:p>
+      <w:pPr>
+        <w:spacing w:before="0" w:after="60" w:line="288" w:lineRule="auto"/>
+        <w:ind w:left="40"/>
+        <w:snapToGrid w:val="0"/>
+        <w:pBdr>
+          <w:top w:val="single" w:sz="4" w:space="2" w:color="9B6BD0"/>
+          <w:left w:val="single" w:sz="4" w:space="2" w:color="9B6BD0"/>
+          <w:bottom w:val="single" w:sz="4" w:space="2" w:color="9B6BD0"/>
+          <w:right w:val="single" w:sz="4" w:space="2" w:color="9B6BD0"/>
+        </w:pBdr>
+        <w:shd w:val="clear" w:color="auto" w:fill="FAF5FF"/>
+      </w:pPr>
+      <w:r>
+        <w:rPr>
+          <w:rFonts w:ascii="맑은 고딕" w:hAnsi="맑은 고딕" w:eastAsia="맑은 고딕"/>
+          <w:b/>
+          <w:sz w:val="17"/>
+          <w:u w:val="none"/>
+        </w:rPr>
+        <w:t>&lt;보 기&gt;</w:t>
       </w:r>
       <w:r>
         <w:rPr>
@@ -1789,17 +2939,68 @@
           <w:sz w:val="17"/>
           <w:u w:val="none"/>
         </w:rPr>
-        <w:t xml:space="preserve"> merely by each individual successive moment of life experience — a good thing happens and I'm happy, a bad thing happens and I'm sad. While our experiences affect our mood, we are not blown in a completely new direction by each gust of wind. As humans, we adjust — to new information and events both good and bad — and ⓑ</w:t>
-      </w:r>
+        <w:t xml:space="preserve"> determine / adjust / despair / adapt / resist / permanent / blow / succeed / content / direct</w:t>
+      </w:r>
+    </w:p>
+    <w:p>
+      <w:pPr>
+        <w:spacing w:before="0" w:after="0" w:line="288" w:lineRule="auto"/>
+        <w:ind w:left="40"/>
+        <w:snapToGrid w:val="0"/>
+        <w:pBdr>
+          <w:top w:val="single" w:sz="4" w:space="2" w:color="9B6BD0"/>
+          <w:left w:val="single" w:sz="4" w:space="2" w:color="9B6BD0"/>
+          <w:bottom w:val="single" w:sz="4" w:space="2" w:color="9B6BD0"/>
+          <w:right w:val="single" w:sz="4" w:space="2" w:color="9B6BD0"/>
+        </w:pBdr>
+        <w:shd w:val="clear" w:color="auto" w:fill="FAF5FF"/>
+      </w:pPr>
+      <w:r>
+        <w:rPr>
+          <w:rFonts w:ascii="맑은 고딕" w:hAnsi="맑은 고딕" w:eastAsia="맑은 고딕"/>
+          <w:b/>
+          <w:sz w:val="17"/>
+          <w:u w:val="none"/>
+        </w:rPr>
+        <w:t>&lt;조 건&gt;</w:t>
+      </w:r>
+    </w:p>
+    <w:p>
+      <w:pPr>
+        <w:spacing w:before="0" w:after="0" w:line="288" w:lineRule="auto"/>
+        <w:ind w:left="40"/>
+        <w:snapToGrid w:val="0"/>
+        <w:pBdr>
+          <w:top w:val="single" w:sz="4" w:space="2" w:color="9B6BD0"/>
+          <w:left w:val="single" w:sz="4" w:space="2" w:color="9B6BD0"/>
+          <w:bottom w:val="single" w:sz="4" w:space="2" w:color="9B6BD0"/>
+          <w:right w:val="single" w:sz="4" w:space="2" w:color="9B6BD0"/>
+        </w:pBdr>
+        <w:shd w:val="clear" w:color="auto" w:fill="FAF5FF"/>
+      </w:pPr>
       <w:r>
         <w:rPr>
           <w:rFonts w:ascii="맑은 고딕" w:hAnsi="맑은 고딕" w:eastAsia="맑은 고딕"/>
           <w:b w:val="0"/>
           <w:sz w:val="17"/>
-          <w:u w:val="single"/>
-        </w:rPr>
-        <w:t>returning</w:t>
-      </w:r>
+          <w:u w:val="none"/>
+        </w:rPr>
+        <w:t>1. &lt;보기&gt;의 단어를 골라 필요하면 어형(품사·시제·태)을 바꾸어 쓸 것 (바꾸지 않아도 되는 단어가 있을 수 있음)</w:t>
+      </w:r>
+    </w:p>
+    <w:p>
+      <w:pPr>
+        <w:spacing w:before="0" w:after="60" w:line="288" w:lineRule="auto"/>
+        <w:ind w:left="40"/>
+        <w:snapToGrid w:val="0"/>
+        <w:pBdr>
+          <w:top w:val="single" w:sz="4" w:space="2" w:color="9B6BD0"/>
+          <w:left w:val="single" w:sz="4" w:space="2" w:color="9B6BD0"/>
+          <w:bottom w:val="single" w:sz="4" w:space="2" w:color="9B6BD0"/>
+          <w:right w:val="single" w:sz="4" w:space="2" w:color="9B6BD0"/>
+        </w:pBdr>
+        <w:shd w:val="clear" w:color="auto" w:fill="FAF5FF"/>
+      </w:pPr>
       <w:r>
         <w:rPr>
           <w:rFonts w:ascii="맑은 고딕" w:hAnsi="맑은 고딕" w:eastAsia="맑은 고딕"/>
@@ -1807,95 +3008,40 @@
           <w:sz w:val="17"/>
           <w:u w:val="none"/>
         </w:rPr>
-        <w:t xml:space="preserve"> to our personal default level of well-being. There will be highs and lows, but over time, like water ⓒ</w:t>
-      </w:r>
+        <w:t>2. 답안지에 소문항 번호를 정확하게 기입할 것  예) 2-(1) 2-(2)</w:t>
+      </w:r>
+    </w:p>
+    <w:p>
+      <w:pPr>
+        <w:spacing w:before="0" w:after="40" w:line="360" w:lineRule="auto"/>
+        <w:snapToGrid w:val="0"/>
+      </w:pPr>
       <w:r>
         <w:rPr>
           <w:rFonts w:ascii="맑은 고딕" w:hAnsi="맑은 고딕" w:eastAsia="맑은 고딕"/>
           <w:b w:val="0"/>
           <w:sz w:val="17"/>
-          <w:u w:val="single"/>
-        </w:rPr>
-        <w:t>seeking</w:t>
-      </w:r>
-      <w:r>
-        <w:rPr>
-          <w:rFonts w:ascii="맑은 고딕" w:hAnsi="맑은 고딕" w:eastAsia="맑은 고딕"/>
-          <w:b w:val="0"/>
-          <w:sz w:val="17"/>
-          <w:u w:val="none"/>
-        </w:rPr>
-        <w:t xml:space="preserve"> its own level, we are pulled toward our baseline — back up after bad news and back down after good. The euphoria of first love fades, and ⓓ</w:t>
-      </w:r>
-      <w:r>
-        <w:rPr>
-          <w:rFonts w:ascii="맑은 고딕" w:hAnsi="맑은 고딕" w:eastAsia="맑은 고딕"/>
-          <w:b w:val="0"/>
-          <w:sz w:val="17"/>
-          <w:u w:val="single"/>
-        </w:rPr>
-        <w:t>so is</w:t>
-      </w:r>
-      <w:r>
-        <w:rPr>
-          <w:rFonts w:ascii="맑은 고딕" w:hAnsi="맑은 고딕" w:eastAsia="맑은 고딕"/>
-          <w:b w:val="0"/>
-          <w:sz w:val="17"/>
-          <w:u w:val="none"/>
-        </w:rPr>
-        <w:t xml:space="preserve"> the despair of a break-up. This tendency ⓔ</w:t>
-      </w:r>
-      <w:r>
-        <w:rPr>
-          <w:rFonts w:ascii="맑은 고딕" w:hAnsi="맑은 고딕" w:eastAsia="맑은 고딕"/>
-          <w:b w:val="0"/>
-          <w:sz w:val="17"/>
-          <w:u w:val="single"/>
-        </w:rPr>
-        <w:t>is best seen</w:t>
-      </w:r>
-      <w:r>
-        <w:rPr>
-          <w:rFonts w:ascii="맑은 고딕" w:hAnsi="맑은 고딕" w:eastAsia="맑은 고딕"/>
-          <w:b w:val="0"/>
-          <w:sz w:val="17"/>
-          <w:u w:val="none"/>
-        </w:rPr>
-        <w:t xml:space="preserve"> with little kids and their toy joy: When they get ⓕ</w:t>
-      </w:r>
-      <w:r>
-        <w:rPr>
-          <w:rFonts w:ascii="맑은 고딕" w:hAnsi="맑은 고딕" w:eastAsia="맑은 고딕"/>
-          <w:b w:val="0"/>
-          <w:sz w:val="17"/>
-          <w:u w:val="single"/>
-        </w:rPr>
-        <w:t>which</w:t>
-      </w:r>
-      <w:r>
-        <w:rPr>
-          <w:rFonts w:ascii="맑은 고딕" w:hAnsi="맑은 고딕" w:eastAsia="맑은 고딕"/>
-          <w:b w:val="0"/>
-          <w:sz w:val="17"/>
-          <w:u w:val="none"/>
-        </w:rPr>
-        <w:t xml:space="preserve"> they've longed for, they believe they will be happy for the rest of their lives. And for the first few minutes of the rest of their lives, they are. But then the kids — like adults — adapt.</w:t>
+          <w:u w:val="none"/>
+        </w:rPr>
+        <w:t>(1) ______________  (2) ______________  (3) ______________  (4) ______________</w:t>
       </w:r>
     </w:p>
     <w:p>
       <w:pPr>
-        <w:spacing w:before="0" w:after="20" w:line="276" w:lineRule="auto"/>
-        <w:ind w:left="80"/>
+        <w:keepNext/>
+        <w:spacing w:before="80" w:after="40" w:line="276" w:lineRule="auto"/>
         <w:snapToGrid w:val="0"/>
-      </w:pPr>
-      <w:r>
-        <w:rPr>
-          <w:rFonts w:ascii="맑은 고딕" w:hAnsi="맑은 고딕" w:eastAsia="맑은 고딕"/>
-          <w:b w:val="0"/>
+        <w:shd w:val="clear" w:color="auto" w:fill="6B21A8"/>
+      </w:pPr>
+      <w:r>
+        <w:rPr>
+          <w:rFonts w:ascii="맑은 고딕" w:hAnsi="맑은 고딕" w:eastAsia="맑은 고딕"/>
+          <w:b/>
+          <w:color w:val="FFFFFF"/>
           <w:sz w:val="17"/>
           <w:u w:val="none"/>
         </w:rPr>
-        <w:t>① ⓐ, ⓑ    ② ⓑ, ⓒ, ⓔ    ③ ⓐ, ⓓ, ⓕ    ④ ⓑ, ⓓ, ⓕ    ⑤ ⓒ, ⓕ</w:t>
+        <w:t>[지문 구조]  ※ 앞 문항을 모두 푼 뒤에 풀 것</w:t>
       </w:r>
     </w:p>
     <w:p>
@@ -1911,7 +3057,7 @@
           <w:sz w:val="17"/>
           <w:u w:val="none"/>
         </w:rPr>
-        <w:t>31-3.</w:t>
+        <w:t>31-8.</w:t>
       </w:r>
       <w:r>
         <w:rPr>
@@ -1920,7 +3066,76 @@
           <w:sz w:val="17"/>
           <w:u w:val="none"/>
         </w:rPr>
-        <w:t xml:space="preserve"> 다음 글의 (A), (B), (C)의 각 괄호 안에서 문맥과 어법에 맞는 표현으로 가장 적절한 것은? [3.0점]</w:t>
+        <w:t xml:space="preserve"> 주어진 글 다음에 이어질 글의 순서로 가장 적절한 것은? [2.7점]</w:t>
+      </w:r>
+    </w:p>
+    <w:p>
+      <w:pPr>
+        <w:spacing w:before="0" w:after="60" w:line="288" w:lineRule="auto"/>
+        <w:ind w:left="40"/>
+        <w:snapToGrid w:val="0"/>
+        <w:pBdr>
+          <w:top w:val="single" w:sz="4" w:space="2" w:color="C99B4E"/>
+          <w:left w:val="single" w:sz="4" w:space="2" w:color="C99B4E"/>
+          <w:bottom w:val="single" w:sz="4" w:space="2" w:color="C99B4E"/>
+          <w:right w:val="single" w:sz="4" w:space="2" w:color="C99B4E"/>
+        </w:pBdr>
+        <w:shd w:val="clear" w:color="auto" w:fill="FFF8E1"/>
+      </w:pPr>
+      <w:r>
+        <w:rPr>
+          <w:rFonts w:ascii="맑은 고딕" w:hAnsi="맑은 고딕" w:eastAsia="맑은 고딕"/>
+          <w:b w:val="0"/>
+          <w:sz w:val="17"/>
+          <w:u w:val="none"/>
+        </w:rPr>
+        <w:t>Whether we feel happy or sad, content or discontent, is not determined merely by each individual successive moment of life experience — a good thing happens and I’m happy, a bad thing happens and I’m sad.</w:t>
+      </w:r>
+    </w:p>
+    <w:p>
+      <w:pPr>
+        <w:spacing w:before="0" w:after="0" w:line="288" w:lineRule="auto"/>
+        <w:ind w:left="40"/>
+        <w:snapToGrid w:val="0"/>
+        <w:pBdr>
+          <w:top w:val="single" w:sz="4" w:space="2" w:color="999999"/>
+          <w:left w:val="single" w:sz="4" w:space="2" w:color="999999"/>
+          <w:bottom w:val="single" w:sz="4" w:space="2" w:color="999999"/>
+          <w:right w:val="single" w:sz="4" w:space="2" w:color="999999"/>
+        </w:pBdr>
+        <w:shd w:val="clear" w:color="auto" w:fill="F6F3EA"/>
+      </w:pPr>
+      <w:r>
+        <w:rPr>
+          <w:rFonts w:ascii="맑은 고딕" w:hAnsi="맑은 고딕" w:eastAsia="맑은 고딕"/>
+          <w:b w:val="0"/>
+          <w:sz w:val="17"/>
+          <w:u w:val="none"/>
+        </w:rPr>
+        <w:t>(A) This tendency is best seen with little kids and their toy joy: When they get what they’ve longed for, they believe they will be happy for the rest of their lives. And for the first few minutes of the rest of their lives, they are. But then the kids — like adults — adapt.</w:t>
+      </w:r>
+    </w:p>
+    <w:p>
+      <w:pPr>
+        <w:spacing w:before="0" w:after="0" w:line="288" w:lineRule="auto"/>
+        <w:ind w:left="40"/>
+        <w:snapToGrid w:val="0"/>
+        <w:pBdr>
+          <w:top w:val="single" w:sz="4" w:space="2" w:color="999999"/>
+          <w:left w:val="single" w:sz="4" w:space="2" w:color="999999"/>
+          <w:bottom w:val="single" w:sz="4" w:space="2" w:color="999999"/>
+          <w:right w:val="single" w:sz="4" w:space="2" w:color="999999"/>
+        </w:pBdr>
+        <w:shd w:val="clear" w:color="auto" w:fill="F6F3EA"/>
+      </w:pPr>
+      <w:r>
+        <w:rPr>
+          <w:rFonts w:ascii="맑은 고딕" w:hAnsi="맑은 고딕" w:eastAsia="맑은 고딕"/>
+          <w:b w:val="0"/>
+          <w:sz w:val="17"/>
+          <w:u w:val="none"/>
+        </w:rPr>
+        <w:t>(B) While our experiences affect our mood, we are not blown in a completely new direction by each gust of wind. As humans, we adjust — to new information and events both good and bad — and return to our personal default level of well-being.</w:t>
       </w:r>
     </w:p>
     <w:p>
@@ -1943,7 +3158,7 @@
           <w:sz w:val="17"/>
           <w:u w:val="none"/>
         </w:rPr>
-        <w:t>Whether we feel happy or sad, content or discontent, is not determined merely by each individual successive moment of life experience — a good thing happens and I'm happy, a bad thing happens and I'm sad. While our experiences affect our mood, we are not blown in a completely new direction by each gust of wind. As humans, we adjust — to new information and events both good and bad — and (A) [return / escape] to our personal default level of well-being. There will be highs and lows, but over time, like water seeking its own level, we are (C) [pulled / pulling] toward our baseline — back up after bad news and back down after good. The euphoria of first love (B) [fades / grows], and so does the despair of a break-up. This tendency is best seen with little kids and their toy joy: When they get what they've longed for, they believe they will be happy for the rest of their lives. And for the first few minutes of the rest of their lives, they are. But then the kids — like adults — adapt.</w:t>
+        <w:t>(C) There will be highs and lows, but over time, like water seeking its own level, we are pulled toward our baseline — back up after bad news and back down after good. The euphoria of first love fades, and so does the despair of a break-up.</w:t>
       </w:r>
     </w:p>
     <w:p>
@@ -1959,7 +3174,7 @@
           <w:sz w:val="17"/>
           <w:u w:val="none"/>
         </w:rPr>
-        <w:t>① (A) return  (B) fades  (C) pulled</w:t>
+        <w:t>① (A) - (C) - (B)</w:t>
       </w:r>
     </w:p>
     <w:p>
@@ -1975,7 +3190,7 @@
           <w:sz w:val="17"/>
           <w:u w:val="none"/>
         </w:rPr>
-        <w:t>② (A) escape  (B) fades  (C) pulling</w:t>
+        <w:t>② (B) - (C) - (A)</w:t>
       </w:r>
     </w:p>
     <w:p>
@@ -1991,7 +3206,7 @@
           <w:sz w:val="17"/>
           <w:u w:val="none"/>
         </w:rPr>
-        <w:t>③ (A) return  (B) grows  (C) pulled</w:t>
+        <w:t>③ (B) - (A) - (C)</w:t>
       </w:r>
     </w:p>
     <w:p>
@@ -2007,1162 +3222,7 @@
           <w:sz w:val="17"/>
           <w:u w:val="none"/>
         </w:rPr>
-        <w:t>④ (A) escape  (B) grows  (C) pulled</w:t>
-      </w:r>
-    </w:p>
-    <w:p>
-      <w:pPr>
-        <w:spacing w:before="0" w:after="0" w:line="269" w:lineRule="auto"/>
-        <w:ind w:left="180" w:hanging="180"/>
-        <w:snapToGrid w:val="0"/>
-      </w:pPr>
-      <w:r>
-        <w:rPr>
-          <w:rFonts w:ascii="맑은 고딕" w:hAnsi="맑은 고딕" w:eastAsia="맑은 고딕"/>
-          <w:b w:val="0"/>
-          <w:sz w:val="17"/>
-          <w:u w:val="none"/>
-        </w:rPr>
-        <w:t>⑤ (A) return  (B) fades  (C) pulling</w:t>
-      </w:r>
-    </w:p>
-    <w:p>
-      <w:pPr>
-        <w:keepNext/>
-        <w:spacing w:before="80" w:after="20" w:line="276" w:lineRule="auto"/>
-        <w:snapToGrid w:val="0"/>
-      </w:pPr>
-      <w:r>
-        <w:rPr>
-          <w:rFonts w:ascii="맑은 고딕" w:hAnsi="맑은 고딕" w:eastAsia="맑은 고딕"/>
-          <w:b/>
-          <w:sz w:val="17"/>
-          <w:u w:val="none"/>
-        </w:rPr>
-        <w:t>31-4.</w:t>
-      </w:r>
-      <w:r>
-        <w:rPr>
-          <w:rFonts w:ascii="맑은 고딕" w:hAnsi="맑은 고딕" w:eastAsia="맑은 고딕"/>
-          <w:b w:val="0"/>
-          <w:sz w:val="17"/>
-          <w:u w:val="none"/>
-        </w:rPr>
-        <w:t xml:space="preserve"> 윗글의 내용과 일치하지 </w:t>
-      </w:r>
-      <w:r>
-        <w:rPr>
-          <w:rFonts w:ascii="맑은 고딕" w:hAnsi="맑은 고딕" w:eastAsia="맑은 고딕"/>
-          <w:b w:val="0"/>
-          <w:sz w:val="17"/>
-          <w:u w:val="single"/>
-        </w:rPr>
-        <w:t>않는</w:t>
-      </w:r>
-      <w:r>
-        <w:rPr>
-          <w:rFonts w:ascii="맑은 고딕" w:hAnsi="맑은 고딕" w:eastAsia="맑은 고딕"/>
-          <w:b w:val="0"/>
-          <w:sz w:val="17"/>
-          <w:u w:val="none"/>
-        </w:rPr>
-        <w:t xml:space="preserve"> 것은? [2.8점]</w:t>
-      </w:r>
-    </w:p>
-    <w:p>
-      <w:pPr>
-        <w:spacing w:before="0" w:after="60" w:line="288" w:lineRule="auto"/>
-        <w:ind w:left="40"/>
-        <w:snapToGrid w:val="0"/>
-        <w:pBdr>
-          <w:top w:val="single" w:sz="4" w:space="2" w:color="999999"/>
-          <w:left w:val="single" w:sz="4" w:space="2" w:color="999999"/>
-          <w:bottom w:val="single" w:sz="4" w:space="2" w:color="999999"/>
-          <w:right w:val="single" w:sz="4" w:space="2" w:color="999999"/>
-        </w:pBdr>
-        <w:shd w:val="clear" w:color="auto" w:fill="F6F3EA"/>
-      </w:pPr>
-      <w:r>
-        <w:rPr>
-          <w:rFonts w:ascii="맑은 고딕" w:hAnsi="맑은 고딕" w:eastAsia="맑은 고딕"/>
-          <w:b w:val="0"/>
-          <w:sz w:val="17"/>
-          <w:u w:val="none"/>
-        </w:rPr>
-        <w:t>Whether we feel happy or sad, content or discontent, is not determined merely by each individual successive moment of life experience — a good thing happens and I'm happy, a bad thing happens and I'm sad. While our experiences affect our mood, we are not blown in a completely new direction by each gust of wind. As humans, we adjust — to new information and events both good and bad — and return to our personal default level of well-being. There will be highs and lows, but over time, like water seeking its own level, we are pulled toward our baseline — back up after bad news and back down after good. The euphoria of first love fades, and so does the despair of a break-up. This tendency is best seen with little kids and their toy joy: When they get what they've longed for, they believe they will be happy for the rest of their lives. And for the first few minutes of the rest of their lives, they are. But then the kids — like adults — adapt.</w:t>
-      </w:r>
-    </w:p>
-    <w:p>
-      <w:pPr>
-        <w:spacing w:before="0" w:after="0" w:line="269" w:lineRule="auto"/>
-        <w:ind w:left="180" w:hanging="180"/>
-        <w:snapToGrid w:val="0"/>
-      </w:pPr>
-      <w:r>
-        <w:rPr>
-          <w:rFonts w:ascii="맑은 고딕" w:hAnsi="맑은 고딕" w:eastAsia="맑은 고딕"/>
-          <w:b w:val="0"/>
-          <w:sz w:val="17"/>
-          <w:u w:val="none"/>
-        </w:rPr>
-        <w:t>① 경험은 우리의 기분에 영향을 준다.</w:t>
-      </w:r>
-    </w:p>
-    <w:p>
-      <w:pPr>
-        <w:spacing w:before="0" w:after="0" w:line="269" w:lineRule="auto"/>
-        <w:ind w:left="180" w:hanging="180"/>
-        <w:snapToGrid w:val="0"/>
-      </w:pPr>
-      <w:r>
-        <w:rPr>
-          <w:rFonts w:ascii="맑은 고딕" w:hAnsi="맑은 고딕" w:eastAsia="맑은 고딕"/>
-          <w:b w:val="0"/>
-          <w:sz w:val="17"/>
-          <w:u w:val="none"/>
-        </w:rPr>
-        <w:t>② 우리는 개인적인 기본 행복 수준으로 돌아가는 경향이 있다.</w:t>
-      </w:r>
-    </w:p>
-    <w:p>
-      <w:pPr>
-        <w:spacing w:before="0" w:after="0" w:line="269" w:lineRule="auto"/>
-        <w:ind w:left="180" w:hanging="180"/>
-        <w:snapToGrid w:val="0"/>
-      </w:pPr>
-      <w:r>
-        <w:rPr>
-          <w:rFonts w:ascii="맑은 고딕" w:hAnsi="맑은 고딕" w:eastAsia="맑은 고딕"/>
-          <w:b w:val="0"/>
-          <w:sz w:val="17"/>
-          <w:u w:val="none"/>
-        </w:rPr>
-        <w:t>③ 첫사랑의 행복감도 이별의 절망도 시간이 지나면 사라진다.</w:t>
-      </w:r>
-    </w:p>
-    <w:p>
-      <w:pPr>
-        <w:spacing w:before="0" w:after="0" w:line="269" w:lineRule="auto"/>
-        <w:ind w:left="180" w:hanging="180"/>
-        <w:snapToGrid w:val="0"/>
-      </w:pPr>
-      <w:r>
-        <w:rPr>
-          <w:rFonts w:ascii="맑은 고딕" w:hAnsi="맑은 고딕" w:eastAsia="맑은 고딕"/>
-          <w:b w:val="0"/>
-          <w:sz w:val="17"/>
-          <w:u w:val="none"/>
-        </w:rPr>
-        <w:t>④ 아이들은 원하던 장난감을 얻은 직후 몇 분간은 실제로 행복하다.</w:t>
-      </w:r>
-    </w:p>
-    <w:p>
-      <w:pPr>
-        <w:spacing w:before="0" w:after="0" w:line="269" w:lineRule="auto"/>
-        <w:ind w:left="180" w:hanging="180"/>
-        <w:snapToGrid w:val="0"/>
-      </w:pPr>
-      <w:r>
-        <w:rPr>
-          <w:rFonts w:ascii="맑은 고딕" w:hAnsi="맑은 고딕" w:eastAsia="맑은 고딕"/>
-          <w:b w:val="0"/>
-          <w:sz w:val="17"/>
-          <w:u w:val="none"/>
-        </w:rPr>
-        <w:t>⑤ 나쁜 소식 뒤에는 기분이 기준선보다 계속 낮게 유지된다.</w:t>
-      </w:r>
-    </w:p>
-    <w:p>
-      <w:pPr>
-        <w:keepNext/>
-        <w:spacing w:before="80" w:after="20" w:line="276" w:lineRule="auto"/>
-        <w:snapToGrid w:val="0"/>
-      </w:pPr>
-      <w:r>
-        <w:rPr>
-          <w:rFonts w:ascii="맑은 고딕" w:hAnsi="맑은 고딕" w:eastAsia="맑은 고딕"/>
-          <w:b/>
-          <w:sz w:val="17"/>
-          <w:u w:val="none"/>
-        </w:rPr>
-        <w:t>31-5.</w:t>
-      </w:r>
-      <w:r>
-        <w:rPr>
-          <w:rFonts w:ascii="맑은 고딕" w:hAnsi="맑은 고딕" w:eastAsia="맑은 고딕"/>
-          <w:b w:val="0"/>
-          <w:sz w:val="17"/>
-          <w:u w:val="none"/>
-        </w:rPr>
-        <w:t xml:space="preserve"> [A]와 [B]를 읽고 이해한 것으로 가장 적절한 것은? [3.2점]</w:t>
-      </w:r>
-    </w:p>
-    <w:p>
-      <w:pPr>
-        <w:spacing w:before="0" w:after="60" w:line="288" w:lineRule="auto"/>
-        <w:ind w:left="40"/>
-        <w:snapToGrid w:val="0"/>
-        <w:pBdr>
-          <w:top w:val="single" w:sz="4" w:space="2" w:color="999999"/>
-          <w:left w:val="single" w:sz="4" w:space="2" w:color="999999"/>
-          <w:bottom w:val="single" w:sz="4" w:space="2" w:color="999999"/>
-          <w:right w:val="single" w:sz="4" w:space="2" w:color="999999"/>
-        </w:pBdr>
-        <w:shd w:val="clear" w:color="auto" w:fill="F6F3EA"/>
-      </w:pPr>
-      <w:r>
-        <w:rPr>
-          <w:rFonts w:ascii="맑은 고딕" w:hAnsi="맑은 고딕" w:eastAsia="맑은 고딕"/>
-          <w:b w:val="0"/>
-          <w:sz w:val="17"/>
-          <w:u w:val="none"/>
-        </w:rPr>
-        <w:t>[A] As humans, we adjust — to new information and events both good and bad — and return to our personal default level of well-being. There will be highs and lows, but over time, like water seeking its own level, we are pulled toward our baseline — back up after bad news and back down after good.</w:t>
-      </w:r>
-    </w:p>
-    <w:p>
-      <w:pPr>
-        <w:spacing w:before="0" w:after="60" w:line="288" w:lineRule="auto"/>
-        <w:ind w:left="40"/>
-        <w:snapToGrid w:val="0"/>
-        <w:pBdr>
-          <w:top w:val="single" w:sz="4" w:space="2" w:color="6B7FB8"/>
-          <w:left w:val="single" w:sz="4" w:space="2" w:color="6B7FB8"/>
-          <w:bottom w:val="single" w:sz="4" w:space="2" w:color="6B7FB8"/>
-          <w:right w:val="single" w:sz="4" w:space="2" w:color="6B7FB8"/>
-        </w:pBdr>
-        <w:shd w:val="clear" w:color="auto" w:fill="EEF2FF"/>
-      </w:pPr>
-      <w:r>
-        <w:rPr>
-          <w:rFonts w:ascii="맑은 고딕" w:hAnsi="맑은 고딕" w:eastAsia="맑은 고딕"/>
-          <w:b w:val="0"/>
-          <w:sz w:val="17"/>
-          <w:u w:val="none"/>
-        </w:rPr>
-        <w:t>[B] Imagine one person who wins a big lottery prize and another who is badly hurt in an accident. Most of us would expect the first to be happy forever and the second to be sad forever. Yet after a year or so, both people usually describe their everyday mood in much the same way as they did before the event.</w:t>
-      </w:r>
-    </w:p>
-    <w:p>
-      <w:pPr>
-        <w:spacing w:before="0" w:after="0" w:line="269" w:lineRule="auto"/>
-        <w:ind w:left="180" w:hanging="180"/>
-        <w:snapToGrid w:val="0"/>
-      </w:pPr>
-      <w:r>
-        <w:rPr>
-          <w:rFonts w:ascii="맑은 고딕" w:hAnsi="맑은 고딕" w:eastAsia="맑은 고딕"/>
-          <w:b w:val="0"/>
-          <w:sz w:val="17"/>
-          <w:u w:val="none"/>
-        </w:rPr>
-        <w:t>① [A] says good events affect us more strongly than bad events.</w:t>
-      </w:r>
-    </w:p>
-    <w:p>
-      <w:pPr>
-        <w:spacing w:before="0" w:after="0" w:line="269" w:lineRule="auto"/>
-        <w:ind w:left="180" w:hanging="180"/>
-        <w:snapToGrid w:val="0"/>
-      </w:pPr>
-      <w:r>
-        <w:rPr>
-          <w:rFonts w:ascii="맑은 고딕" w:hAnsi="맑은 고딕" w:eastAsia="맑은 고딕"/>
-          <w:b w:val="0"/>
-          <w:sz w:val="17"/>
-          <w:u w:val="none"/>
-        </w:rPr>
-        <w:t>② [B] proves that money is the key to lasting happiness.</w:t>
-      </w:r>
-    </w:p>
-    <w:p>
-      <w:pPr>
-        <w:spacing w:before="0" w:after="0" w:line="269" w:lineRule="auto"/>
-        <w:ind w:left="180" w:hanging="180"/>
-        <w:snapToGrid w:val="0"/>
-      </w:pPr>
-      <w:r>
-        <w:rPr>
-          <w:rFonts w:ascii="맑은 고딕" w:hAnsi="맑은 고딕" w:eastAsia="맑은 고딕"/>
-          <w:b w:val="0"/>
-          <w:sz w:val="17"/>
-          <w:u w:val="none"/>
-        </w:rPr>
-        <w:t>③ Both texts suggest that people tend to return to a stable level of happiness after big events.</w:t>
-      </w:r>
-    </w:p>
-    <w:p>
-      <w:pPr>
-        <w:spacing w:before="0" w:after="0" w:line="269" w:lineRule="auto"/>
-        <w:ind w:left="180" w:hanging="180"/>
-        <w:snapToGrid w:val="0"/>
-      </w:pPr>
-      <w:r>
-        <w:rPr>
-          <w:rFonts w:ascii="맑은 고딕" w:hAnsi="맑은 고딕" w:eastAsia="맑은 고딕"/>
-          <w:b w:val="0"/>
-          <w:sz w:val="17"/>
-          <w:u w:val="none"/>
-        </w:rPr>
-        <w:t>④ Both texts argue that bad events change our mood permanently.</w:t>
-      </w:r>
-    </w:p>
-    <w:p>
-      <w:pPr>
-        <w:spacing w:before="0" w:after="0" w:line="269" w:lineRule="auto"/>
-        <w:ind w:left="180" w:hanging="180"/>
-        <w:snapToGrid w:val="0"/>
-      </w:pPr>
-      <w:r>
-        <w:rPr>
-          <w:rFonts w:ascii="맑은 고딕" w:hAnsi="맑은 고딕" w:eastAsia="맑은 고딕"/>
-          <w:b w:val="0"/>
-          <w:sz w:val="17"/>
-          <w:u w:val="none"/>
-        </w:rPr>
-        <w:t>⑤ [A] focuses on children, while [B] focuses on doctors.</w:t>
-      </w:r>
-    </w:p>
-    <w:p>
-      <w:pPr>
-        <w:keepNext/>
-        <w:spacing w:before="80" w:after="20" w:line="276" w:lineRule="auto"/>
-        <w:snapToGrid w:val="0"/>
-      </w:pPr>
-      <w:r>
-        <w:rPr>
-          <w:rFonts w:ascii="맑은 고딕" w:hAnsi="맑은 고딕" w:eastAsia="맑은 고딕"/>
-          <w:b/>
-          <w:sz w:val="17"/>
-          <w:u w:val="none"/>
-        </w:rPr>
-        <w:t>31-6.</w:t>
-      </w:r>
-      <w:r>
-        <w:rPr>
-          <w:rFonts w:ascii="맑은 고딕" w:hAnsi="맑은 고딕" w:eastAsia="맑은 고딕"/>
-          <w:b w:val="0"/>
-          <w:sz w:val="17"/>
-          <w:u w:val="none"/>
-        </w:rPr>
-        <w:t xml:space="preserve"> 다음 빈칸에 들어갈 말로 가장 적절한 것은? [2.9점]</w:t>
-      </w:r>
-    </w:p>
-    <w:p>
-      <w:pPr>
-        <w:spacing w:before="0" w:after="60" w:line="288" w:lineRule="auto"/>
-        <w:ind w:left="40"/>
-        <w:snapToGrid w:val="0"/>
-        <w:pBdr>
-          <w:top w:val="single" w:sz="4" w:space="2" w:color="999999"/>
-          <w:left w:val="single" w:sz="4" w:space="2" w:color="999999"/>
-          <w:bottom w:val="single" w:sz="4" w:space="2" w:color="999999"/>
-          <w:right w:val="single" w:sz="4" w:space="2" w:color="999999"/>
-        </w:pBdr>
-        <w:shd w:val="clear" w:color="auto" w:fill="F6F3EA"/>
-      </w:pPr>
-      <w:r>
-        <w:rPr>
-          <w:rFonts w:ascii="맑은 고딕" w:hAnsi="맑은 고딕" w:eastAsia="맑은 고딕"/>
-          <w:b w:val="0"/>
-          <w:sz w:val="17"/>
-          <w:u w:val="none"/>
-        </w:rPr>
-        <w:t>Whether we feel happy or sad, content or discontent, is not determined merely by each individual successive moment of life experience — a good thing happens and I'm happy, a bad thing happens and I'm sad. While our experiences affect our mood, we are not ____________________. As humans, we adjust — to new information and events both good and bad — and return to our personal default level of well-being. There will be highs and lows, but over time, like water seeking its own level, we are pulled toward our baseline — back up after bad news and back down after good. The euphoria of first love fades, and so does the despair of a break-up. This tendency is best seen with little kids and their toy joy: When they get what they've longed for, they believe they will be happy for the rest of their lives. And for the first few minutes of the rest of their lives, they are. But then the kids — like adults — adapt.</w:t>
-      </w:r>
-    </w:p>
-    <w:p>
-      <w:pPr>
-        <w:spacing w:before="0" w:after="0" w:line="269" w:lineRule="auto"/>
-        <w:ind w:left="180" w:hanging="180"/>
-        <w:snapToGrid w:val="0"/>
-      </w:pPr>
-      <w:r>
-        <w:rPr>
-          <w:rFonts w:ascii="맑은 고딕" w:hAnsi="맑은 고딕" w:eastAsia="맑은 고딕"/>
-          <w:b w:val="0"/>
-          <w:sz w:val="17"/>
-          <w:u w:val="none"/>
-        </w:rPr>
-        <w:t>① controlled by our genes alone</w:t>
-      </w:r>
-    </w:p>
-    <w:p>
-      <w:pPr>
-        <w:spacing w:before="0" w:after="0" w:line="269" w:lineRule="auto"/>
-        <w:ind w:left="180" w:hanging="180"/>
-        <w:snapToGrid w:val="0"/>
-      </w:pPr>
-      <w:r>
-        <w:rPr>
-          <w:rFonts w:ascii="맑은 고딕" w:hAnsi="맑은 고딕" w:eastAsia="맑은 고딕"/>
-          <w:b w:val="0"/>
-          <w:sz w:val="17"/>
-          <w:u w:val="none"/>
-        </w:rPr>
-        <w:t>② changed permanently by every single event</w:t>
-      </w:r>
-    </w:p>
-    <w:p>
-      <w:pPr>
-        <w:spacing w:before="0" w:after="0" w:line="269" w:lineRule="auto"/>
-        <w:ind w:left="180" w:hanging="180"/>
-        <w:snapToGrid w:val="0"/>
-      </w:pPr>
-      <w:r>
-        <w:rPr>
-          <w:rFonts w:ascii="맑은 고딕" w:hAnsi="맑은 고딕" w:eastAsia="맑은 고딕"/>
-          <w:b w:val="0"/>
-          <w:sz w:val="17"/>
-          <w:u w:val="none"/>
-        </w:rPr>
-        <w:t>③ affected by our experiences at all</w:t>
-      </w:r>
-    </w:p>
-    <w:p>
-      <w:pPr>
-        <w:spacing w:before="0" w:after="0" w:line="269" w:lineRule="auto"/>
-        <w:ind w:left="180" w:hanging="180"/>
-        <w:snapToGrid w:val="0"/>
-      </w:pPr>
-      <w:r>
-        <w:rPr>
-          <w:rFonts w:ascii="맑은 고딕" w:hAnsi="맑은 고딕" w:eastAsia="맑은 고딕"/>
-          <w:b w:val="0"/>
-          <w:sz w:val="17"/>
-          <w:u w:val="none"/>
-        </w:rPr>
-        <w:t>④ able to adjust to new information</w:t>
-      </w:r>
-    </w:p>
-    <w:p>
-      <w:pPr>
-        <w:spacing w:before="0" w:after="0" w:line="269" w:lineRule="auto"/>
-        <w:ind w:left="180" w:hanging="180"/>
-        <w:snapToGrid w:val="0"/>
-      </w:pPr>
-      <w:r>
-        <w:rPr>
-          <w:rFonts w:ascii="맑은 고딕" w:hAnsi="맑은 고딕" w:eastAsia="맑은 고딕"/>
-          <w:b w:val="0"/>
-          <w:sz w:val="17"/>
-          <w:u w:val="none"/>
-        </w:rPr>
-        <w:t>⑤ pulled toward our baseline</w:t>
-      </w:r>
-    </w:p>
-    <w:p>
-      <w:pPr>
-        <w:keepNext/>
-        <w:spacing w:before="80" w:after="20" w:line="276" w:lineRule="auto"/>
-        <w:snapToGrid w:val="0"/>
-      </w:pPr>
-      <w:r>
-        <w:rPr>
-          <w:rFonts w:ascii="맑은 고딕" w:hAnsi="맑은 고딕" w:eastAsia="맑은 고딕"/>
-          <w:b/>
-          <w:sz w:val="17"/>
-          <w:u w:val="none"/>
-        </w:rPr>
-        <w:t>31-7.</w:t>
-      </w:r>
-      <w:r>
-        <w:rPr>
-          <w:rFonts w:ascii="맑은 고딕" w:hAnsi="맑은 고딕" w:eastAsia="맑은 고딕"/>
-          <w:b w:val="0"/>
-          <w:sz w:val="17"/>
-          <w:u w:val="none"/>
-        </w:rPr>
-        <w:t xml:space="preserve"> 다음 글에서 전체 흐름과 관계 </w:t>
-      </w:r>
-      <w:r>
-        <w:rPr>
-          <w:rFonts w:ascii="맑은 고딕" w:hAnsi="맑은 고딕" w:eastAsia="맑은 고딕"/>
-          <w:b w:val="0"/>
-          <w:sz w:val="17"/>
-          <w:u w:val="single"/>
-        </w:rPr>
-        <w:t>없는</w:t>
-      </w:r>
-      <w:r>
-        <w:rPr>
-          <w:rFonts w:ascii="맑은 고딕" w:hAnsi="맑은 고딕" w:eastAsia="맑은 고딕"/>
-          <w:b w:val="0"/>
-          <w:sz w:val="17"/>
-          <w:u w:val="none"/>
-        </w:rPr>
-        <w:t xml:space="preserve"> 문장은? [3.0점]</w:t>
-      </w:r>
-    </w:p>
-    <w:p>
-      <w:pPr>
-        <w:spacing w:before="0" w:after="60" w:line="288" w:lineRule="auto"/>
-        <w:ind w:left="40"/>
-        <w:snapToGrid w:val="0"/>
-        <w:pBdr>
-          <w:top w:val="single" w:sz="4" w:space="2" w:color="999999"/>
-          <w:left w:val="single" w:sz="4" w:space="2" w:color="999999"/>
-          <w:bottom w:val="single" w:sz="4" w:space="2" w:color="999999"/>
-          <w:right w:val="single" w:sz="4" w:space="2" w:color="999999"/>
-        </w:pBdr>
-        <w:shd w:val="clear" w:color="auto" w:fill="F6F3EA"/>
-      </w:pPr>
-      <w:r>
-        <w:rPr>
-          <w:rFonts w:ascii="맑은 고딕" w:hAnsi="맑은 고딕" w:eastAsia="맑은 고딕"/>
-          <w:b w:val="0"/>
-          <w:sz w:val="17"/>
-          <w:u w:val="none"/>
-        </w:rPr>
-        <w:t>There will be highs and lows, but over time, like water seeking its own level, we are pulled toward our baseline. ① The euphoria of first love fades, and so does the despair of a break-up. ② This tendency is best seen with little kids and their toy joy. ③ When they get what they've longed for, they believe they will be happy for the rest of their lives. ④ Toy companies spend huge amounts of money on TV advertisements aimed at children. ⑤ And for the first few minutes of the rest of their lives, they are. But then the kids — like adults — adapt.</w:t>
-      </w:r>
-    </w:p>
-    <w:p>
-      <w:pPr>
-        <w:spacing w:before="0" w:after="20" w:line="276" w:lineRule="auto"/>
-        <w:ind w:left="80"/>
-        <w:snapToGrid w:val="0"/>
-      </w:pPr>
-      <w:r>
-        <w:rPr>
-          <w:rFonts w:ascii="맑은 고딕" w:hAnsi="맑은 고딕" w:eastAsia="맑은 고딕"/>
-          <w:b w:val="0"/>
-          <w:sz w:val="17"/>
-          <w:u w:val="none"/>
-        </w:rPr>
-        <w:t>① ①    ② ②    ③ ③    ④ ④    ⑤ ⑤</w:t>
-      </w:r>
-    </w:p>
-    <w:p>
-      <w:pPr>
-        <w:keepNext/>
-        <w:spacing w:before="80" w:after="40" w:line="276" w:lineRule="auto"/>
-        <w:snapToGrid w:val="0"/>
-        <w:shd w:val="clear" w:color="auto" w:fill="8A3A12"/>
-      </w:pPr>
-      <w:r>
-        <w:rPr>
-          <w:rFonts w:ascii="맑은 고딕" w:hAnsi="맑은 고딕" w:eastAsia="맑은 고딕"/>
-          <w:b/>
-          <w:color w:val="FFFFFF"/>
-          <w:sz w:val="17"/>
-          <w:u w:val="none"/>
-        </w:rPr>
-        <w:t>서답형  31-서1 ~ 31-서2</w:t>
-      </w:r>
-    </w:p>
-    <w:p>
-      <w:pPr>
-        <w:keepNext/>
-        <w:spacing w:before="80" w:after="20" w:line="276" w:lineRule="auto"/>
-        <w:snapToGrid w:val="0"/>
-      </w:pPr>
-      <w:r>
-        <w:rPr>
-          <w:rFonts w:ascii="맑은 고딕" w:hAnsi="맑은 고딕" w:eastAsia="맑은 고딕"/>
-          <w:b/>
-          <w:sz w:val="17"/>
-          <w:u w:val="none"/>
-        </w:rPr>
-        <w:t>31-서1.</w:t>
-      </w:r>
-      <w:r>
-        <w:rPr>
-          <w:rFonts w:ascii="맑은 고딕" w:hAnsi="맑은 고딕" w:eastAsia="맑은 고딕"/>
-          <w:b w:val="0"/>
-          <w:sz w:val="17"/>
-          <w:u w:val="none"/>
-        </w:rPr>
-        <w:t xml:space="preserve"> 다음 글의 내용을 요약하고자 한다. 빈칸 (1)~(3)에 들어갈 말을 본문에서 찾아 </w:t>
-      </w:r>
-      <w:r>
-        <w:rPr>
-          <w:rFonts w:ascii="맑은 고딕" w:hAnsi="맑은 고딕" w:eastAsia="맑은 고딕"/>
-          <w:b w:val="0"/>
-          <w:sz w:val="17"/>
-          <w:u w:val="single"/>
-        </w:rPr>
-        <w:t>반드시 변형하여</w:t>
-      </w:r>
-      <w:r>
-        <w:rPr>
-          <w:rFonts w:ascii="맑은 고딕" w:hAnsi="맑은 고딕" w:eastAsia="맑은 고딕"/>
-          <w:b w:val="0"/>
-          <w:sz w:val="17"/>
-          <w:u w:val="none"/>
-        </w:rPr>
-        <w:t xml:space="preserve"> 쓰시오. (한 칸에 한 단어) [각 1점, 총 3점] [3.0점]</w:t>
-      </w:r>
-    </w:p>
-    <w:p>
-      <w:pPr>
-        <w:spacing w:before="0" w:after="60" w:line="288" w:lineRule="auto"/>
-        <w:ind w:left="40"/>
-        <w:snapToGrid w:val="0"/>
-        <w:pBdr>
-          <w:top w:val="single" w:sz="4" w:space="2" w:color="999999"/>
-          <w:left w:val="single" w:sz="4" w:space="2" w:color="999999"/>
-          <w:bottom w:val="single" w:sz="4" w:space="2" w:color="999999"/>
-          <w:right w:val="single" w:sz="4" w:space="2" w:color="999999"/>
-        </w:pBdr>
-        <w:shd w:val="clear" w:color="auto" w:fill="F6F3EA"/>
-      </w:pPr>
-      <w:r>
-        <w:rPr>
-          <w:rFonts w:ascii="맑은 고딕" w:hAnsi="맑은 고딕" w:eastAsia="맑은 고딕"/>
-          <w:b w:val="0"/>
-          <w:sz w:val="17"/>
-          <w:u w:val="none"/>
-        </w:rPr>
-        <w:t>Whether we feel happy or sad, content or discontent, is not determined merely by each individual successive moment of life experience — a good thing happens and I'm happy, a bad thing happens and I'm sad. While our experiences affect our mood, we are not blown in a completely new direction by each gust of wind. As humans, we adjust — to new information and events both good and bad — and return to our personal default level of well-being. There will be highs and lows, but over time, like water seeking its own level, we are pulled toward our baseline — back up after bad news and back down after good. The euphoria of first love fades, and so does the despair of a break-up. This tendency is best seen with little kids and their toy joy: When they get what they've longed for, they believe they will be happy for the rest of their lives. And for the first few minutes of the rest of their lives, they are. But then the kids — like adults — adapt.</w:t>
-      </w:r>
-    </w:p>
-    <w:p>
-      <w:pPr>
-        <w:spacing w:before="0" w:after="60" w:line="288" w:lineRule="auto"/>
-        <w:ind w:left="40"/>
-        <w:snapToGrid w:val="0"/>
-        <w:pBdr>
-          <w:top w:val="single" w:sz="4" w:space="2" w:color="C99B4E"/>
-          <w:left w:val="single" w:sz="4" w:space="2" w:color="C99B4E"/>
-          <w:bottom w:val="single" w:sz="4" w:space="2" w:color="C99B4E"/>
-          <w:right w:val="single" w:sz="4" w:space="2" w:color="C99B4E"/>
-        </w:pBdr>
-        <w:shd w:val="clear" w:color="auto" w:fill="FFF8E1"/>
-      </w:pPr>
-      <w:r>
-        <w:rPr>
-          <w:rFonts w:ascii="맑은 고딕" w:hAnsi="맑은 고딕" w:eastAsia="맑은 고딕"/>
-          <w:b w:val="0"/>
-          <w:sz w:val="17"/>
-          <w:u w:val="none"/>
-        </w:rPr>
-        <w:t>Our (1) ________ is shaped not by each event but by our constant (2) ________ to new events; like children with new toys, adults go through the same process of (3) ________.</w:t>
-      </w:r>
-    </w:p>
-    <w:p>
-      <w:pPr>
-        <w:spacing w:before="0" w:after="0" w:line="288" w:lineRule="auto"/>
-        <w:ind w:left="40"/>
-        <w:snapToGrid w:val="0"/>
-        <w:pBdr>
-          <w:top w:val="single" w:sz="4" w:space="2" w:color="9B6BD0"/>
-          <w:left w:val="single" w:sz="4" w:space="2" w:color="9B6BD0"/>
-          <w:bottom w:val="single" w:sz="4" w:space="2" w:color="9B6BD0"/>
-          <w:right w:val="single" w:sz="4" w:space="2" w:color="9B6BD0"/>
-        </w:pBdr>
-        <w:shd w:val="clear" w:color="auto" w:fill="FAF5FF"/>
-      </w:pPr>
-      <w:r>
-        <w:rPr>
-          <w:rFonts w:ascii="맑은 고딕" w:hAnsi="맑은 고딕" w:eastAsia="맑은 고딕"/>
-          <w:b/>
-          <w:sz w:val="17"/>
-          <w:u w:val="none"/>
-        </w:rPr>
-        <w:t>&lt;조 건&gt;</w:t>
-      </w:r>
-    </w:p>
-    <w:p>
-      <w:pPr>
-        <w:spacing w:before="0" w:after="0" w:line="288" w:lineRule="auto"/>
-        <w:ind w:left="40"/>
-        <w:snapToGrid w:val="0"/>
-        <w:pBdr>
-          <w:top w:val="single" w:sz="4" w:space="2" w:color="9B6BD0"/>
-          <w:left w:val="single" w:sz="4" w:space="2" w:color="9B6BD0"/>
-          <w:bottom w:val="single" w:sz="4" w:space="2" w:color="9B6BD0"/>
-          <w:right w:val="single" w:sz="4" w:space="2" w:color="9B6BD0"/>
-        </w:pBdr>
-        <w:shd w:val="clear" w:color="auto" w:fill="FAF5FF"/>
-      </w:pPr>
-      <w:r>
-        <w:rPr>
-          <w:rFonts w:ascii="맑은 고딕" w:hAnsi="맑은 고딕" w:eastAsia="맑은 고딕"/>
-          <w:b w:val="0"/>
-          <w:sz w:val="17"/>
-          <w:u w:val="none"/>
-        </w:rPr>
-        <w:t>1. 본문의 단어를 반드시 변형(품사·어형)하여 쓸 것 — 본문 형태 그대로 쓰면 0점</w:t>
-      </w:r>
-    </w:p>
-    <w:p>
-      <w:pPr>
-        <w:spacing w:before="0" w:after="60" w:line="288" w:lineRule="auto"/>
-        <w:ind w:left="40"/>
-        <w:snapToGrid w:val="0"/>
-        <w:pBdr>
-          <w:top w:val="single" w:sz="4" w:space="2" w:color="9B6BD0"/>
-          <w:left w:val="single" w:sz="4" w:space="2" w:color="9B6BD0"/>
-          <w:bottom w:val="single" w:sz="4" w:space="2" w:color="9B6BD0"/>
-          <w:right w:val="single" w:sz="4" w:space="2" w:color="9B6BD0"/>
-        </w:pBdr>
-        <w:shd w:val="clear" w:color="auto" w:fill="FAF5FF"/>
-      </w:pPr>
-      <w:r>
-        <w:rPr>
-          <w:rFonts w:ascii="맑은 고딕" w:hAnsi="맑은 고딕" w:eastAsia="맑은 고딕"/>
-          <w:b w:val="0"/>
-          <w:sz w:val="17"/>
-          <w:u w:val="none"/>
-        </w:rPr>
-        <w:t>2. 답안지에 소문항 번호를 정확하게 기입할 것  예) 1-(1) 1-(2) 1-(3)</w:t>
-      </w:r>
-    </w:p>
-    <w:p>
-      <w:pPr>
-        <w:spacing w:before="0" w:after="40" w:line="360" w:lineRule="auto"/>
-        <w:snapToGrid w:val="0"/>
-      </w:pPr>
-      <w:r>
-        <w:rPr>
-          <w:rFonts w:ascii="맑은 고딕" w:hAnsi="맑은 고딕" w:eastAsia="맑은 고딕"/>
-          <w:b w:val="0"/>
-          <w:sz w:val="17"/>
-          <w:u w:val="none"/>
-        </w:rPr>
-        <w:t>(1) ______________   (2) ______________   (3) ______________</w:t>
-      </w:r>
-    </w:p>
-    <w:p>
-      <w:pPr>
-        <w:keepNext/>
-        <w:spacing w:before="80" w:after="20" w:line="276" w:lineRule="auto"/>
-        <w:snapToGrid w:val="0"/>
-      </w:pPr>
-      <w:r>
-        <w:rPr>
-          <w:rFonts w:ascii="맑은 고딕" w:hAnsi="맑은 고딕" w:eastAsia="맑은 고딕"/>
-          <w:b/>
-          <w:sz w:val="17"/>
-          <w:u w:val="none"/>
-        </w:rPr>
-        <w:t>31-서2.</w:t>
-      </w:r>
-      <w:r>
-        <w:rPr>
-          <w:rFonts w:ascii="맑은 고딕" w:hAnsi="맑은 고딕" w:eastAsia="맑은 고딕"/>
-          <w:b w:val="0"/>
-          <w:sz w:val="17"/>
-          <w:u w:val="none"/>
-        </w:rPr>
-        <w:t xml:space="preserve"> 다음 글의 밑줄 친 문장과 같은 뜻이 되도록 &lt;보기&gt;의 표현을 모두 사용하여 &lt;조건&gt;에 맞게 영작하시오. [3점] [3.0점]</w:t>
-      </w:r>
-    </w:p>
-    <w:p>
-      <w:pPr>
-        <w:spacing w:before="0" w:after="60" w:line="288" w:lineRule="auto"/>
-        <w:ind w:left="40"/>
-        <w:snapToGrid w:val="0"/>
-        <w:pBdr>
-          <w:top w:val="single" w:sz="4" w:space="2" w:color="999999"/>
-          <w:left w:val="single" w:sz="4" w:space="2" w:color="999999"/>
-          <w:bottom w:val="single" w:sz="4" w:space="2" w:color="999999"/>
-          <w:right w:val="single" w:sz="4" w:space="2" w:color="999999"/>
-        </w:pBdr>
-        <w:shd w:val="clear" w:color="auto" w:fill="F6F3EA"/>
-      </w:pPr>
-      <w:r>
-        <w:rPr>
-          <w:rFonts w:ascii="맑은 고딕" w:hAnsi="맑은 고딕" w:eastAsia="맑은 고딕"/>
-          <w:b w:val="0"/>
-          <w:sz w:val="17"/>
-          <w:u w:val="none"/>
-        </w:rPr>
-        <w:t xml:space="preserve">There will be highs and lows. </w:t>
-      </w:r>
-      <w:r>
-        <w:rPr>
-          <w:rFonts w:ascii="맑은 고딕" w:hAnsi="맑은 고딕" w:eastAsia="맑은 고딕"/>
-          <w:b w:val="0"/>
-          <w:sz w:val="17"/>
-          <w:u w:val="single"/>
-        </w:rPr>
-        <w:t>The euphoria of first love fades over time, and so does the despair of a break-up.</w:t>
-      </w:r>
-    </w:p>
-    <w:p>
-      <w:pPr>
-        <w:spacing w:before="0" w:after="60" w:line="288" w:lineRule="auto"/>
-        <w:ind w:left="40"/>
-        <w:snapToGrid w:val="0"/>
-        <w:pBdr>
-          <w:top w:val="single" w:sz="4" w:space="2" w:color="9B6BD0"/>
-          <w:left w:val="single" w:sz="4" w:space="2" w:color="9B6BD0"/>
-          <w:bottom w:val="single" w:sz="4" w:space="2" w:color="9B6BD0"/>
-          <w:right w:val="single" w:sz="4" w:space="2" w:color="9B6BD0"/>
-        </w:pBdr>
-        <w:shd w:val="clear" w:color="auto" w:fill="FAF5FF"/>
-      </w:pPr>
-      <w:r>
-        <w:rPr>
-          <w:rFonts w:ascii="맑은 고딕" w:hAnsi="맑은 고딕" w:eastAsia="맑은 고딕"/>
-          <w:b/>
-          <w:sz w:val="17"/>
-          <w:u w:val="none"/>
-        </w:rPr>
-        <w:t>&lt;보 기&gt;</w:t>
-      </w:r>
-      <w:r>
-        <w:rPr>
-          <w:rFonts w:ascii="맑은 고딕" w:hAnsi="맑은 고딕" w:eastAsia="맑은 고딕"/>
-          <w:b w:val="0"/>
-          <w:sz w:val="17"/>
-          <w:u w:val="none"/>
-        </w:rPr>
-        <w:t xml:space="preserve"> both / the euphoria / of first love / and / the despair / of a break-up / fade / over time</w:t>
-      </w:r>
-    </w:p>
-    <w:p>
-      <w:pPr>
-        <w:spacing w:before="0" w:after="0" w:line="288" w:lineRule="auto"/>
-        <w:ind w:left="40"/>
-        <w:snapToGrid w:val="0"/>
-        <w:pBdr>
-          <w:top w:val="single" w:sz="4" w:space="2" w:color="9B6BD0"/>
-          <w:left w:val="single" w:sz="4" w:space="2" w:color="9B6BD0"/>
-          <w:bottom w:val="single" w:sz="4" w:space="2" w:color="9B6BD0"/>
-          <w:right w:val="single" w:sz="4" w:space="2" w:color="9B6BD0"/>
-        </w:pBdr>
-        <w:shd w:val="clear" w:color="auto" w:fill="FAF5FF"/>
-      </w:pPr>
-      <w:r>
-        <w:rPr>
-          <w:rFonts w:ascii="맑은 고딕" w:hAnsi="맑은 고딕" w:eastAsia="맑은 고딕"/>
-          <w:b/>
-          <w:sz w:val="17"/>
-          <w:u w:val="none"/>
-        </w:rPr>
-        <w:t>&lt;조 건&gt;</w:t>
-      </w:r>
-    </w:p>
-    <w:p>
-      <w:pPr>
-        <w:spacing w:before="0" w:after="0" w:line="288" w:lineRule="auto"/>
-        <w:ind w:left="40"/>
-        <w:snapToGrid w:val="0"/>
-        <w:pBdr>
-          <w:top w:val="single" w:sz="4" w:space="2" w:color="9B6BD0"/>
-          <w:left w:val="single" w:sz="4" w:space="2" w:color="9B6BD0"/>
-          <w:bottom w:val="single" w:sz="4" w:space="2" w:color="9B6BD0"/>
-          <w:right w:val="single" w:sz="4" w:space="2" w:color="9B6BD0"/>
-        </w:pBdr>
-        <w:shd w:val="clear" w:color="auto" w:fill="FAF5FF"/>
-      </w:pPr>
-      <w:r>
-        <w:rPr>
-          <w:rFonts w:ascii="맑은 고딕" w:hAnsi="맑은 고딕" w:eastAsia="맑은 고딕"/>
-          <w:b w:val="0"/>
-          <w:sz w:val="17"/>
-          <w:u w:val="none"/>
-        </w:rPr>
-        <w:t>1. &lt;보기&gt;의 표현을 모두 한 번씩만 사용할 것</w:t>
-      </w:r>
-    </w:p>
-    <w:p>
-      <w:pPr>
-        <w:spacing w:before="0" w:after="0" w:line="288" w:lineRule="auto"/>
-        <w:ind w:left="40"/>
-        <w:snapToGrid w:val="0"/>
-        <w:pBdr>
-          <w:top w:val="single" w:sz="4" w:space="2" w:color="9B6BD0"/>
-          <w:left w:val="single" w:sz="4" w:space="2" w:color="9B6BD0"/>
-          <w:bottom w:val="single" w:sz="4" w:space="2" w:color="9B6BD0"/>
-          <w:right w:val="single" w:sz="4" w:space="2" w:color="9B6BD0"/>
-        </w:pBdr>
-        <w:shd w:val="clear" w:color="auto" w:fill="FAF5FF"/>
-      </w:pPr>
-      <w:r>
-        <w:rPr>
-          <w:rFonts w:ascii="맑은 고딕" w:hAnsi="맑은 고딕" w:eastAsia="맑은 고딕"/>
-          <w:b w:val="0"/>
-          <w:sz w:val="17"/>
-          <w:u w:val="none"/>
-        </w:rPr>
-        <w:t>2. 어형을 바꾸지 말고 다른 단어를 추가하지 말 것</w:t>
-      </w:r>
-    </w:p>
-    <w:p>
-      <w:pPr>
-        <w:spacing w:before="0" w:after="0" w:line="288" w:lineRule="auto"/>
-        <w:ind w:left="40"/>
-        <w:snapToGrid w:val="0"/>
-        <w:pBdr>
-          <w:top w:val="single" w:sz="4" w:space="2" w:color="9B6BD0"/>
-          <w:left w:val="single" w:sz="4" w:space="2" w:color="9B6BD0"/>
-          <w:bottom w:val="single" w:sz="4" w:space="2" w:color="9B6BD0"/>
-          <w:right w:val="single" w:sz="4" w:space="2" w:color="9B6BD0"/>
-        </w:pBdr>
-        <w:shd w:val="clear" w:color="auto" w:fill="FAF5FF"/>
-      </w:pPr>
-      <w:r>
-        <w:rPr>
-          <w:rFonts w:ascii="맑은 고딕" w:hAnsi="맑은 고딕" w:eastAsia="맑은 고딕"/>
-          <w:b w:val="0"/>
-          <w:sz w:val="17"/>
-          <w:u w:val="none"/>
-        </w:rPr>
-        <w:t>3. ‘Both A and B’를 주어로 하는 한 문장으로 쓸 것</w:t>
-      </w:r>
-    </w:p>
-    <w:p>
-      <w:pPr>
-        <w:spacing w:before="0" w:after="0" w:line="288" w:lineRule="auto"/>
-        <w:ind w:left="40"/>
-        <w:snapToGrid w:val="0"/>
-        <w:pBdr>
-          <w:top w:val="single" w:sz="4" w:space="2" w:color="9B6BD0"/>
-          <w:left w:val="single" w:sz="4" w:space="2" w:color="9B6BD0"/>
-          <w:bottom w:val="single" w:sz="4" w:space="2" w:color="9B6BD0"/>
-          <w:right w:val="single" w:sz="4" w:space="2" w:color="9B6BD0"/>
-        </w:pBdr>
-        <w:shd w:val="clear" w:color="auto" w:fill="FAF5FF"/>
-      </w:pPr>
-      <w:r>
-        <w:rPr>
-          <w:rFonts w:ascii="맑은 고딕" w:hAnsi="맑은 고딕" w:eastAsia="맑은 고딕"/>
-          <w:b w:val="0"/>
-          <w:sz w:val="17"/>
-          <w:u w:val="none"/>
-        </w:rPr>
-        <w:t>4. 총 15단어로 쓸 것</w:t>
-      </w:r>
-    </w:p>
-    <w:p>
-      <w:pPr>
-        <w:spacing w:before="0" w:after="60" w:line="288" w:lineRule="auto"/>
-        <w:ind w:left="40"/>
-        <w:snapToGrid w:val="0"/>
-        <w:pBdr>
-          <w:top w:val="single" w:sz="4" w:space="2" w:color="9B6BD0"/>
-          <w:left w:val="single" w:sz="4" w:space="2" w:color="9B6BD0"/>
-          <w:bottom w:val="single" w:sz="4" w:space="2" w:color="9B6BD0"/>
-          <w:right w:val="single" w:sz="4" w:space="2" w:color="9B6BD0"/>
-        </w:pBdr>
-        <w:shd w:val="clear" w:color="auto" w:fill="FAF5FF"/>
-      </w:pPr>
-      <w:r>
-        <w:rPr>
-          <w:rFonts w:ascii="맑은 고딕" w:hAnsi="맑은 고딕" w:eastAsia="맑은 고딕"/>
-          <w:b w:val="0"/>
-          <w:sz w:val="17"/>
-          <w:u w:val="none"/>
-        </w:rPr>
-        <w:t>5. 답안지에 소문항 번호를 정확하게 기입할 것</w:t>
-      </w:r>
-    </w:p>
-    <w:p>
-      <w:pPr>
-        <w:spacing w:before="0" w:after="40" w:line="360" w:lineRule="auto"/>
-        <w:snapToGrid w:val="0"/>
-      </w:pPr>
-      <w:r>
-        <w:rPr>
-          <w:rFonts w:ascii="맑은 고딕" w:hAnsi="맑은 고딕" w:eastAsia="맑은 고딕"/>
-          <w:b w:val="0"/>
-          <w:sz w:val="17"/>
-          <w:u w:val="none"/>
-        </w:rPr>
-        <w:t>⇒ Both ______________________________________________________________ .</w:t>
-      </w:r>
-    </w:p>
-    <w:p>
-      <w:pPr>
-        <w:keepNext/>
-        <w:spacing w:before="80" w:after="40" w:line="276" w:lineRule="auto"/>
-        <w:snapToGrid w:val="0"/>
-        <w:shd w:val="clear" w:color="auto" w:fill="6B21A8"/>
-      </w:pPr>
-      <w:r>
-        <w:rPr>
-          <w:rFonts w:ascii="맑은 고딕" w:hAnsi="맑은 고딕" w:eastAsia="맑은 고딕"/>
-          <w:b/>
-          <w:color w:val="FFFFFF"/>
-          <w:sz w:val="17"/>
-          <w:u w:val="none"/>
-        </w:rPr>
-        <w:t>[지문 구조]  ※ 앞 문항을 모두 푼 뒤에 풀 것</w:t>
-      </w:r>
-    </w:p>
-    <w:p>
-      <w:pPr>
-        <w:keepNext/>
-        <w:spacing w:before="80" w:after="20" w:line="276" w:lineRule="auto"/>
-        <w:snapToGrid w:val="0"/>
-      </w:pPr>
-      <w:r>
-        <w:rPr>
-          <w:rFonts w:ascii="맑은 고딕" w:hAnsi="맑은 고딕" w:eastAsia="맑은 고딕"/>
-          <w:b/>
-          <w:sz w:val="17"/>
-          <w:u w:val="none"/>
-        </w:rPr>
-        <w:t>31-8.</w:t>
-      </w:r>
-      <w:r>
-        <w:rPr>
-          <w:rFonts w:ascii="맑은 고딕" w:hAnsi="맑은 고딕" w:eastAsia="맑은 고딕"/>
-          <w:b w:val="0"/>
-          <w:sz w:val="17"/>
-          <w:u w:val="none"/>
-        </w:rPr>
-        <w:t xml:space="preserve"> 주어진 글 다음에 이어질 글의 순서로 가장 적절한 것은? [2.7점]</w:t>
-      </w:r>
-    </w:p>
-    <w:p>
-      <w:pPr>
-        <w:spacing w:before="0" w:after="60" w:line="288" w:lineRule="auto"/>
-        <w:ind w:left="40"/>
-        <w:snapToGrid w:val="0"/>
-        <w:pBdr>
-          <w:top w:val="single" w:sz="4" w:space="2" w:color="C99B4E"/>
-          <w:left w:val="single" w:sz="4" w:space="2" w:color="C99B4E"/>
-          <w:bottom w:val="single" w:sz="4" w:space="2" w:color="C99B4E"/>
-          <w:right w:val="single" w:sz="4" w:space="2" w:color="C99B4E"/>
-        </w:pBdr>
-        <w:shd w:val="clear" w:color="auto" w:fill="FFF8E1"/>
-      </w:pPr>
-      <w:r>
-        <w:rPr>
-          <w:rFonts w:ascii="맑은 고딕" w:hAnsi="맑은 고딕" w:eastAsia="맑은 고딕"/>
-          <w:b w:val="0"/>
-          <w:sz w:val="17"/>
-          <w:u w:val="none"/>
-        </w:rPr>
-        <w:t>Whether we feel happy or sad, content or discontent, is not determined merely by each individual successive moment of life experience — a good thing happens and I'm happy, a bad thing happens and I'm sad.</w:t>
-      </w:r>
-    </w:p>
-    <w:p>
-      <w:pPr>
-        <w:spacing w:before="0" w:after="0" w:line="288" w:lineRule="auto"/>
-        <w:ind w:left="40"/>
-        <w:snapToGrid w:val="0"/>
-        <w:pBdr>
-          <w:top w:val="single" w:sz="4" w:space="2" w:color="999999"/>
-          <w:left w:val="single" w:sz="4" w:space="2" w:color="999999"/>
-          <w:bottom w:val="single" w:sz="4" w:space="2" w:color="999999"/>
-          <w:right w:val="single" w:sz="4" w:space="2" w:color="999999"/>
-        </w:pBdr>
-        <w:shd w:val="clear" w:color="auto" w:fill="F6F3EA"/>
-      </w:pPr>
-      <w:r>
-        <w:rPr>
-          <w:rFonts w:ascii="맑은 고딕" w:hAnsi="맑은 고딕" w:eastAsia="맑은 고딕"/>
-          <w:b w:val="0"/>
-          <w:sz w:val="17"/>
-          <w:u w:val="none"/>
-        </w:rPr>
-        <w:t>(A) There will be highs and lows, but over time, like water seeking its own level, we are pulled toward our baseline — back up after bad news and back down after good.</w:t>
-      </w:r>
-    </w:p>
-    <w:p>
-      <w:pPr>
-        <w:spacing w:before="0" w:after="0" w:line="288" w:lineRule="auto"/>
-        <w:ind w:left="40"/>
-        <w:snapToGrid w:val="0"/>
-        <w:pBdr>
-          <w:top w:val="single" w:sz="4" w:space="2" w:color="999999"/>
-          <w:left w:val="single" w:sz="4" w:space="2" w:color="999999"/>
-          <w:bottom w:val="single" w:sz="4" w:space="2" w:color="999999"/>
-          <w:right w:val="single" w:sz="4" w:space="2" w:color="999999"/>
-        </w:pBdr>
-        <w:shd w:val="clear" w:color="auto" w:fill="F6F3EA"/>
-      </w:pPr>
-      <w:r>
-        <w:rPr>
-          <w:rFonts w:ascii="맑은 고딕" w:hAnsi="맑은 고딕" w:eastAsia="맑은 고딕"/>
-          <w:b w:val="0"/>
-          <w:sz w:val="17"/>
-          <w:u w:val="none"/>
-        </w:rPr>
-        <w:t>(B) While our experiences affect our mood, we are not blown in a completely new direction by each gust of wind. As humans, we adjust — to new information and events both good and bad — and return to our personal default level of well-being.</w:t>
-      </w:r>
-    </w:p>
-    <w:p>
-      <w:pPr>
-        <w:spacing w:before="0" w:after="60" w:line="288" w:lineRule="auto"/>
-        <w:ind w:left="40"/>
-        <w:snapToGrid w:val="0"/>
-        <w:pBdr>
-          <w:top w:val="single" w:sz="4" w:space="2" w:color="999999"/>
-          <w:left w:val="single" w:sz="4" w:space="2" w:color="999999"/>
-          <w:bottom w:val="single" w:sz="4" w:space="2" w:color="999999"/>
-          <w:right w:val="single" w:sz="4" w:space="2" w:color="999999"/>
-        </w:pBdr>
-        <w:shd w:val="clear" w:color="auto" w:fill="F6F3EA"/>
-      </w:pPr>
-      <w:r>
-        <w:rPr>
-          <w:rFonts w:ascii="맑은 고딕" w:hAnsi="맑은 고딕" w:eastAsia="맑은 고딕"/>
-          <w:b w:val="0"/>
-          <w:sz w:val="17"/>
-          <w:u w:val="none"/>
-        </w:rPr>
-        <w:t>(C) The euphoria of first love fades, and so does the despair of a break-up. This tendency is best seen with little kids and their toy joy: When they get what they've longed for, they believe they will be happy for the rest of their lives.</w:t>
-      </w:r>
-    </w:p>
-    <w:p>
-      <w:pPr>
-        <w:spacing w:before="0" w:after="0" w:line="269" w:lineRule="auto"/>
-        <w:ind w:left="180" w:hanging="180"/>
-        <w:snapToGrid w:val="0"/>
-      </w:pPr>
-      <w:r>
-        <w:rPr>
-          <w:rFonts w:ascii="맑은 고딕" w:hAnsi="맑은 고딕" w:eastAsia="맑은 고딕"/>
-          <w:b w:val="0"/>
-          <w:sz w:val="17"/>
-          <w:u w:val="none"/>
-        </w:rPr>
-        <w:t>① (A) - (C) - (B)</w:t>
-      </w:r>
-    </w:p>
-    <w:p>
-      <w:pPr>
-        <w:spacing w:before="0" w:after="0" w:line="269" w:lineRule="auto"/>
-        <w:ind w:left="180" w:hanging="180"/>
-        <w:snapToGrid w:val="0"/>
-      </w:pPr>
-      <w:r>
-        <w:rPr>
-          <w:rFonts w:ascii="맑은 고딕" w:hAnsi="맑은 고딕" w:eastAsia="맑은 고딕"/>
-          <w:b w:val="0"/>
-          <w:sz w:val="17"/>
-          <w:u w:val="none"/>
-        </w:rPr>
-        <w:t>② (C) - (A) - (B)</w:t>
-      </w:r>
-    </w:p>
-    <w:p>
-      <w:pPr>
-        <w:spacing w:before="0" w:after="0" w:line="269" w:lineRule="auto"/>
-        <w:ind w:left="180" w:hanging="180"/>
-        <w:snapToGrid w:val="0"/>
-      </w:pPr>
-      <w:r>
-        <w:rPr>
-          <w:rFonts w:ascii="맑은 고딕" w:hAnsi="맑은 고딕" w:eastAsia="맑은 고딕"/>
-          <w:b w:val="0"/>
-          <w:sz w:val="17"/>
-          <w:u w:val="none"/>
-        </w:rPr>
-        <w:t>③ (B) - (A) - (C)</w:t>
-      </w:r>
-    </w:p>
-    <w:p>
-      <w:pPr>
-        <w:spacing w:before="0" w:after="0" w:line="269" w:lineRule="auto"/>
-        <w:ind w:left="180" w:hanging="180"/>
-        <w:snapToGrid w:val="0"/>
-      </w:pPr>
-      <w:r>
-        <w:rPr>
-          <w:rFonts w:ascii="맑은 고딕" w:hAnsi="맑은 고딕" w:eastAsia="맑은 고딕"/>
-          <w:b w:val="0"/>
-          <w:sz w:val="17"/>
-          <w:u w:val="none"/>
-        </w:rPr>
-        <w:t>④ (B) - (C) - (A)</w:t>
+        <w:t>④ (C) - (A) - (B)</w:t>
       </w:r>
     </w:p>
     <w:p>
@@ -3256,7 +3316,7 @@
           <w:sz w:val="15"/>
           <w:u w:val="none"/>
         </w:rPr>
-        <w:t xml:space="preserve"> ★is (Whether절 주어 → 단수)</w:t>
+        <w:t xml:space="preserve"> ★is (주어 = Whether … discontent 명사절 → 단수)</w:t>
       </w:r>
     </w:p>
     <w:p>
@@ -3281,7 +3341,7 @@
           <w:sz w:val="15"/>
           <w:u w:val="none"/>
         </w:rPr>
-        <w:t xml:space="preserve"> merely (분사 determined 수식 → 부사)</w:t>
+        <w:t xml:space="preserve"> determined (be + p.p. 수동 ‘결정되는’)</w:t>
       </w:r>
     </w:p>
     <w:p>
@@ -3306,7 +3366,7 @@
           <w:sz w:val="15"/>
           <w:u w:val="none"/>
         </w:rPr>
-        <w:t xml:space="preserve"> successive (연속적인 ↔ successful 성공적인 — 형태 유사 함정)</w:t>
+        <w:t xml:space="preserve"> successive</w:t>
       </w:r>
     </w:p>
     <w:p>
@@ -3331,7 +3391,7 @@
           <w:sz w:val="15"/>
           <w:u w:val="none"/>
         </w:rPr>
-        <w:t xml:space="preserve"> affect (동사 ‘영향을 주다’ — effect는 명사 ‘결과’)</w:t>
+        <w:t xml:space="preserve"> ★blown (we가 바람에 ‘날려 가는’ 수동 — be blown)</w:t>
       </w:r>
     </w:p>
     <w:p>
@@ -3356,7 +3416,7 @@
           <w:sz w:val="15"/>
           <w:u w:val="none"/>
         </w:rPr>
-        <w:t xml:space="preserve"> ★blown (우리가 바람에 ‘날려지는’ 수동)</w:t>
+        <w:t xml:space="preserve"> direction</w:t>
       </w:r>
     </w:p>
     <w:p>
@@ -3381,7 +3441,7 @@
           <w:sz w:val="15"/>
           <w:u w:val="none"/>
         </w:rPr>
-        <w:t xml:space="preserve"> completely (형용사 new 수식 → 부사)</w:t>
+        <w:t xml:space="preserve"> personal (명사 level 수식 → 형용사)</w:t>
       </w:r>
     </w:p>
     <w:p>
@@ -3406,7 +3466,7 @@
           <w:sz w:val="15"/>
           <w:u w:val="none"/>
         </w:rPr>
-        <w:t xml:space="preserve"> gust</w:t>
+        <w:t xml:space="preserve"> default (개인의 ‘기본’ 수준 — 돌아가는 곳; unusual은 반대)</w:t>
       </w:r>
     </w:p>
     <w:p>
@@ -3431,7 +3491,7 @@
           <w:sz w:val="15"/>
           <w:u w:val="none"/>
         </w:rPr>
-        <w:t xml:space="preserve"> adjust</w:t>
+        <w:t xml:space="preserve"> ★will be (There will be highs and lows — 앞으로의 일반적 전망; 과거 were는 문맥 불가)</w:t>
       </w:r>
     </w:p>
     <w:p>
@@ -3456,7 +3516,7 @@
           <w:sz w:val="15"/>
           <w:u w:val="none"/>
         </w:rPr>
-        <w:t xml:space="preserve"> default</w:t>
+        <w:t xml:space="preserve"> ★seeking (water가 자기 수위를 ‘찾는’ 능동 현재분사)</w:t>
       </w:r>
     </w:p>
     <w:p>
@@ -3481,7 +3541,7 @@
           <w:sz w:val="15"/>
           <w:u w:val="none"/>
         </w:rPr>
-        <w:t xml:space="preserve"> ★seeking (물이 수평을 ‘찾는’ 능동)</w:t>
+        <w:t xml:space="preserve"> ★pulled (we가 ‘끌려가는’ 수동 — be pulled toward)</w:t>
       </w:r>
     </w:p>
     <w:p>
@@ -3506,7 +3566,7 @@
           <w:sz w:val="15"/>
           <w:u w:val="none"/>
         </w:rPr>
-        <w:t xml:space="preserve"> ★pulled (우리가 ‘끌어당겨지는’ 수동)</w:t>
+        <w:t xml:space="preserve"> baseline</w:t>
       </w:r>
     </w:p>
     <w:p>
@@ -3531,7 +3591,7 @@
           <w:sz w:val="15"/>
           <w:u w:val="none"/>
         </w:rPr>
-        <w:t xml:space="preserve"> baseline</w:t>
+        <w:t xml:space="preserve"> up (나쁜 소식 뒤에는 다시 ‘올라가고’ — 뒤 back down after good과 대칭)</w:t>
       </w:r>
     </w:p>
     <w:p>
@@ -3556,7 +3616,7 @@
           <w:sz w:val="15"/>
           <w:u w:val="none"/>
         </w:rPr>
-        <w:t xml:space="preserve"> up (나쁜 소식 뒤엔 ‘위로’ 되돌아감)</w:t>
+        <w:t xml:space="preserve"> euphoria (정관사 The + of 앞 → 명사)</w:t>
       </w:r>
     </w:p>
     <w:p>
@@ -3581,7 +3641,7 @@
           <w:sz w:val="15"/>
           <w:u w:val="none"/>
         </w:rPr>
-        <w:t xml:space="preserve"> euphoria</w:t>
+        <w:t xml:space="preserve"> fades (첫사랑의 행복감은 ‘사라진다’ — 기준선 복귀; lasts는 반대)</w:t>
       </w:r>
     </w:p>
     <w:p>
@@ -3606,7 +3666,7 @@
           <w:sz w:val="15"/>
           <w:u w:val="none"/>
         </w:rPr>
-        <w:t xml:space="preserve"> ★does (so + do + 주어 — despair 단수)</w:t>
+        <w:t xml:space="preserve"> ★so does (so + 조동사 + 주어 도치, 앞 동사 fades가 일반동사 → does)</w:t>
       </w:r>
     </w:p>
     <w:p>
@@ -3631,7 +3691,7 @@
           <w:sz w:val="15"/>
           <w:u w:val="none"/>
         </w:rPr>
-        <w:t xml:space="preserve"> ★seen (경향이 ‘보이는’ 수동)</w:t>
+        <w:t xml:space="preserve"> ★seen (tendency가 ‘관찰되는’ 수동 — be seen)</w:t>
       </w:r>
     </w:p>
     <w:p>
@@ -3656,7 +3716,7 @@
           <w:sz w:val="15"/>
           <w:u w:val="none"/>
         </w:rPr>
-        <w:t xml:space="preserve"> ★what (선행사 없음 + long for의 목적어 빠짐)</w:t>
+        <w:t xml:space="preserve"> ★what (get의 목적어 + longed for의 목적어 — 선행사 없는 관계대명사 what)</w:t>
       </w:r>
     </w:p>
     <w:p>
@@ -3681,7 +3741,7 @@
           <w:sz w:val="15"/>
           <w:u w:val="none"/>
         </w:rPr>
-        <w:t xml:space="preserve"> longed (have + p.p.)</w:t>
+        <w:t xml:space="preserve"> longed (현재완료 have + p.p.)</w:t>
       </w:r>
     </w:p>
     <w:p>
@@ -3706,7 +3766,7 @@
           <w:sz w:val="15"/>
           <w:u w:val="none"/>
         </w:rPr>
-        <w:t xml:space="preserve"> ★will (현재 believe → 미래 will)</w:t>
+        <w:t xml:space="preserve"> minutes</w:t>
       </w:r>
     </w:p>
     <w:p>
@@ -3731,7 +3791,7 @@
           <w:sz w:val="15"/>
           <w:u w:val="none"/>
         </w:rPr>
-        <w:t xml:space="preserve"> lives (life의 복수)</w:t>
+        <w:t xml:space="preserve"> ★are (앞 they will be happy의 be를 받는 대동사 → are; do는 일반동사 대용)</w:t>
       </w:r>
     </w:p>
     <w:p>
@@ -3756,7 +3816,7 @@
           <w:sz w:val="15"/>
           <w:u w:val="none"/>
         </w:rPr>
-        <w:t xml:space="preserve"> ★are (they are (happy) — be동사 대동사)</w:t>
+        <w:t xml:space="preserve"> adapt</w:t>
       </w:r>
     </w:p>
     <w:p>
@@ -3781,7 +3841,7 @@
           <w:sz w:val="15"/>
           <w:u w:val="none"/>
         </w:rPr>
-        <w:t xml:space="preserve"> ★✕ — 바른 형태: Whether (주어 자리 명사절은 if 불가)</w:t>
+        <w:t xml:space="preserve"> ○ (each gust of wind는 ‘매번의 사건’의 비유 = every passing event)</w:t>
       </w:r>
     </w:p>
     <w:p>
@@ -3806,7 +3866,7 @@
           <w:sz w:val="15"/>
           <w:u w:val="none"/>
         </w:rPr>
-        <w:t xml:space="preserve"> ○ (so does + 주어 = 주어 + 동사, too)</w:t>
+        <w:t xml:space="preserve"> ★✕ — 바른 형태: and so does the despair (so + 조동사 + 주어 어순 — ‘…도 그렇다’)</w:t>
       </w:r>
     </w:p>
     <w:p>
@@ -3831,7 +3891,7 @@
           <w:sz w:val="15"/>
           <w:u w:val="none"/>
         </w:rPr>
-        <w:t xml:space="preserve"> ○ (after good = after good news 생략 복원)</w:t>
+        <w:t xml:space="preserve"> ○ (is best seen = can be observed most clearly ‘가장 잘 관찰된다’)</w:t>
       </w:r>
     </w:p>
     <w:p>
@@ -3856,7 +3916,7 @@
           <w:sz w:val="15"/>
           <w:u w:val="none"/>
         </w:rPr>
-        <w:t xml:space="preserve"> While our experiences affect our mood, we are not blown in a completely new direction by each gust of wind. (보충 by / 제외 effect / blow→blown · complete→completely)</w:t>
+        <w:t xml:space="preserve"> As humans, we adjust to new information and events both good and bad and return to our personal default level of well-being. (보충 to(return to) / 제외 with / 동사 원형 그대로)</w:t>
       </w:r>
     </w:p>
     <w:p>
@@ -3881,7 +3941,7 @@
           <w:sz w:val="15"/>
           <w:u w:val="none"/>
         </w:rPr>
-        <w:t xml:space="preserve"> As humans, we adjust and return to our personal default level of well-being. (보충 to / 제외 adjustment)</w:t>
+        <w:t xml:space="preserve"> There will be highs and lows, but over time, like water seeking its own level, we are pulled toward our baseline. (보충 are / 제외 against / seek→seeking, pull→pulled)</w:t>
       </w:r>
     </w:p>
     <w:p>
@@ -3906,7 +3966,7 @@
           <w:sz w:val="15"/>
           <w:u w:val="none"/>
         </w:rPr>
-        <w:t xml:space="preserve"> This tendency is best seen with little kids and their toy joy. (see→seen)</w:t>
+        <w:t xml:space="preserve"> The euphoria of first love fades, and so does the despair of a break-up. (fade→fades)</w:t>
       </w:r>
     </w:p>
     <w:p>
@@ -3931,7 +3991,7 @@
           <w:sz w:val="15"/>
           <w:u w:val="none"/>
         </w:rPr>
-        <w:t xml:space="preserve"> fade (fades)</w:t>
+        <w:t xml:space="preserve"> 좋은 일이든 나쁜 일이든 시간이 지나면 개인의 기본 행복 수준(기준선)으로 되돌아가는 경향</w:t>
       </w:r>
     </w:p>
     <w:p>
@@ -3956,7 +4016,7 @@
           <w:sz w:val="15"/>
           <w:u w:val="none"/>
         </w:rPr>
-        <w:t xml:space="preserve"> 좋은 일이든 나쁜 일이든 시간이 지나면 개인의 기본 행복 수준으로 되돌아가는 경향</w:t>
+        <w:t xml:space="preserve"> fades</w:t>
       </w:r>
     </w:p>
     <w:p>
@@ -4006,7 +4066,7 @@
           <w:sz w:val="15"/>
           <w:u w:val="none"/>
         </w:rPr>
-        <w:t xml:space="preserve"> happy</w:t>
+        <w:t xml:space="preserve"> news</w:t>
       </w:r>
     </w:p>
     <w:p>
@@ -4031,7 +4091,7 @@
           <w:sz w:val="15"/>
           <w:u w:val="none"/>
         </w:rPr>
-        <w:t xml:space="preserve"> ★feel (주어 most of them 복수)</w:t>
+        <w:t xml:space="preserve"> ★has (주어 the extra money 불가산 단수)</w:t>
       </w:r>
     </w:p>
     <w:p>
@@ -4056,7 +4116,7 @@
           <w:sz w:val="15"/>
           <w:u w:val="none"/>
         </w:rPr>
-        <w:t xml:space="preserve"> ★become (주어 the new house and car 복수)</w:t>
+        <w:t xml:space="preserve"> ★who (선행사 People, 관계절 주어 자리 — whose 뒤에는 명사)</w:t>
       </w:r>
     </w:p>
     <w:p>
@@ -4081,7 +4141,7 @@
           <w:sz w:val="15"/>
           <w:u w:val="none"/>
         </w:rPr>
-        <w:t xml:space="preserve"> ★like (전치사 ‘~처럼’ — alike는 서술 형용사·부사)</w:t>
+        <w:t xml:space="preserve"> ★have adjusted (현재까지의 결과 — the glow fades(현재)와 같은 시점)</w:t>
       </w:r>
     </w:p>
     <w:p>
@@ -4106,7 +4166,7 @@
           <w:sz w:val="15"/>
           <w:u w:val="none"/>
         </w:rPr>
-        <w:t xml:space="preserve"> adapt</w:t>
+        <w:t xml:space="preserve"> baseline</w:t>
       </w:r>
     </w:p>
     <w:p>
@@ -4147,7 +4207,7 @@
           <w:sz w:val="15"/>
           <w:u w:val="none"/>
         </w:rPr>
-        <w:t xml:space="preserve"> 정답 ② — (a) ✕ (b) ✕ (c) ○ (d) ○ (e) ○</w:t>
+        <w:t xml:space="preserve"> 정답 ④ — (A) ✕ (B) ○ (C) ✕ (D) ○</w:t>
       </w:r>
     </w:p>
     <w:p>
@@ -4172,7 +4232,7 @@
           <w:sz w:val="15"/>
           <w:u w:val="none"/>
         </w:rPr>
-        <w:t xml:space="preserve"> 정답 ④ — ⓑ returning → return / ⓓ so is → so does / ⓕ which → what</w:t>
+        <w:t xml:space="preserve"> 정답 ②</w:t>
       </w:r>
     </w:p>
     <w:p>
@@ -4197,7 +4257,7 @@
           <w:sz w:val="15"/>
           <w:u w:val="none"/>
         </w:rPr>
-        <w:t xml:space="preserve"> 정답 ① — return · fades · pulled</w:t>
+        <w:t xml:space="preserve"> 정답 ③</w:t>
       </w:r>
     </w:p>
     <w:p>
@@ -4222,7 +4282,7 @@
           <w:sz w:val="15"/>
           <w:u w:val="none"/>
         </w:rPr>
-        <w:t xml:space="preserve"> 정답 ⑤</w:t>
+        <w:t xml:space="preserve"> 정답 ① — temporary · adaptation</w:t>
       </w:r>
     </w:p>
     <w:p>
@@ -4247,7 +4307,7 @@
           <w:sz w:val="15"/>
           <w:u w:val="none"/>
         </w:rPr>
-        <w:t xml:space="preserve"> 정답 ③</w:t>
+        <w:t xml:space="preserve"> 정답 ④</w:t>
       </w:r>
     </w:p>
     <w:p>
@@ -4272,7 +4332,7 @@
           <w:sz w:val="15"/>
           <w:u w:val="none"/>
         </w:rPr>
-        <w:t xml:space="preserve"> 정답 ②</w:t>
+        <w:t xml:space="preserve"> 정답 ⑤</w:t>
       </w:r>
     </w:p>
     <w:p>
@@ -4297,7 +4357,7 @@
           <w:sz w:val="15"/>
           <w:u w:val="none"/>
         </w:rPr>
-        <w:t xml:space="preserve"> 정답 ④</w:t>
+        <w:t xml:space="preserve"> 정답 ③ — lingers → fades</w:t>
       </w:r>
     </w:p>
     <w:p>
@@ -4322,7 +4382,7 @@
           <w:sz w:val="15"/>
           <w:u w:val="none"/>
         </w:rPr>
-        <w:t xml:space="preserve"> (1) happiness  (2) adjustment  (3) adaptation</w:t>
+        <w:t xml:space="preserve"> Just as water seeks its own level, so are we pulled toward our baseline over time.</w:t>
       </w:r>
     </w:p>
     <w:p>
@@ -4347,7 +4407,7 @@
           <w:sz w:val="15"/>
           <w:u w:val="none"/>
         </w:rPr>
-        <w:t xml:space="preserve"> Both the euphoria of first love and the despair of a break-up fade over time.</w:t>
+        <w:t xml:space="preserve"> (1) determined  (2) adjustment  (3) despair  (4) adapting</w:t>
       </w:r>
     </w:p>
     <w:p>
@@ -4372,7 +4432,7 @@
           <w:sz w:val="15"/>
           <w:u w:val="none"/>
         </w:rPr>
-        <w:t xml:space="preserve"> 정답 ③</w:t>
+        <w:t xml:space="preserve"> 정답 ②</w:t>
       </w:r>
     </w:p>
     <w:p>
@@ -4422,7 +4482,7 @@
           <w:sz w:val="14"/>
           <w:u w:val="none"/>
         </w:rPr>
-        <w:t>(a) [부정어 삭제]</w:t>
+        <w:t>(C) [정도 과장]</w:t>
       </w:r>
       <w:r>
         <w:rPr>
@@ -4431,7 +4491,7 @@
           <w:sz w:val="14"/>
           <w:u w:val="none"/>
         </w:rPr>
-        <w:t xml:space="preserve"> not … merely를 only로 뒤집었다. </w:t>
+        <w:t xml:space="preserve"> ‘완전히 새 방향은 아니다’를 ‘전혀 영향 없다’로 과장. </w:t>
       </w:r>
       <w:r>
         <w:rPr>
@@ -4440,7 +4500,7 @@
           <w:sz w:val="14"/>
           <w:u w:val="none"/>
         </w:rPr>
-        <w:t>(d) [옳은 어휘 decoy]</w:t>
+        <w:t>(D) [decoy]</w:t>
       </w:r>
       <w:r>
         <w:rPr>
@@ -4449,7 +4509,7 @@
           <w:sz w:val="14"/>
           <w:u w:val="none"/>
         </w:rPr>
-        <w:t xml:space="preserve"> fade의 뜻을 모르면 틀렸다고 고르게 된다 — ③은 이것까지 고른 선지. </w:t>
+        <w:t xml:space="preserve"> of happiness 때문에 복수로 착각하면 ⑤. </w:t>
       </w:r>
       <w:r>
         <w:rPr>
@@ -4458,7 +4518,7 @@
           <w:sz w:val="14"/>
           <w:u w:val="none"/>
         </w:rPr>
-        <w:t>(b)</w:t>
+        <w:t>(B) [decoy]</w:t>
       </w:r>
       <w:r>
         <w:rPr>
@@ -4467,7 +4527,7 @@
           <w:sz w:val="14"/>
           <w:u w:val="none"/>
         </w:rPr>
-        <w:t xml:space="preserve"> 인과(Because)로 읽으면 두 절이 충돌한다.</w:t>
+        <w:t xml:space="preserve"> so is로 고치고 싶게 만들지만 앞 동사가 be동사가 아니다.</w:t>
       </w:r>
     </w:p>
     <w:p>
@@ -4501,7 +4561,7 @@
           <w:sz w:val="14"/>
           <w:u w:val="none"/>
         </w:rPr>
-        <w:t>ⓐ [수일치 decoy]</w:t>
+        <w:t>③ [방향 역전]</w:t>
       </w:r>
       <w:r>
         <w:rPr>
@@ -4510,7 +4570,7 @@
           <w:sz w:val="14"/>
           <w:u w:val="none"/>
         </w:rPr>
-        <w:t xml:space="preserve"> happy or sad, content or discontent의 나열에 끌려 are로 바꾸고 싶어진다 — ③은 이를 고른 선지. </w:t>
+        <w:t xml:space="preserve"> 적응은 민감해지는 것이 아니라 둔감해지는 것. </w:t>
       </w:r>
       <w:r>
         <w:rPr>
@@ -4519,7 +4579,7 @@
           <w:sz w:val="14"/>
           <w:u w:val="none"/>
         </w:rPr>
-        <w:t>ⓓ</w:t>
+        <w:t>④ [한 끗]</w:t>
       </w:r>
       <w:r>
         <w:rPr>
@@ -4528,7 +4588,25 @@
           <w:sz w:val="14"/>
           <w:u w:val="none"/>
         </w:rPr>
-        <w:t xml:space="preserve"> be동사 문장이 아니므로 so is 불가.</w:t>
+        <w:t xml:space="preserve"> ‘기준이 올라간다’는 적응의 한 해석처럼 보이지만 본문은 ‘원래 수준으로 복귀’(usual point)를 말하지 기준 상승을 말하지 않는다. </w:t>
+      </w:r>
+      <w:r>
+        <w:rPr>
+          <w:rFonts w:ascii="맑은 고딕" w:hAnsi="맑은 고딕" w:eastAsia="맑은 고딕"/>
+          <w:b/>
+          <w:sz w:val="14"/>
+          <w:u w:val="none"/>
+        </w:rPr>
+        <w:t>⑤</w:t>
+      </w:r>
+      <w:r>
+        <w:rPr>
+          <w:rFonts w:ascii="맑은 고딕" w:hAnsi="맑은 고딕" w:eastAsia="맑은 고딕"/>
+          <w:b w:val="0"/>
+          <w:sz w:val="14"/>
+          <w:u w:val="none"/>
+        </w:rPr>
+        <w:t xml:space="preserve"> 잊는 것이 아니라 느낌이 바래는 것.</w:t>
       </w:r>
     </w:p>
     <w:p>
@@ -4562,7 +4640,7 @@
           <w:sz w:val="14"/>
           <w:u w:val="none"/>
         </w:rPr>
-        <w:t>⑤ [한 끗]</w:t>
+        <w:t>③ [원인 귀속 치환]</w:t>
       </w:r>
       <w:r>
         <w:rPr>
@@ -4571,7 +4649,7 @@
           <w:sz w:val="14"/>
           <w:u w:val="none"/>
         </w:rPr>
-        <w:t xml:space="preserve"> (A)(B)는 맞고 (C)만 pulling — be pulling toward 뒤 목적어가 없다. </w:t>
+        <w:t xml:space="preserve"> 본문이 명시적으로 부정한(not because …) 이유를 고른 선지. </w:t>
       </w:r>
       <w:r>
         <w:rPr>
@@ -4580,7 +4658,7 @@
           <w:sz w:val="14"/>
           <w:u w:val="none"/>
         </w:rPr>
-        <w:t>③</w:t>
+        <w:t>⑤ [한 끗 정답지]</w:t>
       </w:r>
       <w:r>
         <w:rPr>
@@ -4589,7 +4667,7 @@
           <w:sz w:val="14"/>
           <w:u w:val="none"/>
         </w:rPr>
-        <w:t xml:space="preserve"> grows면 ‘행복감은 커지고 절망도 커진다’ — 기준선 복귀 논지와 충돌.</w:t>
+        <w:t xml:space="preserve"> 이중 부정이라 헷갈리지만 — [A] do shape our mood, [B] feels like a new life — 둘 다 당시의 효과는 인정하므로 참.</w:t>
       </w:r>
     </w:p>
     <w:p>
@@ -4623,7 +4701,7 @@
           <w:sz w:val="14"/>
           <w:u w:val="none"/>
         </w:rPr>
-        <w:t>⑤ [방향 반전]</w:t>
+        <w:t>③ [한 끗]</w:t>
       </w:r>
       <w:r>
         <w:rPr>
@@ -4632,7 +4710,7 @@
           <w:sz w:val="14"/>
           <w:u w:val="none"/>
         </w:rPr>
-        <w:t xml:space="preserve"> back up after bad news를 거꾸로 진술. </w:t>
+        <w:t xml:space="preserve"> (A)는 맞지만 (B) memory — 기억이 아니라 적응이 되돌린다. </w:t>
       </w:r>
       <w:r>
         <w:rPr>
@@ -4641,7 +4719,7 @@
           <w:sz w:val="14"/>
           <w:u w:val="none"/>
         </w:rPr>
-        <w:t>④ [decoy]</w:t>
+        <w:t>② [방향 역전]</w:t>
       </w:r>
       <w:r>
         <w:rPr>
@@ -4650,7 +4728,25 @@
           <w:sz w:val="14"/>
           <w:u w:val="none"/>
         </w:rPr>
-        <w:t xml:space="preserve"> 일시적이지만 실제로 행복하다(they are)는 본문 그대로 — 틀렸다고 착각하기 쉽다.</w:t>
+        <w:t xml:space="preserve"> permanent는 본문과 정반대. </w:t>
+      </w:r>
+      <w:r>
+        <w:rPr>
+          <w:rFonts w:ascii="맑은 고딕" w:hAnsi="맑은 고딕" w:eastAsia="맑은 고딕"/>
+          <w:b/>
+          <w:sz w:val="14"/>
+          <w:u w:val="none"/>
+        </w:rPr>
+        <w:t>④</w:t>
+      </w:r>
+      <w:r>
+        <w:rPr>
+          <w:rFonts w:ascii="맑은 고딕" w:hAnsi="맑은 고딕" w:eastAsia="맑은 고딕"/>
+          <w:b w:val="0"/>
+          <w:sz w:val="14"/>
+          <w:u w:val="none"/>
+        </w:rPr>
+        <w:t xml:space="preserve"> exaggerated — 감정이 과장됐다는 평가는 본문에 없다.</w:t>
       </w:r>
     </w:p>
     <w:p>
@@ -4684,7 +4780,7 @@
           <w:sz w:val="14"/>
           <w:u w:val="none"/>
         </w:rPr>
-        <w:t>② [정반대]</w:t>
+        <w:t>④ [방향 교체]</w:t>
       </w:r>
       <w:r>
         <w:rPr>
@@ -4693,7 +4789,7 @@
           <w:sz w:val="14"/>
           <w:u w:val="none"/>
         </w:rPr>
-        <w:t xml:space="preserve"> 당첨자도 결국 이전 수준으로 돌아간다. </w:t>
+        <w:t xml:space="preserve"> ‘결국 회복한다’는 결말이 본문과 같아 참처럼 보이지만 ‘더 가라앉는’ 과정은 없다. </w:t>
       </w:r>
       <w:r>
         <w:rPr>
@@ -4702,7 +4798,7 @@
           <w:sz w:val="14"/>
           <w:u w:val="none"/>
         </w:rPr>
-        <w:t>④ [부분 반전]</w:t>
+        <w:t>① [한 끗 정답지]</w:t>
       </w:r>
       <w:r>
         <w:rPr>
@@ -4711,7 +4807,7 @@
           <w:sz w:val="14"/>
           <w:u w:val="none"/>
         </w:rPr>
-        <w:t xml:space="preserve"> 두 글 모두 ‘영구적이지 않다’가 핵심.</w:t>
+        <w:t xml:space="preserve"> do shape our mood, yet no single passing event … — 참.</w:t>
       </w:r>
     </w:p>
     <w:p>
@@ -4745,7 +4841,7 @@
           <w:sz w:val="14"/>
           <w:u w:val="none"/>
         </w:rPr>
-        <w:t>③ [모순 함정]</w:t>
+        <w:t>② [방향 역전]</w:t>
       </w:r>
       <w:r>
         <w:rPr>
@@ -4754,7 +4850,7 @@
           <w:sz w:val="14"/>
           <w:u w:val="none"/>
         </w:rPr>
-        <w:t xml:space="preserve"> While our experiences affect our mood와 정면 충돌. </w:t>
+        <w:t xml:space="preserve"> 본문과 정반대. </w:t>
       </w:r>
       <w:r>
         <w:rPr>
@@ -4763,7 +4859,7 @@
           <w:sz w:val="14"/>
           <w:u w:val="none"/>
         </w:rPr>
-        <w:t>④⑤ [반대 개념]</w:t>
+        <w:t>①·③ [사례 일반화]</w:t>
       </w:r>
       <w:r>
         <w:rPr>
@@ -4772,7 +4868,25 @@
           <w:sz w:val="14"/>
           <w:u w:val="none"/>
         </w:rPr>
-        <w:t xml:space="preserve"> 본문이 긍정하는 내용을 부정문에 넣어 거꾸로 만든 선지.</w:t>
+        <w:t xml:space="preserve"> 아이·첫사랑은 경향을 보여 주는 예시. </w:t>
+      </w:r>
+      <w:r>
+        <w:rPr>
+          <w:rFonts w:ascii="맑은 고딕" w:hAnsi="맑은 고딕" w:eastAsia="맑은 고딕"/>
+          <w:b/>
+          <w:sz w:val="14"/>
+          <w:u w:val="none"/>
+        </w:rPr>
+        <w:t>④</w:t>
+      </w:r>
+      <w:r>
+        <w:rPr>
+          <w:rFonts w:ascii="맑은 고딕" w:hAnsi="맑은 고딕" w:eastAsia="맑은 고딕"/>
+          <w:b w:val="0"/>
+          <w:sz w:val="14"/>
+          <w:u w:val="none"/>
+        </w:rPr>
+        <w:t xml:space="preserve"> 조언·권고는 본문에 없다.</w:t>
       </w:r>
     </w:p>
     <w:p>
@@ -4806,7 +4920,7 @@
           <w:sz w:val="14"/>
           <w:u w:val="none"/>
         </w:rPr>
-        <w:t>④ [소재어 재사용 함정]</w:t>
+        <w:t>① [한 끗]</w:t>
       </w:r>
       <w:r>
         <w:rPr>
@@ -4815,7 +4929,25 @@
           <w:sz w:val="14"/>
           <w:u w:val="none"/>
         </w:rPr>
-        <w:t xml:space="preserve"> toy, children이 들어가 자연스러워 보인다. ⑤의 they are가 ③의 happy를 받는 대동사 구조임을 보면 ④가 사이를 끊고 있음이 드러난다.</w:t>
+        <w:t xml:space="preserve"> not determined merely by를 ‘전혀 결정되지 않는다’로 오독하면 merely가 어색해 보인다. </w:t>
+      </w:r>
+      <w:r>
+        <w:rPr>
+          <w:rFonts w:ascii="맑은 고딕" w:hAnsi="맑은 고딕" w:eastAsia="맑은 고딕"/>
+          <w:b/>
+          <w:sz w:val="14"/>
+          <w:u w:val="none"/>
+        </w:rPr>
+        <w:t>② [형태 함정]</w:t>
+      </w:r>
+      <w:r>
+        <w:rPr>
+          <w:rFonts w:ascii="맑은 고딕" w:hAnsi="맑은 고딕" w:eastAsia="맑은 고딕"/>
+          <w:b w:val="0"/>
+          <w:sz w:val="14"/>
+          <w:u w:val="none"/>
+        </w:rPr>
+        <w:t xml:space="preserve"> affect/effect 혼동 — 동사 자리이므로 affect가 맞다.</w:t>
       </w:r>
     </w:p>
     <w:p>
@@ -4840,7 +4972,43 @@
           <w:sz w:val="14"/>
           <w:u w:val="none"/>
         </w:rPr>
-        <w:t xml:space="preserve"> (1) happy ✕ — 명사 자리. (2) adjust ✕ (3) adapt ✕ — 동사 형태 그대로. (2)(3)을 서로 바꿔 써도 의미상 인정(각 동사의 명사형이면 정답). [채점] 각 1점.</w:t>
+        <w:t xml:space="preserve"> </w:t>
+      </w:r>
+      <w:r>
+        <w:rPr>
+          <w:rFonts w:ascii="맑은 고딕" w:hAnsi="맑은 고딕" w:eastAsia="맑은 고딕"/>
+          <w:b/>
+          <w:sz w:val="14"/>
+          <w:u w:val="none"/>
+        </w:rPr>
+        <w:t>so we are pulled</w:t>
+      </w:r>
+      <w:r>
+        <w:rPr>
+          <w:rFonts w:ascii="맑은 고딕" w:hAnsi="맑은 고딕" w:eastAsia="맑은 고딕"/>
+          <w:b w:val="0"/>
+          <w:sz w:val="14"/>
+          <w:u w:val="none"/>
+        </w:rPr>
+        <w:t xml:space="preserve"> ✕ — so 뒤 도치(are we) 조건 위반. </w:t>
+      </w:r>
+      <w:r>
+        <w:rPr>
+          <w:rFonts w:ascii="맑은 고딕" w:hAnsi="맑은 고딕" w:eastAsia="맑은 고딕"/>
+          <w:b/>
+          <w:sz w:val="14"/>
+          <w:u w:val="none"/>
+        </w:rPr>
+        <w:t>Just as water seeking</w:t>
+      </w:r>
+      <w:r>
+        <w:rPr>
+          <w:rFonts w:ascii="맑은 고딕" w:hAnsi="맑은 고딕" w:eastAsia="맑은 고딕"/>
+          <w:b w:val="0"/>
+          <w:sz w:val="14"/>
+          <w:u w:val="none"/>
+        </w:rPr>
+        <w:t xml:space="preserve"> ✕ — as는 접속사이므로 절(seeks) 필요(보기에 seeks). [채점] Just as … so + 도치 구조 1.5 / 어순 1 / 철자·단어 수 0.5.</w:t>
       </w:r>
     </w:p>
     <w:p>
@@ -4874,7 +5042,7 @@
           <w:sz w:val="14"/>
           <w:u w:val="none"/>
         </w:rPr>
-        <w:t>fades</w:t>
+        <w:t>despairing</w:t>
       </w:r>
       <w:r>
         <w:rPr>
@@ -4883,7 +5051,7 @@
           <w:sz w:val="14"/>
           <w:u w:val="none"/>
         </w:rPr>
-        <w:t xml:space="preserve"> ✕ — 어형 변형 금지 + both A and B는 복수. </w:t>
+        <w:t xml:space="preserve"> ✕ — (3)은 the … of 사이 명사 자리, 어형을 ‘바꾸지 않아도 되는’ 경우. </w:t>
       </w:r>
       <w:r>
         <w:rPr>
@@ -4892,7 +5060,7 @@
           <w:sz w:val="14"/>
           <w:u w:val="none"/>
         </w:rPr>
-        <w:t>Both … fade and the despair …</w:t>
+        <w:t>adjusting</w:t>
       </w:r>
       <w:r>
         <w:rPr>
@@ -4901,7 +5069,25 @@
           <w:sz w:val="14"/>
           <w:u w:val="none"/>
         </w:rPr>
-        <w:t xml:space="preserve"> ✕ — 동사는 주어 덩어리 뒤. [채점] both A and B 구조 1.5 / 어순 1 / 단어 수·철자 0.5.</w:t>
+        <w:t xml:space="preserve"> △ — (2)는 constant 뒤 명사 adjustment가 자연스러움(동명사는 감점). </w:t>
+      </w:r>
+      <w:r>
+        <w:rPr>
+          <w:rFonts w:ascii="맑은 고딕" w:hAnsi="맑은 고딕" w:eastAsia="맑은 고딕"/>
+          <w:b/>
+          <w:sz w:val="14"/>
+          <w:u w:val="none"/>
+        </w:rPr>
+        <w:t>adapted</w:t>
+      </w:r>
+      <w:r>
+        <w:rPr>
+          <w:rFonts w:ascii="맑은 고딕" w:hAnsi="맑은 고딕" w:eastAsia="맑은 고딕"/>
+          <w:b w:val="0"/>
+          <w:sz w:val="14"/>
+          <w:u w:val="none"/>
+        </w:rPr>
+        <w:t xml:space="preserve"> ✕ — end up은 -ing를 취함. [채점] 각 0.75, 어형 오류는 0.</w:t>
       </w:r>
     </w:p>
     <w:p>
@@ -4935,7 +5121,7 @@
           <w:sz w:val="14"/>
           <w:u w:val="none"/>
         </w:rPr>
-        <w:t>④ [한 끗]</w:t>
+        <w:t>⑤ [한 끗]</w:t>
       </w:r>
       <w:r>
         <w:rPr>
@@ -4944,7 +5130,25 @@
           <w:sz w:val="14"/>
           <w:u w:val="none"/>
         </w:rPr>
-        <w:t xml:space="preserve"> (B) 뒤 (C)를 두면 This tendency가 가리킬 ‘기준선으로 끌려감’이 아직 없다. (C) 맨 끝의 장난감 예는 글의 마지막에 오는 구체 사례.</w:t>
+        <w:t xml:space="preserve"> (C)-(B)-(A)는 (C)의 our baseline이 (B)의 default level of well-being보다 먼저 나와 ‘기준선’이 무엇인지 정의되기 전에 쓰인다. </w:t>
+      </w:r>
+      <w:r>
+        <w:rPr>
+          <w:rFonts w:ascii="맑은 고딕" w:hAnsi="맑은 고딕" w:eastAsia="맑은 고딕"/>
+          <w:b/>
+          <w:sz w:val="14"/>
+          <w:u w:val="none"/>
+        </w:rPr>
+        <w:t>③</w:t>
+      </w:r>
+      <w:r>
+        <w:rPr>
+          <w:rFonts w:ascii="맑은 고딕" w:hAnsi="맑은 고딕" w:eastAsia="맑은 고딕"/>
+          <w:b w:val="0"/>
+          <w:sz w:val="14"/>
+          <w:u w:val="none"/>
+        </w:rPr>
+        <w:t xml:space="preserve"> (A)의 This tendency가 (B)만 받으면 ‘기준선 복귀’ 설명이 끊긴 채 사례로 넘어간다.</w:t>
       </w:r>
     </w:p>
     <w:p>
@@ -4969,7 +5173,7 @@
           <w:sz w:val="14"/>
           <w:u w:val="none"/>
         </w:rPr>
-        <w:t xml:space="preserve"> 우리가 행복한지 슬픈지, 만족스러운지 불만족스러운지는 삶의 경험의 각각의 개별적이고 연속적인 순간—좋은 일이 일어나면 행복하고 나쁜 일이 일어나면 슬픈 것—에 의해서만 결정되지 않는다. 우리의 경험이 기분에 영향을 주기는 하지만, 우리는 매번의 돌풍에 의해 완전히 새로운 방향으로 날려 가지는 않는다. 인간으로서 우리는 좋은 것이든 나쁜 것이든 새로운 정보와 사건에 적응하고, 개인적인 기본 행복 수준으로 되돌아간다. 기복은 있겠지만, 시간이 지나면서 자기 수위를 찾는 물처럼 우리는 기준선으로 끌려간다—나쁜 소식 뒤에는 다시 올라가고 좋은 소식 뒤에는 다시 내려간다. 첫사랑의 행복감은 사라지고, 이별의 절망도 그렇다. 이 경향은 어린아이들과 장난감의 기쁨에서 가장 잘 보인다. 간절히 바라던 것을 얻으면 그들은 남은 평생 행복할 것이라 믿는다. 그리고 남은 인생의 처음 몇 분 동안은 정말 그렇다. 하지만 그다음, 아이들은—어른들처럼—적응한다.</w:t>
+        <w:t xml:space="preserve"> ['우리가 행복한지 슬픈지, 만족스러운지 불만족스러운지는 삶의 경험의 각각의 개별적이고 연속적인 순간 — 좋은 일이 일어나면 행복하고 나쁜 일이 일어나면 슬픈 것 — 에 의해서만 결정되지 않는다.', '우리의 경험이 기분에 영향을 주기는 하지만, 우리는 매번의 돌풍에 완전히 새로운 방향으로 날려 가지는 않는다.', '인간으로서 우리는 좋은 것이든 나쁜 것이든 새로운 정보와 사건에 적응하고, 개인적인 기본 행복 수준으로 되돌아간다.', '기복은 있겠지만, 시간이 지나면서 자기 수위를 찾는 물처럼 우리는 기준선으로 끌려간다 — 나쁜 소식 뒤에는 다시 올라가고, 좋은 소식 뒤에는 다시 내려간다.', '첫사랑의 행복감은 사라지고, 이별의 절망도 그렇다.', '이 경향은 어린아이들과 장난감의 기쁨에서 가장 잘 보인다. 간절히 바라던 것을 얻으면 그들은 남은 평생 행복할 것이라 믿는다.', '그리고 남은 인생의 처음 몇 분 동안은 정말 그렇다.', '하지만 그다음, 아이들은 — 어른들처럼 — 적응한다.']</w:t>
       </w:r>
     </w:p>
     <w:p>
@@ -4994,7 +5198,7 @@
           <w:sz w:val="14"/>
           <w:u w:val="none"/>
         </w:rPr>
-        <w:t xml:space="preserve"> 복권 당첨자들은 잘 알려진 예를 보여 준다. 당첨 후 처음 몇 주 동안 그들 대부분은 세상을 다 가진 듯한 기분을 느낀다. 그러나 1~2년 안에 많은 이들이 이전과 거의 비슷하게 행복하다고 말하고, 새집과 새 차는 그저 일상의 일부가 된다. 행운은 불운과 마찬가지로 서서히 배경 속으로 사라진다.</w:t>
+        <w:t xml:space="preserve"> ['오래 기다린 임금 인상에서도 같은 일이 일어난다.', '첫 주에는 급여 명세서의 더 커진 숫자가 새 인생처럼 느껴진다. 그 직원은 더 당당하게 걷고 더 자유롭게 쓴다.', '하지만 몇 달 안에 그 추가 수입은 조용히 평소 금액이 되어 버리고, ‘겨우 먹고산다’는 예전 느낌이 돌아온다.', '임금 인상이 자신의 기분을 영원히 바꿔 주리라 기대하는 사람들은 그 빛이 얼마나 빨리 바래는지에 대개 놀란다 — 돈이 사라져서가 아니라 그들이 거기에 적응했기 때문이다.']</w:t>
       </w:r>
     </w:p>
     <w:sectPr>
